--- a/Hepzibha_Sundararaj_AI_Resume.docx
+++ b/Hepzibha_Sundararaj_AI_Resume.docx
@@ -22,10 +22,6 @@
       <w:pPr>
         <w:spacing w:after="40"/>
         <w:jc w:val="center"/>
-      </w:pPr>
-      <w:proofErr w:type="spellStart"/>
-      <w:proofErr w:type="gramStart"/>
-      <w:r>
         <w:rPr>
           <w:i/>
           <w:iCs/>
@@ -33,8 +29,7 @@
           <w:sz w:val="24"/>
           <w:szCs w:val="24"/>
         </w:rPr>
-        <w:t>Sr.</w:t>
-      </w:r>
+      </w:pPr>
       <w:r>
         <w:rPr>
           <w:i/>
@@ -43,10 +38,8 @@
           <w:sz w:val="24"/>
           <w:szCs w:val="24"/>
         </w:rPr>
-        <w:t>Front</w:t>
-      </w:r>
-      <w:proofErr w:type="spellEnd"/>
-      <w:proofErr w:type="gramEnd"/>
+        <w:t>Sr.</w:t>
+      </w:r>
       <w:r>
         <w:rPr>
           <w:i/>
@@ -55,7 +48,7 @@
           <w:sz w:val="24"/>
           <w:szCs w:val="24"/>
         </w:rPr>
-        <w:t>-End</w:t>
+        <w:t xml:space="preserve"> </w:t>
       </w:r>
       <w:r>
         <w:rPr>
@@ -65,7 +58,7 @@
           <w:sz w:val="24"/>
           <w:szCs w:val="24"/>
         </w:rPr>
-        <w:t xml:space="preserve"> | </w:t>
+        <w:t>Front-End</w:t>
       </w:r>
       <w:r>
         <w:rPr>
@@ -75,7 +68,7 @@
           <w:sz w:val="24"/>
           <w:szCs w:val="24"/>
         </w:rPr>
-        <w:t>API</w:t>
+        <w:t xml:space="preserve"> | </w:t>
       </w:r>
       <w:r>
         <w:rPr>
@@ -85,7 +78,7 @@
           <w:sz w:val="24"/>
           <w:szCs w:val="24"/>
         </w:rPr>
-        <w:t xml:space="preserve"> |</w:t>
+        <w:t>API</w:t>
       </w:r>
       <w:r>
         <w:rPr>
@@ -95,9 +88,8 @@
           <w:sz w:val="24"/>
           <w:szCs w:val="24"/>
         </w:rPr>
-        <w:t xml:space="preserve"> Full Stack </w:t>
-      </w:r>
-      <w:proofErr w:type="gramStart"/>
+        <w:t xml:space="preserve"> |</w:t>
+      </w:r>
       <w:r>
         <w:rPr>
           <w:i/>
@@ -106,9 +98,8 @@
           <w:sz w:val="24"/>
           <w:szCs w:val="24"/>
         </w:rPr>
-        <w:t>Developer  |</w:t>
-      </w:r>
-      <w:proofErr w:type="gramEnd"/>
+        <w:t xml:space="preserve"> Full Stack </w:t>
+      </w:r>
       <w:r>
         <w:rPr>
           <w:i/>
@@ -117,7 +108,7 @@
           <w:sz w:val="24"/>
           <w:szCs w:val="24"/>
         </w:rPr>
-        <w:t xml:space="preserve">  React +</w:t>
+        <w:t>Developer | React</w:t>
       </w:r>
       <w:r>
         <w:rPr>
@@ -127,9 +118,8 @@
           <w:sz w:val="24"/>
           <w:szCs w:val="24"/>
         </w:rPr>
-        <w:t xml:space="preserve"> </w:t>
-      </w:r>
-      <w:proofErr w:type="gramStart"/>
+        <w:t xml:space="preserve"> +</w:t>
+      </w:r>
       <w:r>
         <w:rPr>
           <w:i/>
@@ -138,7 +128,7 @@
           <w:sz w:val="24"/>
           <w:szCs w:val="24"/>
         </w:rPr>
-        <w:t>Python</w:t>
+        <w:t xml:space="preserve"> </w:t>
       </w:r>
       <w:r>
         <w:rPr>
@@ -148,9 +138,8 @@
           <w:sz w:val="24"/>
           <w:szCs w:val="24"/>
         </w:rPr>
-        <w:t xml:space="preserve">  |</w:t>
-      </w:r>
-      <w:proofErr w:type="gramEnd"/>
+        <w:t>Python |</w:t>
+      </w:r>
       <w:r>
         <w:rPr>
           <w:i/>
@@ -179,12 +168,32 @@
           <w:sz w:val="24"/>
           <w:szCs w:val="24"/>
         </w:rPr>
+        <w:t xml:space="preserve">Generative AI | AI Agents | </w:t>
+      </w:r>
+      <w:r>
+        <w:rPr>
+          <w:i/>
+          <w:iCs/>
+          <w:color w:val="555555"/>
+          <w:sz w:val="24"/>
+          <w:szCs w:val="24"/>
+        </w:rPr>
         <w:t>Agentic AI</w:t>
       </w:r>
-    </w:p>
-    <w:p>
-      <w:pPr>
-        <w:spacing w:after="200"/>
+      <w:r>
+        <w:rPr>
+          <w:i/>
+          <w:iCs/>
+          <w:color w:val="555555"/>
+          <w:sz w:val="24"/>
+          <w:szCs w:val="24"/>
+        </w:rPr>
+        <w:t xml:space="preserve"> | MVC Server | RAG | AWS Bedrock | UI-UX Designer |</w:t>
+      </w:r>
+    </w:p>
+    <w:p>
+      <w:pPr>
+        <w:spacing w:after="40"/>
         <w:jc w:val="center"/>
       </w:pPr>
       <w:r>
@@ -193,14 +202,12 @@
         </w:rPr>
         <w:t>(608) 305-</w:t>
       </w:r>
-      <w:proofErr w:type="gramStart"/>
-      <w:r>
-        <w:rPr>
-          <w:color w:val="555555"/>
-        </w:rPr>
-        <w:t>4633  |</w:t>
-      </w:r>
-      <w:proofErr w:type="gramEnd"/>
+      <w:r>
+        <w:rPr>
+          <w:color w:val="555555"/>
+        </w:rPr>
+        <w:t>4633 |</w:t>
+      </w:r>
       <w:r>
         <w:rPr>
           <w:color w:val="555555"/>
@@ -219,7 +226,19 @@
         <w:rPr>
           <w:color w:val="555555"/>
         </w:rPr>
-        <w:t xml:space="preserve"> | </w:t>
+        <w:t xml:space="preserve"> </w:t>
+      </w:r>
+      <w:r>
+        <w:rPr>
+          <w:color w:val="555555"/>
+        </w:rPr>
+        <w:t>|</w:t>
+      </w:r>
+      <w:r>
+        <w:rPr>
+          <w:color w:val="555555"/>
+        </w:rPr>
+        <w:t xml:space="preserve"> </w:t>
       </w:r>
       <w:hyperlink r:id="rId6" w:history="1">
         <w:r>
@@ -420,14 +439,12 @@
         </w:rPr>
         <w:t>, Claude Code, Codex, Cursor, GitHub Copilot, RAG, tool/function calling</w:t>
       </w:r>
-      <w:proofErr w:type="gramStart"/>
-      <w:r>
-        <w:rPr>
-          <w:color w:val="1A1A1A"/>
-        </w:rPr>
-        <w:t>, agentic</w:t>
-      </w:r>
-      <w:proofErr w:type="gramEnd"/>
+      <w:r>
+        <w:rPr>
+          <w:color w:val="1A1A1A"/>
+        </w:rPr>
+        <w:t>, and agentic</w:t>
+      </w:r>
       <w:r>
         <w:rPr>
           <w:color w:val="1A1A1A"/>
@@ -640,35 +657,15 @@
           <w:sz w:val="22"/>
           <w:szCs w:val="22"/>
         </w:rPr>
-        <w:t xml:space="preserve"> Developer / React + AI </w:t>
-      </w:r>
-      <w:proofErr w:type="gramStart"/>
-      <w:r>
-        <w:rPr>
-          <w:b/>
-          <w:bCs/>
-          <w:color w:val="1A1A1A"/>
+        <w:t xml:space="preserve"> Developer / React + AI Lead</w:t>
+      </w:r>
+      <w:r>
+        <w:rPr>
+          <w:color w:val="555555"/>
           <w:sz w:val="22"/>
           <w:szCs w:val="22"/>
         </w:rPr>
-        <w:t>Lead</w:t>
-      </w:r>
-      <w:r>
-        <w:rPr>
-          <w:color w:val="555555"/>
-          <w:sz w:val="22"/>
-          <w:szCs w:val="22"/>
-        </w:rPr>
-        <w:t xml:space="preserve">  |</w:t>
-      </w:r>
-      <w:proofErr w:type="gramEnd"/>
-      <w:r>
-        <w:rPr>
-          <w:color w:val="555555"/>
-          <w:sz w:val="22"/>
-          <w:szCs w:val="22"/>
-        </w:rPr>
-        <w:t xml:space="preserve">  </w:t>
+        <w:t xml:space="preserve">  |  </w:t>
       </w:r>
       <w:r>
         <w:rPr>
@@ -678,9 +675,600 @@
           <w:sz w:val="22"/>
           <w:szCs w:val="22"/>
         </w:rPr>
-        <w:t xml:space="preserve">Freddie Mac / Conduent (Birla </w:t>
-      </w:r>
-      <w:proofErr w:type="gramStart"/>
+        <w:t>Freddie Mac / Conduent (Birla Soft)</w:t>
+      </w:r>
+      <w:r>
+        <w:rPr>
+          <w:i/>
+          <w:iCs/>
+          <w:color w:val="555555"/>
+        </w:rPr>
+        <w:t xml:space="preserve">  |  Feb 2022 – Present</w:t>
+      </w:r>
+    </w:p>
+    <w:p>
+      <w:pPr>
+        <w:pStyle w:val="ListParagraph"/>
+        <w:numPr>
+          <w:ilvl w:val="0"/>
+          <w:numId w:val="2"/>
+        </w:numPr>
+        <w:spacing w:after="60"/>
+      </w:pPr>
+      <w:r>
+        <w:rPr>
+          <w:color w:val="1A1A1A"/>
+        </w:rPr>
+        <w:t>Architected and deployed scalable RESTful APIs using Node.js and Express, handling 10K+ concurrent requests with sub-100ms response times through async/ await patterns and connection pooling.</w:t>
+      </w:r>
+    </w:p>
+    <w:p>
+      <w:pPr>
+        <w:pStyle w:val="ListParagraph"/>
+        <w:numPr>
+          <w:ilvl w:val="0"/>
+          <w:numId w:val="2"/>
+        </w:numPr>
+        <w:spacing w:after="60"/>
+      </w:pPr>
+      <w:r>
+        <w:t>Migrate legacy monolithic application to Node.js microservices architecture, reducing deployment time by 60% and improving system fault isolation across 8 independent services.</w:t>
+      </w:r>
+    </w:p>
+    <w:p>
+      <w:pPr>
+        <w:pStyle w:val="ListParagraph"/>
+        <w:numPr>
+          <w:ilvl w:val="0"/>
+          <w:numId w:val="2"/>
+        </w:numPr>
+        <w:spacing w:after="60"/>
+      </w:pPr>
+      <w:r>
+        <w:t>Engineered real-time data pipeline using Node.js, web sockets, and Redis pub / sub, enabling live event streaming for 50K+ simultaneous users with 99.9% uptime.</w:t>
+      </w:r>
+    </w:p>
+    <w:p>
+      <w:pPr>
+        <w:pStyle w:val="ListParagraph"/>
+        <w:numPr>
+          <w:ilvl w:val="0"/>
+          <w:numId w:val="2"/>
+        </w:numPr>
+        <w:spacing w:after="60"/>
+      </w:pPr>
+      <w:r>
+        <w:t>Optimized Node.js application performance by implementing worker threads, clustering, and caching strategies, reducing CPU load by 40% and cutting average API response time from 800ms to 120ms</w:t>
+      </w:r>
+    </w:p>
+    <w:p>
+      <w:pPr>
+        <w:pStyle w:val="ListParagraph"/>
+        <w:numPr>
+          <w:ilvl w:val="0"/>
+          <w:numId w:val="2"/>
+        </w:numPr>
+        <w:spacing w:after="60"/>
+      </w:pPr>
+      <w:r>
+        <w:t>Led adoption of AI-driven development practices using Cursor and GitHub Copilot within a Node.js codebase, accelerating feature delivery by 35% and reducing boilerplate authoring time by 70%.</w:t>
+      </w:r>
+    </w:p>
+    <w:p>
+      <w:pPr>
+        <w:pStyle w:val="ListParagraph"/>
+        <w:numPr>
+          <w:ilvl w:val="0"/>
+          <w:numId w:val="2"/>
+        </w:numPr>
+        <w:spacing w:after="60"/>
+      </w:pPr>
+      <w:r>
+        <w:rPr>
+          <w:color w:val="1A1A1A"/>
+        </w:rPr>
+        <w:t xml:space="preserve">Built a full-stack AI Agent interface using Next.js 16 App Router and React 19 integrating @ag-ui/client to enable real-time bidirectional communication between frontend and </w:t>
+      </w:r>
+      <w:r>
+        <w:rPr>
+          <w:color w:val="1A1A1A"/>
+        </w:rPr>
+        <w:t>Lang Graph</w:t>
+      </w:r>
+      <w:r>
+        <w:rPr>
+          <w:color w:val="1A1A1A"/>
+        </w:rPr>
+        <w:t>-orchestrated agents.</w:t>
+      </w:r>
+    </w:p>
+    <w:p>
+      <w:pPr>
+        <w:pStyle w:val="ListParagraph"/>
+        <w:numPr>
+          <w:ilvl w:val="0"/>
+          <w:numId w:val="2"/>
+        </w:numPr>
+        <w:spacing w:after="60"/>
+      </w:pPr>
+      <w:r>
+        <w:rPr>
+          <w:color w:val="1A1A1A"/>
+        </w:rPr>
+        <w:t>Designed and implemented agentic AI workflows integrating OpenAI and Lang</w:t>
+      </w:r>
+      <w:r>
+        <w:rPr>
+          <w:color w:val="1A1A1A"/>
+        </w:rPr>
+        <w:t xml:space="preserve"> </w:t>
+      </w:r>
+      <w:r>
+        <w:rPr>
+          <w:color w:val="1A1A1A"/>
+        </w:rPr>
+        <w:t>Chain APIs into enterprise SaaS platforms, enabling intelligent text generation, context-aware chat, and AI-assisted code features for 50,000+ users — leveraging Claude Code and Codex as primary AI coding agents throughout development.</w:t>
+      </w:r>
+    </w:p>
+    <w:p>
+      <w:pPr>
+        <w:pStyle w:val="ListParagraph"/>
+        <w:numPr>
+          <w:ilvl w:val="0"/>
+          <w:numId w:val="2"/>
+        </w:numPr>
+        <w:spacing w:after="60"/>
+      </w:pPr>
+      <w:r>
+        <w:rPr>
+          <w:color w:val="1A1A1A"/>
+        </w:rPr>
+        <w:t>Built AI-first full-stack features using React, TypeScript, and Java Spring Boot microservices, integrating LLM tool/function calling and RAG pipelines to automate complex enterprise SaaS workflows safely and at scale.</w:t>
+      </w:r>
+    </w:p>
+    <w:p>
+      <w:pPr>
+        <w:pStyle w:val="ListParagraph"/>
+        <w:numPr>
+          <w:ilvl w:val="0"/>
+          <w:numId w:val="2"/>
+        </w:numPr>
+        <w:spacing w:after="60"/>
+      </w:pPr>
+      <w:r>
+        <w:rPr>
+          <w:color w:val="1A1A1A"/>
+        </w:rPr>
+        <w:lastRenderedPageBreak/>
+        <w:t xml:space="preserve">Developed Python Fast API backend with </w:t>
+      </w:r>
+      <w:r>
+        <w:rPr>
+          <w:color w:val="1A1A1A"/>
+        </w:rPr>
+        <w:t>Lang Chain</w:t>
+      </w:r>
+      <w:r>
+        <w:rPr>
+          <w:color w:val="1A1A1A"/>
+        </w:rPr>
+        <w:t xml:space="preserve"> / </w:t>
+      </w:r>
+      <w:r>
+        <w:rPr>
+          <w:color w:val="1A1A1A"/>
+        </w:rPr>
+        <w:t>Lang Graph</w:t>
+      </w:r>
+      <w:r>
+        <w:rPr>
+          <w:color w:val="1A1A1A"/>
+        </w:rPr>
+        <w:t xml:space="preserve"> for multi-step AI orchestration, implementing A2A SDK agent communication and token-based authentication with OpenAI/Horizon language models.</w:t>
+      </w:r>
+    </w:p>
+    <w:p>
+      <w:pPr>
+        <w:pStyle w:val="ListParagraph"/>
+        <w:numPr>
+          <w:ilvl w:val="0"/>
+          <w:numId w:val="2"/>
+        </w:numPr>
+        <w:spacing w:after="60"/>
+      </w:pPr>
+      <w:r>
+        <w:rPr>
+          <w:color w:val="1A1A1A"/>
+        </w:rPr>
+        <w:t>Engineered a responsive, type-safe UI in TypeScript with Tailwind CSS 4.x and Daisy UI components, including markdown rendering via React Markdown with remark-</w:t>
+      </w:r>
+      <w:proofErr w:type="spellStart"/>
+      <w:r>
+        <w:rPr>
+          <w:color w:val="1A1A1A"/>
+        </w:rPr>
+        <w:t>gfm</w:t>
+      </w:r>
+      <w:proofErr w:type="spellEnd"/>
+      <w:r>
+        <w:rPr>
+          <w:color w:val="1A1A1A"/>
+        </w:rPr>
+        <w:t xml:space="preserve"> for rich agent response display.</w:t>
+      </w:r>
+    </w:p>
+    <w:p>
+      <w:pPr>
+        <w:pStyle w:val="ListParagraph"/>
+        <w:numPr>
+          <w:ilvl w:val="0"/>
+          <w:numId w:val="2"/>
+        </w:numPr>
+        <w:spacing w:after="60"/>
+      </w:pPr>
+      <w:r>
+        <w:rPr>
+          <w:color w:val="1A1A1A"/>
+        </w:rPr>
+        <w:t xml:space="preserve">Architected </w:t>
+      </w:r>
+      <w:r>
+        <w:rPr>
+          <w:color w:val="1A1A1A"/>
+        </w:rPr>
+        <w:t>Lang Graph</w:t>
+      </w:r>
+      <w:r>
+        <w:rPr>
+          <w:color w:val="1A1A1A"/>
+        </w:rPr>
+        <w:t xml:space="preserve"> agent workflow to coordinate multi-agent pipelines, handling state management, conditional routing, and tool-use chains to power complex AI-driven user interactions.</w:t>
+      </w:r>
+    </w:p>
+    <w:p>
+      <w:pPr>
+        <w:pStyle w:val="ListParagraph"/>
+        <w:numPr>
+          <w:ilvl w:val="0"/>
+          <w:numId w:val="2"/>
+        </w:numPr>
+        <w:spacing w:after="60"/>
+      </w:pPr>
+      <w:r>
+        <w:rPr>
+          <w:color w:val="1A1A1A"/>
+        </w:rPr>
+        <w:t xml:space="preserve">Owned end-to-end TypeScript/Python type safety across a distributed AI system, aligning </w:t>
+      </w:r>
+      <w:r>
+        <w:rPr>
+          <w:color w:val="1A1A1A"/>
+        </w:rPr>
+        <w:t>Fast API</w:t>
+      </w:r>
+      <w:r>
+        <w:rPr>
+          <w:color w:val="1A1A1A"/>
+        </w:rPr>
+        <w:t xml:space="preserve"> </w:t>
+      </w:r>
+      <w:proofErr w:type="spellStart"/>
+      <w:r>
+        <w:rPr>
+          <w:color w:val="1A1A1A"/>
+        </w:rPr>
+        <w:t>pydantic</w:t>
+      </w:r>
+      <w:proofErr w:type="spellEnd"/>
+      <w:r>
+        <w:rPr>
+          <w:color w:val="1A1A1A"/>
+        </w:rPr>
+        <w:t xml:space="preserve"> schemas with frontend TypeScript interfaces to eliminate runtime errors in agent communication payloads.</w:t>
+      </w:r>
+    </w:p>
+    <w:p>
+      <w:pPr>
+        <w:pStyle w:val="ListParagraph"/>
+        <w:numPr>
+          <w:ilvl w:val="0"/>
+          <w:numId w:val="2"/>
+        </w:numPr>
+        <w:spacing w:after="60"/>
+      </w:pPr>
+      <w:r>
+        <w:rPr>
+          <w:color w:val="1A1A1A"/>
+        </w:rPr>
+        <w:t>Architected and led development of micro-frontend React applications with modular, independently deployable components, defining coding standards, architectural roadmaps, and best practices while mentoring junior engineers and leading code reviews.</w:t>
+      </w:r>
+    </w:p>
+    <w:p>
+      <w:pPr>
+        <w:pStyle w:val="ListParagraph"/>
+        <w:numPr>
+          <w:ilvl w:val="0"/>
+          <w:numId w:val="2"/>
+        </w:numPr>
+        <w:spacing w:after="60"/>
+      </w:pPr>
+      <w:r>
+        <w:rPr>
+          <w:color w:val="1A1A1A"/>
+        </w:rPr>
+        <w:t>Designed and built a scalable library of reusable Material UI (MUI) components including custom-themed buttons, modals, data grids, and form controls, reducing UI development time by 30% across multiple enterprise React applications.</w:t>
+      </w:r>
+    </w:p>
+    <w:p>
+      <w:pPr>
+        <w:pStyle w:val="ListParagraph"/>
+        <w:numPr>
+          <w:ilvl w:val="0"/>
+          <w:numId w:val="2"/>
+        </w:numPr>
+        <w:spacing w:after="60"/>
+      </w:pPr>
+      <w:r>
+        <w:rPr>
+          <w:color w:val="1A1A1A"/>
+        </w:rPr>
+        <w:t>Familiarity with AI applications, LLM integration, agentic workflows, or strong interest in learning.</w:t>
+      </w:r>
+    </w:p>
+    <w:p>
+      <w:pPr>
+        <w:pStyle w:val="ListParagraph"/>
+        <w:numPr>
+          <w:ilvl w:val="0"/>
+          <w:numId w:val="2"/>
+        </w:numPr>
+        <w:spacing w:after="60"/>
+      </w:pPr>
+      <w:r>
+        <w:rPr>
+          <w:color w:val="1A1A1A"/>
+        </w:rPr>
+        <w:t>Experience using AI coding assistants such as Codex, Claude Code, Cursor, Copilot and similar tools.</w:t>
+      </w:r>
+    </w:p>
+    <w:p>
+      <w:pPr>
+        <w:pStyle w:val="ListParagraph"/>
+        <w:numPr>
+          <w:ilvl w:val="0"/>
+          <w:numId w:val="2"/>
+        </w:numPr>
+        <w:spacing w:after="60"/>
+      </w:pPr>
+      <w:r>
+        <w:rPr>
+          <w:color w:val="1A1A1A"/>
+        </w:rPr>
+        <w:t>Integrated RESTful and Graph</w:t>
+      </w:r>
+      <w:r>
+        <w:rPr>
+          <w:color w:val="1A1A1A"/>
+        </w:rPr>
+        <w:t xml:space="preserve"> </w:t>
+      </w:r>
+      <w:r>
+        <w:rPr>
+          <w:color w:val="1A1A1A"/>
+        </w:rPr>
+        <w:t>QL APIs into MUI-based React dashboards using Axios interceptors and Redux state management, delivering real-time data fetching with error boundaries and seamless loading states.</w:t>
+      </w:r>
+    </w:p>
+    <w:p>
+      <w:pPr>
+        <w:pStyle w:val="ListParagraph"/>
+        <w:numPr>
+          <w:ilvl w:val="0"/>
+          <w:numId w:val="2"/>
+        </w:numPr>
+        <w:spacing w:after="60"/>
+      </w:pPr>
+      <w:r>
+        <w:rPr>
+          <w:color w:val="1A1A1A"/>
+        </w:rPr>
+        <w:t xml:space="preserve">Built fully responsive, mobile-first web applications using MUI Grid/Box layout with custom </w:t>
+      </w:r>
+      <w:proofErr w:type="spellStart"/>
+      <w:r>
+        <w:rPr>
+          <w:color w:val="1A1A1A"/>
+        </w:rPr>
+        <w:t>useMediaQuery</w:t>
+      </w:r>
+      <w:proofErr w:type="spellEnd"/>
+      <w:r>
+        <w:rPr>
+          <w:color w:val="1A1A1A"/>
+        </w:rPr>
+        <w:t xml:space="preserve"> hooks, ensuring consistent cross-device experience across desktop, tablet, and mobile viewports.</w:t>
+      </w:r>
+    </w:p>
+    <w:p>
+      <w:pPr>
+        <w:pStyle w:val="ListParagraph"/>
+        <w:numPr>
+          <w:ilvl w:val="0"/>
+          <w:numId w:val="2"/>
+        </w:numPr>
+        <w:spacing w:after="60"/>
+      </w:pPr>
+      <w:r>
+        <w:rPr>
+          <w:color w:val="1A1A1A"/>
+        </w:rPr>
+        <w:t xml:space="preserve">Engineered centralized MUI theme configuration using </w:t>
+      </w:r>
+      <w:proofErr w:type="spellStart"/>
+      <w:r>
+        <w:rPr>
+          <w:color w:val="1A1A1A"/>
+        </w:rPr>
+        <w:t>createTheme</w:t>
+      </w:r>
+      <w:proofErr w:type="spellEnd"/>
+      <w:r>
+        <w:rPr>
+          <w:color w:val="1A1A1A"/>
+        </w:rPr>
+        <w:t xml:space="preserve"> and </w:t>
+      </w:r>
+      <w:proofErr w:type="spellStart"/>
+      <w:r>
+        <w:rPr>
+          <w:color w:val="1A1A1A"/>
+        </w:rPr>
+        <w:t>ThemeProvider</w:t>
+      </w:r>
+      <w:proofErr w:type="spellEnd"/>
+      <w:r>
+        <w:rPr>
+          <w:color w:val="1A1A1A"/>
+        </w:rPr>
+        <w:t>, enforcing brand-consistent typography, color palettes, and component overrides across the enterprise front-end suite.</w:t>
+      </w:r>
+    </w:p>
+    <w:p>
+      <w:pPr>
+        <w:pStyle w:val="ListParagraph"/>
+        <w:numPr>
+          <w:ilvl w:val="0"/>
+          <w:numId w:val="2"/>
+        </w:numPr>
+        <w:spacing w:after="60"/>
+      </w:pPr>
+      <w:r>
+        <w:rPr>
+          <w:color w:val="1A1A1A"/>
+        </w:rPr>
+        <w:t xml:space="preserve">Optimized MUI-driven React applications via component </w:t>
+      </w:r>
+      <w:proofErr w:type="spellStart"/>
+      <w:r>
+        <w:rPr>
+          <w:color w:val="1A1A1A"/>
+        </w:rPr>
+        <w:t>memoization</w:t>
+      </w:r>
+      <w:proofErr w:type="spellEnd"/>
+      <w:r>
+        <w:rPr>
+          <w:color w:val="1A1A1A"/>
+        </w:rPr>
+        <w:t>, lazy loading, and code splitting, enforcing WCAG 2.1 accessibility standards including keyboard navigation, ARIA roles, and color contrast compliance.</w:t>
+      </w:r>
+    </w:p>
+    <w:p>
+      <w:pPr>
+        <w:pStyle w:val="ListParagraph"/>
+        <w:numPr>
+          <w:ilvl w:val="0"/>
+          <w:numId w:val="2"/>
+        </w:numPr>
+        <w:spacing w:after="60"/>
+      </w:pPr>
+      <w:r>
+        <w:rPr>
+          <w:color w:val="1A1A1A"/>
+        </w:rPr>
+        <w:t>Automated CI/CD pipelines with Jenkins, Docker, Kubernetes, and AWS Lambda/S3; enforced security via IAM, KMS, and CloudTrail achieving zero breaches across all deployments.</w:t>
+      </w:r>
+    </w:p>
+    <w:p>
+      <w:pPr>
+        <w:pStyle w:val="ListParagraph"/>
+        <w:numPr>
+          <w:ilvl w:val="0"/>
+          <w:numId w:val="2"/>
+        </w:numPr>
+        <w:spacing w:after="60"/>
+      </w:pPr>
+      <w:r>
+        <w:rPr>
+          <w:color w:val="1A1A1A"/>
+        </w:rPr>
+        <w:t>Developed and integrated front-end applications with SharePoint CMS, enabling dynamic content delivery, template-driven UI components, and scalable content workflows across multiple enterprise platforms.</w:t>
+      </w:r>
+    </w:p>
+    <w:p>
+      <w:pPr>
+        <w:pStyle w:val="ListParagraph"/>
+        <w:numPr>
+          <w:ilvl w:val="0"/>
+          <w:numId w:val="2"/>
+        </w:numPr>
+        <w:spacing w:after="60"/>
+      </w:pPr>
+      <w:r>
+        <w:rPr>
+          <w:color w:val="1A1A1A"/>
+        </w:rPr>
+        <w:t>Experience with AI Agents, RAG, tool/function calling, and workflow automation.</w:t>
+      </w:r>
+    </w:p>
+    <w:p>
+      <w:pPr>
+        <w:pStyle w:val="ListParagraph"/>
+        <w:numPr>
+          <w:ilvl w:val="0"/>
+          <w:numId w:val="2"/>
+        </w:numPr>
+        <w:spacing w:after="60"/>
+      </w:pPr>
+      <w:r>
+        <w:rPr>
+          <w:color w:val="1A1A1A"/>
+        </w:rPr>
+        <w:t>Experience with modernizing enterprise SaaS applications, MongoDB, Jenkins, GitLab, and similar platforms.</w:t>
+      </w:r>
+    </w:p>
+    <w:p>
+      <w:pPr>
+        <w:spacing w:before="180" w:after="40"/>
+      </w:pPr>
+      <w:r>
+        <w:rPr>
+          <w:b/>
+          <w:bCs/>
+          <w:color w:val="1A1A1A"/>
+          <w:sz w:val="22"/>
+          <w:szCs w:val="22"/>
+        </w:rPr>
+        <w:t xml:space="preserve">Sr. React </w:t>
+      </w:r>
+      <w:r>
+        <w:rPr>
+          <w:b/>
+          <w:bCs/>
+          <w:color w:val="1A1A1A"/>
+          <w:sz w:val="22"/>
+          <w:szCs w:val="22"/>
+        </w:rPr>
+        <w:t xml:space="preserve">/ Full Stack </w:t>
+      </w:r>
+      <w:r>
+        <w:rPr>
+          <w:b/>
+          <w:bCs/>
+          <w:color w:val="1A1A1A"/>
+          <w:sz w:val="22"/>
+          <w:szCs w:val="22"/>
+        </w:rPr>
+        <w:t>Developer</w:t>
+      </w:r>
+      <w:r>
+        <w:rPr>
+          <w:color w:val="555555"/>
+          <w:sz w:val="22"/>
+          <w:szCs w:val="22"/>
+        </w:rPr>
+        <w:t xml:space="preserve">  |  </w:t>
+      </w:r>
       <w:r>
         <w:rPr>
           <w:b/>
@@ -689,7 +1277,7 @@
           <w:sz w:val="22"/>
           <w:szCs w:val="22"/>
         </w:rPr>
-        <w:t>Soft)</w:t>
+        <w:t>State Street Bank, Boston, MA</w:t>
       </w:r>
       <w:r>
         <w:rPr>
@@ -697,142 +1285,55 @@
           <w:iCs/>
           <w:color w:val="555555"/>
         </w:rPr>
-        <w:t xml:space="preserve">  |</w:t>
-      </w:r>
-      <w:proofErr w:type="gramEnd"/>
-      <w:r>
-        <w:rPr>
-          <w:i/>
-          <w:iCs/>
-          <w:color w:val="555555"/>
-        </w:rPr>
-        <w:t xml:space="preserve">  Feb 2022 – Present</w:t>
-      </w:r>
-    </w:p>
-    <w:p>
-      <w:pPr>
-        <w:pStyle w:val="ListParagraph"/>
-        <w:numPr>
-          <w:ilvl w:val="0"/>
-          <w:numId w:val="2"/>
-        </w:numPr>
-        <w:spacing w:after="60"/>
-      </w:pPr>
-      <w:r>
-        <w:rPr>
-          <w:color w:val="1A1A1A"/>
-        </w:rPr>
-        <w:t>Architected and deployed scalable RESTful APIs using Node.js and Express, handling 10K+ concurrent requests with sub-100ms response times through async/ await patterns and connection pooling.</w:t>
-      </w:r>
-    </w:p>
-    <w:p>
-      <w:pPr>
-        <w:pStyle w:val="ListParagraph"/>
-        <w:numPr>
-          <w:ilvl w:val="0"/>
-          <w:numId w:val="2"/>
-        </w:numPr>
-        <w:spacing w:after="60"/>
-      </w:pPr>
-      <w:r>
-        <w:t>Migrate legacy monolithic application to Node.js microservices architecture, reducing deployment time by 60% and improving system fault isolation across 8 independent services.</w:t>
-      </w:r>
-    </w:p>
-    <w:p>
-      <w:pPr>
-        <w:pStyle w:val="ListParagraph"/>
-        <w:numPr>
-          <w:ilvl w:val="0"/>
-          <w:numId w:val="2"/>
-        </w:numPr>
-        <w:spacing w:after="60"/>
-      </w:pPr>
-      <w:r>
-        <w:t>Engineered real-time data pipeline using Node.js, web sockets, and Redis pub / sub, enabling live event streaming for 50K+ simultaneous users with 99.9% uptime.</w:t>
-      </w:r>
-    </w:p>
-    <w:p>
-      <w:pPr>
-        <w:pStyle w:val="ListParagraph"/>
-        <w:numPr>
-          <w:ilvl w:val="0"/>
-          <w:numId w:val="2"/>
-        </w:numPr>
-        <w:spacing w:after="60"/>
-      </w:pPr>
-      <w:r>
-        <w:t>Optimized Node.js application performance by implementing worker threads, clustering, and caching strategies, reducing CPU load by 40% and cutting average API response time from 800ms to 120ms</w:t>
-      </w:r>
-    </w:p>
-    <w:p>
-      <w:pPr>
-        <w:pStyle w:val="ListParagraph"/>
-        <w:numPr>
-          <w:ilvl w:val="0"/>
-          <w:numId w:val="2"/>
-        </w:numPr>
-        <w:spacing w:after="60"/>
-      </w:pPr>
-      <w:r>
-        <w:t>Led adoption of AI-driven development practices using Cursor and GitHub Copilot within a Node.js codebase, accelerating feature delivery by 35% and reducing boilerplate authoring time by 70%.</w:t>
-      </w:r>
-    </w:p>
-    <w:p>
-      <w:pPr>
-        <w:pStyle w:val="ListParagraph"/>
-        <w:numPr>
-          <w:ilvl w:val="0"/>
-          <w:numId w:val="2"/>
-        </w:numPr>
-        <w:spacing w:after="60"/>
-      </w:pPr>
-      <w:r>
-        <w:rPr>
-          <w:color w:val="1A1A1A"/>
-        </w:rPr>
-        <w:t xml:space="preserve">Built a full-stack AI Agent interface using Next.js 16 App Router and React 19 </w:t>
-      </w:r>
-      <w:proofErr w:type="gramStart"/>
-      <w:r>
-        <w:rPr>
-          <w:color w:val="1A1A1A"/>
-        </w:rPr>
-        <w:t>integrating @</w:t>
-      </w:r>
-      <w:proofErr w:type="gramEnd"/>
-      <w:r>
-        <w:rPr>
-          <w:color w:val="1A1A1A"/>
-        </w:rPr>
-        <w:t xml:space="preserve">ag-ui/client to enable real-time bidirectional communication between frontend and </w:t>
-      </w:r>
-      <w:r>
-        <w:rPr>
-          <w:color w:val="1A1A1A"/>
-        </w:rPr>
-        <w:t>Lang Graph</w:t>
-      </w:r>
-      <w:r>
-        <w:rPr>
-          <w:color w:val="1A1A1A"/>
-        </w:rPr>
-        <w:t>-orchestrated agents.</w:t>
-      </w:r>
-    </w:p>
-    <w:p>
-      <w:pPr>
-        <w:pStyle w:val="ListParagraph"/>
-        <w:numPr>
-          <w:ilvl w:val="0"/>
-          <w:numId w:val="2"/>
-        </w:numPr>
-        <w:spacing w:after="60"/>
-      </w:pPr>
-      <w:r>
-        <w:rPr>
-          <w:color w:val="1A1A1A"/>
-        </w:rPr>
-        <w:t>Designed and implemented agentic AI workflows integrating OpenAI and Lang</w:t>
+        <w:t xml:space="preserve">  |  Aug 2019 – Jan 2022</w:t>
+      </w:r>
+    </w:p>
+    <w:p>
+      <w:pPr>
+        <w:pStyle w:val="ListParagraph"/>
+        <w:numPr>
+          <w:ilvl w:val="0"/>
+          <w:numId w:val="2"/>
+        </w:numPr>
+        <w:spacing w:after="60"/>
+      </w:pPr>
+      <w:r>
+        <w:rPr>
+          <w:color w:val="1A1A1A"/>
+        </w:rPr>
+        <w:t>Modernized legacy enterprise SaaS applications by migrating Angular apps to React and Next JS, improving load time, long-term maintainability, and alignment with modern full-stack architecture standards.</w:t>
+      </w:r>
+    </w:p>
+    <w:p>
+      <w:pPr>
+        <w:pStyle w:val="ListParagraph"/>
+        <w:numPr>
+          <w:ilvl w:val="0"/>
+          <w:numId w:val="2"/>
+        </w:numPr>
+        <w:spacing w:after="60"/>
+      </w:pPr>
+      <w:r>
+        <w:rPr>
+          <w:color w:val="1A1A1A"/>
+        </w:rPr>
+        <w:t>Built and optimized large-scale React SPAs and mobile apps using modern JavaScript (ES6+), Redux Saga, and advanced state management patterns, delivering pixel-perfect, ADA-compliant, responsive user interfaces.</w:t>
+      </w:r>
+    </w:p>
+    <w:p>
+      <w:pPr>
+        <w:pStyle w:val="ListParagraph"/>
+        <w:numPr>
+          <w:ilvl w:val="0"/>
+          <w:numId w:val="2"/>
+        </w:numPr>
+        <w:spacing w:after="60"/>
+      </w:pPr>
+      <w:r>
+        <w:rPr>
+          <w:color w:val="1A1A1A"/>
+        </w:rPr>
+        <w:t>Integrated Node.js and Express backends with REST and Graph</w:t>
       </w:r>
       <w:r>
         <w:rPr>
@@ -844,424 +1345,55 @@
         <w:rPr>
           <w:color w:val="1A1A1A"/>
         </w:rPr>
-        <w:t>Chain APIs into enterprise SaaS platforms, enabling intelligent text generation, context-aware chat, and AI-assisted code features for 50,000+ users — leveraging Claude Code and Codex as primary AI coding agents throughout development.</w:t>
-      </w:r>
-    </w:p>
-    <w:p>
-      <w:pPr>
-        <w:pStyle w:val="ListParagraph"/>
-        <w:numPr>
-          <w:ilvl w:val="0"/>
-          <w:numId w:val="2"/>
-        </w:numPr>
-        <w:spacing w:after="60"/>
-      </w:pPr>
-      <w:r>
-        <w:rPr>
-          <w:color w:val="1A1A1A"/>
-        </w:rPr>
-        <w:t>Built AI-first full-stack features using React, TypeScript, and Java Spring Boot microservices, integrating LLM tool/function calling and RAG pipelines to automate complex enterprise SaaS workflows safely and at scale.</w:t>
-      </w:r>
-    </w:p>
-    <w:p>
-      <w:pPr>
-        <w:pStyle w:val="ListParagraph"/>
-        <w:numPr>
-          <w:ilvl w:val="0"/>
-          <w:numId w:val="2"/>
-        </w:numPr>
-        <w:spacing w:after="60"/>
-      </w:pPr>
-      <w:r>
-        <w:rPr>
-          <w:color w:val="1A1A1A"/>
-        </w:rPr>
-        <w:t xml:space="preserve">Developed Python Fast API backend with </w:t>
-      </w:r>
-      <w:r>
-        <w:rPr>
-          <w:color w:val="1A1A1A"/>
-        </w:rPr>
-        <w:t>Lang Chain</w:t>
-      </w:r>
-      <w:r>
-        <w:rPr>
-          <w:color w:val="1A1A1A"/>
-        </w:rPr>
-        <w:t xml:space="preserve"> / </w:t>
-      </w:r>
-      <w:r>
-        <w:rPr>
-          <w:color w:val="1A1A1A"/>
-        </w:rPr>
-        <w:t>Lang Graph</w:t>
-      </w:r>
-      <w:r>
-        <w:rPr>
-          <w:color w:val="1A1A1A"/>
-        </w:rPr>
-        <w:t xml:space="preserve"> for multi-step AI orchestration, implementing A2A SDK agent communication and token-based authentication with OpenAI/Horizon language models.</w:t>
-      </w:r>
-    </w:p>
-    <w:p>
-      <w:pPr>
-        <w:pStyle w:val="ListParagraph"/>
-        <w:numPr>
-          <w:ilvl w:val="0"/>
-          <w:numId w:val="2"/>
-        </w:numPr>
-        <w:spacing w:after="60"/>
-      </w:pPr>
-      <w:r>
-        <w:rPr>
-          <w:color w:val="1A1A1A"/>
-        </w:rPr>
-        <w:lastRenderedPageBreak/>
-        <w:t>Engineered a responsive, type-safe UI in TypeScript with Tailwind CSS 4.x and Daisy UI components, including markdown rendering via React Markdown with remark-</w:t>
-      </w:r>
-      <w:proofErr w:type="spellStart"/>
-      <w:r>
-        <w:rPr>
-          <w:color w:val="1A1A1A"/>
-        </w:rPr>
-        <w:t>gfm</w:t>
-      </w:r>
-      <w:proofErr w:type="spellEnd"/>
-      <w:r>
-        <w:rPr>
-          <w:color w:val="1A1A1A"/>
-        </w:rPr>
-        <w:t xml:space="preserve"> for rich agent response display.</w:t>
-      </w:r>
-    </w:p>
-    <w:p>
-      <w:pPr>
-        <w:pStyle w:val="ListParagraph"/>
-        <w:numPr>
-          <w:ilvl w:val="0"/>
-          <w:numId w:val="2"/>
-        </w:numPr>
-        <w:spacing w:after="60"/>
-      </w:pPr>
-      <w:r>
-        <w:rPr>
-          <w:color w:val="1A1A1A"/>
-        </w:rPr>
-        <w:t xml:space="preserve">Architected </w:t>
-      </w:r>
-      <w:r>
-        <w:rPr>
-          <w:color w:val="1A1A1A"/>
-        </w:rPr>
-        <w:t>Lang Graph</w:t>
-      </w:r>
-      <w:r>
-        <w:rPr>
-          <w:color w:val="1A1A1A"/>
-        </w:rPr>
-        <w:t xml:space="preserve"> agent workflow to coordinate multi-agent pipelines, handling state management, conditional routing, and tool-use chains to power complex AI-driven user interactions.</w:t>
-      </w:r>
-    </w:p>
-    <w:p>
-      <w:pPr>
-        <w:pStyle w:val="ListParagraph"/>
-        <w:numPr>
-          <w:ilvl w:val="0"/>
-          <w:numId w:val="2"/>
-        </w:numPr>
-        <w:spacing w:after="60"/>
-      </w:pPr>
-      <w:r>
-        <w:rPr>
-          <w:color w:val="1A1A1A"/>
-        </w:rPr>
-        <w:t xml:space="preserve">Owned end-to-end TypeScript/Python type safety across a distributed AI system, aligning </w:t>
-      </w:r>
-      <w:r>
-        <w:rPr>
-          <w:color w:val="1A1A1A"/>
-        </w:rPr>
-        <w:t>Fast API</w:t>
-      </w:r>
-      <w:r>
-        <w:rPr>
-          <w:color w:val="1A1A1A"/>
-        </w:rPr>
-        <w:t xml:space="preserve"> </w:t>
-      </w:r>
-      <w:proofErr w:type="spellStart"/>
-      <w:r>
-        <w:rPr>
-          <w:color w:val="1A1A1A"/>
-        </w:rPr>
-        <w:t>pydantic</w:t>
-      </w:r>
-      <w:proofErr w:type="spellEnd"/>
-      <w:r>
-        <w:rPr>
-          <w:color w:val="1A1A1A"/>
-        </w:rPr>
-        <w:t xml:space="preserve"> schemas with frontend TypeScript interfaces to eliminate runtime errors in agent communication payloads.</w:t>
-      </w:r>
-    </w:p>
-    <w:p>
-      <w:pPr>
-        <w:pStyle w:val="ListParagraph"/>
-        <w:numPr>
-          <w:ilvl w:val="0"/>
-          <w:numId w:val="2"/>
-        </w:numPr>
-        <w:spacing w:after="60"/>
-      </w:pPr>
-      <w:r>
-        <w:rPr>
-          <w:color w:val="1A1A1A"/>
-        </w:rPr>
-        <w:t>Architected and led development of micro-frontend React applications with modular, independently deployable components, defining coding standards, architectural roadmaps, and best practices while mentoring junior engineers and leading code reviews.</w:t>
-      </w:r>
-    </w:p>
-    <w:p>
-      <w:pPr>
-        <w:pStyle w:val="ListParagraph"/>
-        <w:numPr>
-          <w:ilvl w:val="0"/>
-          <w:numId w:val="2"/>
-        </w:numPr>
-        <w:spacing w:after="60"/>
-      </w:pPr>
-      <w:r>
-        <w:rPr>
-          <w:color w:val="1A1A1A"/>
-        </w:rPr>
-        <w:t>Designed and built a scalable library of reusable Material UI (MUI) components including custom-themed buttons, modals, data grids, and form controls, reducing UI development time by 30% across multiple enterprise React applications.</w:t>
-      </w:r>
-    </w:p>
-    <w:p>
-      <w:pPr>
-        <w:pStyle w:val="ListParagraph"/>
-        <w:numPr>
-          <w:ilvl w:val="0"/>
-          <w:numId w:val="2"/>
-        </w:numPr>
-        <w:spacing w:after="60"/>
-      </w:pPr>
-      <w:r>
-        <w:rPr>
-          <w:color w:val="1A1A1A"/>
-        </w:rPr>
-        <w:t>Familiarity with AI applications, LLM integration, agentic workflows, or strong interest in learning.</w:t>
-      </w:r>
-    </w:p>
-    <w:p>
-      <w:pPr>
-        <w:pStyle w:val="ListParagraph"/>
-        <w:numPr>
-          <w:ilvl w:val="0"/>
-          <w:numId w:val="2"/>
-        </w:numPr>
-        <w:spacing w:after="60"/>
-      </w:pPr>
-      <w:r>
-        <w:rPr>
-          <w:color w:val="1A1A1A"/>
-        </w:rPr>
-        <w:t>Experience using AI coding assistants such as Codex, Claude Code, Cursor, Copilot and similar tools.</w:t>
-      </w:r>
-    </w:p>
-    <w:p>
-      <w:pPr>
-        <w:pStyle w:val="ListParagraph"/>
-        <w:numPr>
-          <w:ilvl w:val="0"/>
-          <w:numId w:val="2"/>
-        </w:numPr>
-        <w:spacing w:after="60"/>
-      </w:pPr>
-      <w:r>
-        <w:rPr>
-          <w:color w:val="1A1A1A"/>
-        </w:rPr>
-        <w:t>Integrated RESTful and Graph</w:t>
-      </w:r>
-      <w:r>
-        <w:rPr>
-          <w:color w:val="1A1A1A"/>
-        </w:rPr>
-        <w:t xml:space="preserve"> </w:t>
-      </w:r>
-      <w:r>
-        <w:rPr>
-          <w:color w:val="1A1A1A"/>
-        </w:rPr>
-        <w:t>QL APIs into MUI-based React dashboards using Axios interceptors and Redux state management, delivering real-time data fetching with error boundaries and seamless loading states.</w:t>
-      </w:r>
-    </w:p>
-    <w:p>
-      <w:pPr>
-        <w:pStyle w:val="ListParagraph"/>
-        <w:numPr>
-          <w:ilvl w:val="0"/>
-          <w:numId w:val="2"/>
-        </w:numPr>
-        <w:spacing w:after="60"/>
-      </w:pPr>
-      <w:r>
-        <w:rPr>
-          <w:color w:val="1A1A1A"/>
-        </w:rPr>
-        <w:t xml:space="preserve">Built fully responsive, mobile-first web applications using MUI Grid/Box layout with custom </w:t>
-      </w:r>
-      <w:proofErr w:type="spellStart"/>
-      <w:r>
-        <w:rPr>
-          <w:color w:val="1A1A1A"/>
-        </w:rPr>
-        <w:t>useMediaQuery</w:t>
-      </w:r>
-      <w:proofErr w:type="spellEnd"/>
-      <w:r>
-        <w:rPr>
-          <w:color w:val="1A1A1A"/>
-        </w:rPr>
-        <w:t xml:space="preserve"> hooks, ensuring consistent cross-device experience across desktop, tablet, and mobile viewports.</w:t>
-      </w:r>
-    </w:p>
-    <w:p>
-      <w:pPr>
-        <w:pStyle w:val="ListParagraph"/>
-        <w:numPr>
-          <w:ilvl w:val="0"/>
-          <w:numId w:val="2"/>
-        </w:numPr>
-        <w:spacing w:after="60"/>
-      </w:pPr>
-      <w:r>
-        <w:rPr>
-          <w:color w:val="1A1A1A"/>
-        </w:rPr>
-        <w:t xml:space="preserve">Engineered centralized MUI theme configuration using </w:t>
-      </w:r>
-      <w:proofErr w:type="spellStart"/>
-      <w:r>
-        <w:rPr>
-          <w:color w:val="1A1A1A"/>
-        </w:rPr>
-        <w:t>createTheme</w:t>
-      </w:r>
-      <w:proofErr w:type="spellEnd"/>
-      <w:r>
-        <w:rPr>
-          <w:color w:val="1A1A1A"/>
-        </w:rPr>
-        <w:t xml:space="preserve"> and </w:t>
-      </w:r>
-      <w:proofErr w:type="spellStart"/>
-      <w:r>
-        <w:rPr>
-          <w:color w:val="1A1A1A"/>
-        </w:rPr>
-        <w:t>ThemeProvider</w:t>
-      </w:r>
-      <w:proofErr w:type="spellEnd"/>
-      <w:r>
-        <w:rPr>
-          <w:color w:val="1A1A1A"/>
-        </w:rPr>
-        <w:t>, enforcing brand-consistent typography, color palettes, and component overrides across the enterprise front-end suite.</w:t>
-      </w:r>
-    </w:p>
-    <w:p>
-      <w:pPr>
-        <w:pStyle w:val="ListParagraph"/>
-        <w:numPr>
-          <w:ilvl w:val="0"/>
-          <w:numId w:val="2"/>
-        </w:numPr>
-        <w:spacing w:after="60"/>
-      </w:pPr>
-      <w:r>
-        <w:rPr>
-          <w:color w:val="1A1A1A"/>
-        </w:rPr>
-        <w:t xml:space="preserve">Optimized MUI-driven React applications via component </w:t>
-      </w:r>
-      <w:proofErr w:type="spellStart"/>
-      <w:r>
-        <w:rPr>
-          <w:color w:val="1A1A1A"/>
-        </w:rPr>
-        <w:t>memoization</w:t>
-      </w:r>
-      <w:proofErr w:type="spellEnd"/>
-      <w:r>
-        <w:rPr>
-          <w:color w:val="1A1A1A"/>
-        </w:rPr>
-        <w:t>, lazy loading, and code splitting, enforcing WCAG 2.1 accessibility standards including keyboard navigation, ARIA roles, and color contrast compliance.</w:t>
-      </w:r>
-    </w:p>
-    <w:p>
-      <w:pPr>
-        <w:pStyle w:val="ListParagraph"/>
-        <w:numPr>
-          <w:ilvl w:val="0"/>
-          <w:numId w:val="2"/>
-        </w:numPr>
-        <w:spacing w:after="60"/>
-      </w:pPr>
-      <w:r>
-        <w:rPr>
-          <w:color w:val="1A1A1A"/>
-        </w:rPr>
-        <w:t>Automated CI/CD pipelines with Jenkins, Docker, Kubernetes, and AWS Lambda/S3; enforced security via IAM, KMS, and CloudTrail achieving zero breaches across all deployments.</w:t>
-      </w:r>
-    </w:p>
-    <w:p>
-      <w:pPr>
-        <w:pStyle w:val="ListParagraph"/>
-        <w:numPr>
-          <w:ilvl w:val="0"/>
-          <w:numId w:val="2"/>
-        </w:numPr>
-        <w:spacing w:after="60"/>
-      </w:pPr>
-      <w:r>
-        <w:rPr>
-          <w:color w:val="1A1A1A"/>
-        </w:rPr>
-        <w:t>Developed and integrated front-end applications with SharePoint CMS, enabling dynamic content delivery, template-driven UI components, and scalable content workflows across multiple enterprise platforms.</w:t>
-      </w:r>
-    </w:p>
-    <w:p>
-      <w:pPr>
-        <w:pStyle w:val="ListParagraph"/>
-        <w:numPr>
-          <w:ilvl w:val="0"/>
-          <w:numId w:val="2"/>
-        </w:numPr>
-        <w:spacing w:after="60"/>
-      </w:pPr>
-      <w:r>
-        <w:rPr>
-          <w:color w:val="1A1A1A"/>
-        </w:rPr>
-        <w:t>Experience with AI Agents, RAG, tool/function calling, and workflow automation.</w:t>
-      </w:r>
-    </w:p>
-    <w:p>
-      <w:pPr>
-        <w:pStyle w:val="ListParagraph"/>
-        <w:numPr>
-          <w:ilvl w:val="0"/>
-          <w:numId w:val="2"/>
-        </w:numPr>
-        <w:spacing w:after="60"/>
-      </w:pPr>
-      <w:r>
-        <w:rPr>
-          <w:color w:val="1A1A1A"/>
-        </w:rPr>
-        <w:t>Experience with modernizing enterprise SaaS applications, MongoDB, Jenkins, GitLab, and similar platforms.</w:t>
+        <w:t>QL APIs for real-time data flow; authored advanced SQL queries against Snowflake materialized views, leveraging Snowflake data sharing to provide governed, live access to multi-tenant datasets across enterprise clients.</w:t>
+      </w:r>
+    </w:p>
+    <w:p>
+      <w:pPr>
+        <w:pStyle w:val="ListParagraph"/>
+        <w:numPr>
+          <w:ilvl w:val="0"/>
+          <w:numId w:val="2"/>
+        </w:numPr>
+        <w:spacing w:after="60"/>
+      </w:pPr>
+      <w:r>
+        <w:rPr>
+          <w:color w:val="1A1A1A"/>
+        </w:rPr>
+        <w:t>Embedded Power BI reports within React dashboards connected to Snowflake data pipelines, enabling real-time self-service analytics and KPI visualization for business stakeholders.</w:t>
+      </w:r>
+    </w:p>
+    <w:p>
+      <w:pPr>
+        <w:pStyle w:val="ListParagraph"/>
+        <w:numPr>
+          <w:ilvl w:val="0"/>
+          <w:numId w:val="2"/>
+        </w:numPr>
+        <w:spacing w:after="60"/>
+      </w:pPr>
+      <w:r>
+        <w:rPr>
+          <w:color w:val="1A1A1A"/>
+        </w:rPr>
+        <w:t>Implemented robust testing with Jest, React Testing Library, Mocha, and Enzyme; integrated Splunk for performance monitoring and reliability tracking across enterprise deployments.</w:t>
+      </w:r>
+    </w:p>
+    <w:p>
+      <w:pPr>
+        <w:pStyle w:val="ListParagraph"/>
+        <w:numPr>
+          <w:ilvl w:val="0"/>
+          <w:numId w:val="2"/>
+        </w:numPr>
+        <w:spacing w:after="60"/>
+      </w:pPr>
+      <w:r>
+        <w:rPr>
+          <w:color w:val="1A1A1A"/>
+        </w:rPr>
+        <w:t>Managed serverless deployments on AWS EC2, S3, Lambda, and API Gateway; championed accessibility-first development culture ensuring WCAG 508 compliance for government and enterprise clients.</w:t>
       </w:r>
     </w:p>
     <w:p>
@@ -1276,45 +1408,15 @@
           <w:sz w:val="22"/>
           <w:szCs w:val="22"/>
         </w:rPr>
-        <w:t xml:space="preserve">Sr. React </w:t>
-      </w:r>
-      <w:r>
-        <w:rPr>
-          <w:b/>
-          <w:bCs/>
-          <w:color w:val="1A1A1A"/>
+        <w:t>UI Developer / React JS Developer</w:t>
+      </w:r>
+      <w:r>
+        <w:rPr>
+          <w:color w:val="555555"/>
           <w:sz w:val="22"/>
           <w:szCs w:val="22"/>
         </w:rPr>
-        <w:t xml:space="preserve">/ Full Stack </w:t>
-      </w:r>
-      <w:proofErr w:type="gramStart"/>
-      <w:r>
-        <w:rPr>
-          <w:b/>
-          <w:bCs/>
-          <w:color w:val="1A1A1A"/>
-          <w:sz w:val="22"/>
-          <w:szCs w:val="22"/>
-        </w:rPr>
-        <w:t>Developer</w:t>
-      </w:r>
-      <w:r>
-        <w:rPr>
-          <w:color w:val="555555"/>
-          <w:sz w:val="22"/>
-          <w:szCs w:val="22"/>
-        </w:rPr>
-        <w:t xml:space="preserve">  |</w:t>
-      </w:r>
-      <w:proofErr w:type="gramEnd"/>
-      <w:r>
-        <w:rPr>
-          <w:color w:val="555555"/>
-          <w:sz w:val="22"/>
-          <w:szCs w:val="22"/>
-        </w:rPr>
-        <w:t xml:space="preserve">  </w:t>
+        <w:t xml:space="preserve">  |  </w:t>
       </w:r>
       <w:r>
         <w:rPr>
@@ -1324,9 +1426,154 @@
           <w:sz w:val="22"/>
           <w:szCs w:val="22"/>
         </w:rPr>
-        <w:t xml:space="preserve">State Street Bank, Boston, </w:t>
-      </w:r>
-      <w:proofErr w:type="gramStart"/>
+        <w:t>Johnson &amp; Johnson, New Brunswick, NJ</w:t>
+      </w:r>
+      <w:r>
+        <w:rPr>
+          <w:i/>
+          <w:iCs/>
+          <w:color w:val="555555"/>
+        </w:rPr>
+        <w:t xml:space="preserve">  |  May 2017 – Jul 2019</w:t>
+      </w:r>
+    </w:p>
+    <w:p>
+      <w:pPr>
+        <w:pStyle w:val="ListParagraph"/>
+        <w:numPr>
+          <w:ilvl w:val="0"/>
+          <w:numId w:val="2"/>
+        </w:numPr>
+        <w:spacing w:after="60"/>
+      </w:pPr>
+      <w:r>
+        <w:rPr>
+          <w:color w:val="1A1A1A"/>
+        </w:rPr>
+        <w:lastRenderedPageBreak/>
+        <w:t>Led front-end technical initiatives as a technical lead across micro-frontend React applications integrated with Java-based microservices and Python Flask/Fast</w:t>
+      </w:r>
+      <w:r>
+        <w:rPr>
+          <w:color w:val="1A1A1A"/>
+        </w:rPr>
+        <w:t xml:space="preserve"> </w:t>
+      </w:r>
+      <w:r>
+        <w:rPr>
+          <w:color w:val="1A1A1A"/>
+        </w:rPr>
+        <w:t>API/Django backends, defining standards and contributing to strategic technical roadmaps.</w:t>
+      </w:r>
+    </w:p>
+    <w:p>
+      <w:pPr>
+        <w:pStyle w:val="ListParagraph"/>
+        <w:numPr>
+          <w:ilvl w:val="0"/>
+          <w:numId w:val="2"/>
+        </w:numPr>
+        <w:spacing w:after="60"/>
+      </w:pPr>
+      <w:r>
+        <w:rPr>
+          <w:color w:val="1A1A1A"/>
+        </w:rPr>
+        <w:t>Built cloud-native full-stack applications on AWS Lambda, ECS, and Code</w:t>
+      </w:r>
+      <w:r>
+        <w:rPr>
+          <w:color w:val="1A1A1A"/>
+        </w:rPr>
+        <w:t xml:space="preserve"> </w:t>
+      </w:r>
+      <w:r>
+        <w:rPr>
+          <w:color w:val="1A1A1A"/>
+        </w:rPr>
+        <w:t>Pipeline, applying TDD with Jest, Mocha, and Jasmine to maintain test coverage greater than 90%; monitored performance with CloudWatch and X-Ray.</w:t>
+      </w:r>
+    </w:p>
+    <w:p>
+      <w:pPr>
+        <w:pStyle w:val="ListParagraph"/>
+        <w:numPr>
+          <w:ilvl w:val="0"/>
+          <w:numId w:val="2"/>
+        </w:numPr>
+        <w:spacing w:after="60"/>
+      </w:pPr>
+      <w:r>
+        <w:rPr>
+          <w:color w:val="1A1A1A"/>
+        </w:rPr>
+        <w:t>Implemented Graph</w:t>
+      </w:r>
+      <w:r>
+        <w:rPr>
+          <w:color w:val="1A1A1A"/>
+        </w:rPr>
+        <w:t xml:space="preserve"> </w:t>
+      </w:r>
+      <w:r>
+        <w:rPr>
+          <w:color w:val="1A1A1A"/>
+        </w:rPr>
+        <w:t>QL and REST endpoints for seamless data communication; designed Redux Saga and Mob</w:t>
+      </w:r>
+      <w:r>
+        <w:rPr>
+          <w:color w:val="1A1A1A"/>
+        </w:rPr>
+        <w:t xml:space="preserve"> </w:t>
+      </w:r>
+      <w:r>
+        <w:rPr>
+          <w:color w:val="1A1A1A"/>
+        </w:rPr>
+        <w:t>X state management flows for complex async enterprise workflows.</w:t>
+      </w:r>
+    </w:p>
+    <w:p>
+      <w:pPr>
+        <w:spacing w:before="180" w:after="40"/>
+      </w:pPr>
+      <w:r>
+        <w:rPr>
+          <w:b/>
+          <w:bCs/>
+          <w:color w:val="1A1A1A"/>
+          <w:sz w:val="22"/>
+          <w:szCs w:val="22"/>
+        </w:rPr>
+        <w:t xml:space="preserve">UI Developer / React JS </w:t>
+      </w:r>
+      <w:r>
+        <w:rPr>
+          <w:b/>
+          <w:bCs/>
+          <w:color w:val="1A1A1A"/>
+          <w:sz w:val="22"/>
+          <w:szCs w:val="22"/>
+        </w:rPr>
+        <w:t>Developer</w:t>
+      </w:r>
+      <w:r>
+        <w:rPr>
+          <w:color w:val="555555"/>
+          <w:sz w:val="22"/>
+          <w:szCs w:val="22"/>
+        </w:rPr>
+        <w:t xml:space="preserve"> |</w:t>
+      </w:r>
+      <w:r>
+        <w:rPr>
+          <w:color w:val="555555"/>
+          <w:sz w:val="22"/>
+          <w:szCs w:val="22"/>
+        </w:rPr>
+        <w:t xml:space="preserve">  </w:t>
+      </w:r>
       <w:r>
         <w:rPr>
           <w:b/>
@@ -1335,7 +1582,7 @@
           <w:sz w:val="22"/>
           <w:szCs w:val="22"/>
         </w:rPr>
-        <w:t>MA</w:t>
+        <w:t>Alliance Insurance, Arlington, TX</w:t>
       </w:r>
       <w:r>
         <w:rPr>
@@ -1343,124 +1590,23 @@
           <w:iCs/>
           <w:color w:val="555555"/>
         </w:rPr>
-        <w:t xml:space="preserve">  |</w:t>
-      </w:r>
-      <w:proofErr w:type="gramEnd"/>
-      <w:r>
-        <w:rPr>
-          <w:i/>
-          <w:iCs/>
-          <w:color w:val="555555"/>
-        </w:rPr>
-        <w:t xml:space="preserve">  Aug 2019 – Jan 2022</w:t>
-      </w:r>
-    </w:p>
-    <w:p>
-      <w:pPr>
-        <w:pStyle w:val="ListParagraph"/>
-        <w:numPr>
-          <w:ilvl w:val="0"/>
-          <w:numId w:val="2"/>
-        </w:numPr>
-        <w:spacing w:after="60"/>
-      </w:pPr>
-      <w:r>
-        <w:rPr>
-          <w:color w:val="1A1A1A"/>
-        </w:rPr>
-        <w:t>Modernized legacy enterprise SaaS applications by migrating Angular apps to React and Next JS, improving load time, long-term maintainability, and alignment with modern full-stack architecture standards.</w:t>
-      </w:r>
-    </w:p>
-    <w:p>
-      <w:pPr>
-        <w:pStyle w:val="ListParagraph"/>
-        <w:numPr>
-          <w:ilvl w:val="0"/>
-          <w:numId w:val="2"/>
-        </w:numPr>
-        <w:spacing w:after="60"/>
-      </w:pPr>
-      <w:r>
-        <w:rPr>
-          <w:color w:val="1A1A1A"/>
-        </w:rPr>
-        <w:t>Built and optimized large-scale React SPAs and mobile apps using modern JavaScript (ES6+), Redux Saga, and advanced state management patterns, delivering pixel-perfect, ADA-compliant, responsive user interfaces.</w:t>
-      </w:r>
-    </w:p>
-    <w:p>
-      <w:pPr>
-        <w:pStyle w:val="ListParagraph"/>
-        <w:numPr>
-          <w:ilvl w:val="0"/>
-          <w:numId w:val="2"/>
-        </w:numPr>
-        <w:spacing w:after="60"/>
-      </w:pPr>
-      <w:r>
-        <w:rPr>
-          <w:color w:val="1A1A1A"/>
-        </w:rPr>
-        <w:t>Integrated Node.js and Express backends with REST and Graph</w:t>
-      </w:r>
-      <w:r>
-        <w:rPr>
-          <w:color w:val="1A1A1A"/>
-        </w:rPr>
-        <w:t xml:space="preserve"> </w:t>
-      </w:r>
-      <w:r>
-        <w:rPr>
-          <w:color w:val="1A1A1A"/>
-        </w:rPr>
-        <w:t>QL APIs for real-time data flow; authored advanced SQL queries against Snowflake materialized views, leveraging Snowflake data sharing to provide governed, live access to multi-tenant datasets across enterprise clients.</w:t>
-      </w:r>
-    </w:p>
-    <w:p>
-      <w:pPr>
-        <w:pStyle w:val="ListParagraph"/>
-        <w:numPr>
-          <w:ilvl w:val="0"/>
-          <w:numId w:val="2"/>
-        </w:numPr>
-        <w:spacing w:after="60"/>
-      </w:pPr>
-      <w:r>
-        <w:rPr>
-          <w:color w:val="1A1A1A"/>
-        </w:rPr>
-        <w:t>Embedded Power BI reports within React dashboards connected to Snowflake data pipelines, enabling real-time self-service analytics and KPI visualization for business stakeholders.</w:t>
-      </w:r>
-    </w:p>
-    <w:p>
-      <w:pPr>
-        <w:pStyle w:val="ListParagraph"/>
-        <w:numPr>
-          <w:ilvl w:val="0"/>
-          <w:numId w:val="2"/>
-        </w:numPr>
-        <w:spacing w:after="60"/>
-      </w:pPr>
-      <w:r>
-        <w:rPr>
-          <w:color w:val="1A1A1A"/>
-        </w:rPr>
-        <w:t>Implemented robust testing with Jest, React Testing Library, Mocha, and Enzyme; integrated Splunk for performance monitoring and reliability tracking across enterprise deployments.</w:t>
-      </w:r>
-    </w:p>
-    <w:p>
-      <w:pPr>
-        <w:pStyle w:val="ListParagraph"/>
-        <w:numPr>
-          <w:ilvl w:val="0"/>
-          <w:numId w:val="2"/>
-        </w:numPr>
-        <w:spacing w:after="60"/>
-      </w:pPr>
-      <w:r>
-        <w:rPr>
-          <w:color w:val="1A1A1A"/>
-        </w:rPr>
-        <w:t>Managed serverless deployments on AWS EC2, S3, Lambda, and API Gateway; championed accessibility-first development culture ensuring WCAG 508 compliance for government and enterprise clients.</w:t>
+        <w:t xml:space="preserve">  |  Jan 2016 – Apr 2017</w:t>
+      </w:r>
+    </w:p>
+    <w:p>
+      <w:pPr>
+        <w:pStyle w:val="ListParagraph"/>
+        <w:numPr>
+          <w:ilvl w:val="0"/>
+          <w:numId w:val="2"/>
+        </w:numPr>
+        <w:spacing w:after="60"/>
+      </w:pPr>
+      <w:r>
+        <w:rPr>
+          <w:color w:val="1A1A1A"/>
+        </w:rPr>
+        <w:t>Built SPAs using React, Redux, and Router with JWT auth and CSRF token security; created RESTful APIs with Node.js and Flask for data exchange, managed via Git, Bitbucket, and Jira in Agile workflows.</w:t>
       </w:r>
     </w:p>
     <w:p>
@@ -1475,35 +1621,15 @@
           <w:sz w:val="22"/>
           <w:szCs w:val="22"/>
         </w:rPr>
-        <w:t xml:space="preserve">UI Developer / React JS </w:t>
-      </w:r>
-      <w:proofErr w:type="gramStart"/>
-      <w:r>
-        <w:rPr>
-          <w:b/>
-          <w:bCs/>
-          <w:color w:val="1A1A1A"/>
+        <w:t xml:space="preserve">UI Developer </w:t>
+      </w:r>
+      <w:r>
+        <w:rPr>
+          <w:color w:val="555555"/>
           <w:sz w:val="22"/>
           <w:szCs w:val="22"/>
         </w:rPr>
-        <w:t>Developer</w:t>
-      </w:r>
-      <w:r>
-        <w:rPr>
-          <w:color w:val="555555"/>
-          <w:sz w:val="22"/>
-          <w:szCs w:val="22"/>
-        </w:rPr>
-        <w:t xml:space="preserve">  |</w:t>
-      </w:r>
-      <w:proofErr w:type="gramEnd"/>
-      <w:r>
-        <w:rPr>
-          <w:color w:val="555555"/>
-          <w:sz w:val="22"/>
-          <w:szCs w:val="22"/>
-        </w:rPr>
-        <w:t xml:space="preserve">  </w:t>
+        <w:t xml:space="preserve">|  </w:t>
       </w:r>
       <w:r>
         <w:rPr>
@@ -1513,9 +1639,102 @@
           <w:sz w:val="22"/>
           <w:szCs w:val="22"/>
         </w:rPr>
-        <w:t xml:space="preserve">Johnson &amp; Johnson, New Brunswick, </w:t>
-      </w:r>
-      <w:proofErr w:type="gramStart"/>
+        <w:t>Commerce Benefit Group, Chennai, India</w:t>
+      </w:r>
+      <w:r>
+        <w:rPr>
+          <w:i/>
+          <w:iCs/>
+          <w:color w:val="555555"/>
+        </w:rPr>
+        <w:t xml:space="preserve">  |  Jul 2013 – Feb 2014</w:t>
+      </w:r>
+    </w:p>
+    <w:p>
+      <w:pPr>
+        <w:pStyle w:val="ListParagraph"/>
+        <w:numPr>
+          <w:ilvl w:val="0"/>
+          <w:numId w:val="2"/>
+        </w:numPr>
+        <w:spacing w:after="60"/>
+      </w:pPr>
+      <w:r>
+        <w:rPr>
+          <w:color w:val="1A1A1A"/>
+        </w:rPr>
+        <w:t>Built interactive UIs using Oracle APEX and web toolkits; developed complex PL/SQL models with cursors, performed Oracle database query and performance tuning, and scheduled backend jobs across enterprise data systems.</w:t>
+      </w:r>
+    </w:p>
+    <w:p>
+      <w:pPr>
+        <w:pStyle w:val="ListParagraph"/>
+        <w:numPr>
+          <w:ilvl w:val="0"/>
+          <w:numId w:val="2"/>
+        </w:numPr>
+        <w:spacing w:after="60"/>
+      </w:pPr>
+      <w:r>
+        <w:rPr>
+          <w:color w:val="1A1A1A"/>
+        </w:rPr>
+        <w:t xml:space="preserve">Build mobile applications using iOS and </w:t>
+      </w:r>
+      <w:r>
+        <w:rPr>
+          <w:color w:val="1A1A1A"/>
+        </w:rPr>
+        <w:t>Android</w:t>
+      </w:r>
+      <w:r>
+        <w:rPr>
+          <w:color w:val="1A1A1A"/>
+        </w:rPr>
+        <w:t>.</w:t>
+      </w:r>
+    </w:p>
+    <w:p>
+      <w:pPr>
+        <w:spacing w:before="180" w:after="40"/>
+      </w:pPr>
+      <w:r>
+        <w:rPr>
+          <w:b/>
+          <w:bCs/>
+          <w:color w:val="1A1A1A"/>
+          <w:sz w:val="22"/>
+          <w:szCs w:val="22"/>
+        </w:rPr>
+        <w:t xml:space="preserve">UI Developer / Oracle PL/SQL </w:t>
+      </w:r>
+      <w:r>
+        <w:rPr>
+          <w:b/>
+          <w:bCs/>
+          <w:color w:val="1A1A1A"/>
+          <w:sz w:val="22"/>
+          <w:szCs w:val="22"/>
+        </w:rPr>
+        <w:t>Developer</w:t>
+      </w:r>
+      <w:r>
+        <w:rPr>
+          <w:color w:val="555555"/>
+          <w:sz w:val="22"/>
+          <w:szCs w:val="22"/>
+        </w:rPr>
+        <w:t xml:space="preserve"> |</w:t>
+      </w:r>
+      <w:r>
+        <w:rPr>
+          <w:color w:val="555555"/>
+          <w:sz w:val="22"/>
+          <w:szCs w:val="22"/>
+        </w:rPr>
+        <w:t xml:space="preserve">  </w:t>
+      </w:r>
+      <w:proofErr w:type="spellStart"/>
       <w:r>
         <w:rPr>
           <w:b/>
@@ -1524,172 +1743,9 @@
           <w:sz w:val="22"/>
           <w:szCs w:val="22"/>
         </w:rPr>
-        <w:t>NJ</w:t>
-      </w:r>
-      <w:r>
-        <w:rPr>
-          <w:i/>
-          <w:iCs/>
-          <w:color w:val="555555"/>
-        </w:rPr>
-        <w:t xml:space="preserve">  |</w:t>
-      </w:r>
-      <w:proofErr w:type="gramEnd"/>
-      <w:r>
-        <w:rPr>
-          <w:i/>
-          <w:iCs/>
-          <w:color w:val="555555"/>
-        </w:rPr>
-        <w:t xml:space="preserve">  May 2017 – Jul 2019</w:t>
-      </w:r>
-    </w:p>
-    <w:p>
-      <w:pPr>
-        <w:pStyle w:val="ListParagraph"/>
-        <w:numPr>
-          <w:ilvl w:val="0"/>
-          <w:numId w:val="2"/>
-        </w:numPr>
-        <w:spacing w:after="60"/>
-      </w:pPr>
-      <w:r>
-        <w:rPr>
-          <w:color w:val="1A1A1A"/>
-        </w:rPr>
-        <w:t>Led front-end technical initiatives as a technical lead across micro-frontend React applications integrated with Java-based microservices and Python Flask/Fast</w:t>
-      </w:r>
-      <w:r>
-        <w:rPr>
-          <w:color w:val="1A1A1A"/>
-        </w:rPr>
-        <w:t xml:space="preserve"> </w:t>
-      </w:r>
-      <w:r>
-        <w:rPr>
-          <w:color w:val="1A1A1A"/>
-        </w:rPr>
-        <w:t>API/Django backends, defining standards and contributing to strategic technical roadmaps.</w:t>
-      </w:r>
-    </w:p>
-    <w:p>
-      <w:pPr>
-        <w:pStyle w:val="ListParagraph"/>
-        <w:numPr>
-          <w:ilvl w:val="0"/>
-          <w:numId w:val="2"/>
-        </w:numPr>
-        <w:spacing w:after="60"/>
-      </w:pPr>
-      <w:r>
-        <w:rPr>
-          <w:color w:val="1A1A1A"/>
-        </w:rPr>
-        <w:lastRenderedPageBreak/>
-        <w:t>Built cloud-native full-stack applications on AWS Lambda, ECS, and Code</w:t>
-      </w:r>
-      <w:r>
-        <w:rPr>
-          <w:color w:val="1A1A1A"/>
-        </w:rPr>
-        <w:t xml:space="preserve"> </w:t>
-      </w:r>
-      <w:r>
-        <w:rPr>
-          <w:color w:val="1A1A1A"/>
-        </w:rPr>
-        <w:t>Pipeline, applying TDD with Jest, Mocha, and Jasmine to maintain test coverage greater than 90%; monitored performance with CloudWatch and X-Ray.</w:t>
-      </w:r>
-    </w:p>
-    <w:p>
-      <w:pPr>
-        <w:pStyle w:val="ListParagraph"/>
-        <w:numPr>
-          <w:ilvl w:val="0"/>
-          <w:numId w:val="2"/>
-        </w:numPr>
-        <w:spacing w:after="60"/>
-      </w:pPr>
-      <w:r>
-        <w:rPr>
-          <w:color w:val="1A1A1A"/>
-        </w:rPr>
-        <w:t>Implemented Graph</w:t>
-      </w:r>
-      <w:r>
-        <w:rPr>
-          <w:color w:val="1A1A1A"/>
-        </w:rPr>
-        <w:t xml:space="preserve"> </w:t>
-      </w:r>
-      <w:r>
-        <w:rPr>
-          <w:color w:val="1A1A1A"/>
-        </w:rPr>
-        <w:t>QL and REST endpoints for seamless data communication; designed Redux Saga and Mob</w:t>
-      </w:r>
-      <w:r>
-        <w:rPr>
-          <w:color w:val="1A1A1A"/>
-        </w:rPr>
-        <w:t xml:space="preserve"> </w:t>
-      </w:r>
-      <w:r>
-        <w:rPr>
-          <w:color w:val="1A1A1A"/>
-        </w:rPr>
-        <w:t>X state management flows for complex async enterprise workflows.</w:t>
-      </w:r>
-    </w:p>
-    <w:p>
-      <w:pPr>
-        <w:spacing w:before="180" w:after="40"/>
-      </w:pPr>
-      <w:r>
-        <w:rPr>
-          <w:b/>
-          <w:bCs/>
-          <w:color w:val="1A1A1A"/>
-          <w:sz w:val="22"/>
-          <w:szCs w:val="22"/>
-        </w:rPr>
-        <w:t xml:space="preserve">UI Developer / React JS </w:t>
-      </w:r>
-      <w:r>
-        <w:rPr>
-          <w:b/>
-          <w:bCs/>
-          <w:color w:val="1A1A1A"/>
-          <w:sz w:val="22"/>
-          <w:szCs w:val="22"/>
-        </w:rPr>
-        <w:t>Developer</w:t>
-      </w:r>
-      <w:r>
-        <w:rPr>
-          <w:color w:val="555555"/>
-          <w:sz w:val="22"/>
-          <w:szCs w:val="22"/>
-        </w:rPr>
-        <w:t xml:space="preserve"> </w:t>
-      </w:r>
-      <w:proofErr w:type="gramStart"/>
-      <w:r>
-        <w:rPr>
-          <w:color w:val="555555"/>
-          <w:sz w:val="22"/>
-          <w:szCs w:val="22"/>
-        </w:rPr>
-        <w:t>|</w:t>
-      </w:r>
-      <w:r>
-        <w:rPr>
-          <w:color w:val="555555"/>
-          <w:sz w:val="22"/>
-          <w:szCs w:val="22"/>
-        </w:rPr>
-        <w:t xml:space="preserve">  </w:t>
-      </w:r>
+        <w:t>Mepline</w:t>
+      </w:r>
+      <w:proofErr w:type="spellEnd"/>
       <w:r>
         <w:rPr>
           <w:b/>
@@ -1698,29 +1754,7 @@
           <w:sz w:val="22"/>
           <w:szCs w:val="22"/>
         </w:rPr>
-        <w:t>Alliance</w:t>
-      </w:r>
-      <w:proofErr w:type="gramEnd"/>
-      <w:r>
-        <w:rPr>
-          <w:b/>
-          <w:bCs/>
-          <w:color w:val="1A6B72"/>
-          <w:sz w:val="22"/>
-          <w:szCs w:val="22"/>
-        </w:rPr>
-        <w:t xml:space="preserve"> Insurance, Arlington, </w:t>
-      </w:r>
-      <w:proofErr w:type="gramStart"/>
-      <w:r>
-        <w:rPr>
-          <w:b/>
-          <w:bCs/>
-          <w:color w:val="1A6B72"/>
-          <w:sz w:val="22"/>
-          <w:szCs w:val="22"/>
-        </w:rPr>
-        <w:t>TX</w:t>
+        <w:t xml:space="preserve"> Technical Services LLC, Dubai</w:t>
       </w:r>
       <w:r>
         <w:rPr>
@@ -1728,250 +1762,7 @@
           <w:iCs/>
           <w:color w:val="555555"/>
         </w:rPr>
-        <w:t xml:space="preserve">  |</w:t>
-      </w:r>
-      <w:proofErr w:type="gramEnd"/>
-      <w:r>
-        <w:rPr>
-          <w:i/>
-          <w:iCs/>
-          <w:color w:val="555555"/>
-        </w:rPr>
-        <w:t xml:space="preserve">  Jan 2016 – Apr 2017</w:t>
-      </w:r>
-    </w:p>
-    <w:p>
-      <w:pPr>
-        <w:pStyle w:val="ListParagraph"/>
-        <w:numPr>
-          <w:ilvl w:val="0"/>
-          <w:numId w:val="2"/>
-        </w:numPr>
-        <w:spacing w:after="60"/>
-      </w:pPr>
-      <w:r>
-        <w:rPr>
-          <w:color w:val="1A1A1A"/>
-        </w:rPr>
-        <w:t>Built SPAs using React, Redux, and Router with JWT auth and CSRF token security; created RESTful APIs with Node.js and Flask for data exchange, managed via Git, Bitbucket, and Jira in Agile workflows.</w:t>
-      </w:r>
-    </w:p>
-    <w:p>
-      <w:pPr>
-        <w:spacing w:before="180" w:after="40"/>
-      </w:pPr>
-      <w:r>
-        <w:rPr>
-          <w:b/>
-          <w:bCs/>
-          <w:color w:val="1A1A1A"/>
-          <w:sz w:val="22"/>
-          <w:szCs w:val="22"/>
-        </w:rPr>
-        <w:t xml:space="preserve">UI Developer </w:t>
-      </w:r>
-      <w:proofErr w:type="gramStart"/>
-      <w:r>
-        <w:rPr>
-          <w:color w:val="555555"/>
-          <w:sz w:val="22"/>
-          <w:szCs w:val="22"/>
-        </w:rPr>
-        <w:t xml:space="preserve">|  </w:t>
-      </w:r>
-      <w:r>
-        <w:rPr>
-          <w:b/>
-          <w:bCs/>
-          <w:color w:val="1A6B72"/>
-          <w:sz w:val="22"/>
-          <w:szCs w:val="22"/>
-        </w:rPr>
-        <w:t>Commerce</w:t>
-      </w:r>
-      <w:proofErr w:type="gramEnd"/>
-      <w:r>
-        <w:rPr>
-          <w:b/>
-          <w:bCs/>
-          <w:color w:val="1A6B72"/>
-          <w:sz w:val="22"/>
-          <w:szCs w:val="22"/>
-        </w:rPr>
-        <w:t xml:space="preserve"> Benefit Group, Chennai, </w:t>
-      </w:r>
-      <w:proofErr w:type="gramStart"/>
-      <w:r>
-        <w:rPr>
-          <w:b/>
-          <w:bCs/>
-          <w:color w:val="1A6B72"/>
-          <w:sz w:val="22"/>
-          <w:szCs w:val="22"/>
-        </w:rPr>
-        <w:t>India</w:t>
-      </w:r>
-      <w:r>
-        <w:rPr>
-          <w:i/>
-          <w:iCs/>
-          <w:color w:val="555555"/>
-        </w:rPr>
-        <w:t xml:space="preserve">  |</w:t>
-      </w:r>
-      <w:proofErr w:type="gramEnd"/>
-      <w:r>
-        <w:rPr>
-          <w:i/>
-          <w:iCs/>
-          <w:color w:val="555555"/>
-        </w:rPr>
-        <w:t xml:space="preserve">  Jul 2013 – Feb 2014</w:t>
-      </w:r>
-    </w:p>
-    <w:p>
-      <w:pPr>
-        <w:pStyle w:val="ListParagraph"/>
-        <w:numPr>
-          <w:ilvl w:val="0"/>
-          <w:numId w:val="2"/>
-        </w:numPr>
-        <w:spacing w:after="60"/>
-      </w:pPr>
-      <w:r>
-        <w:rPr>
-          <w:color w:val="1A1A1A"/>
-        </w:rPr>
-        <w:t>Built interactive UIs using Oracle APEX and web toolkits; developed complex PL/SQL models with cursors, performed Oracle database query and performance tuning, and scheduled backend jobs across enterprise data systems.</w:t>
-      </w:r>
-    </w:p>
-    <w:p>
-      <w:pPr>
-        <w:pStyle w:val="ListParagraph"/>
-        <w:numPr>
-          <w:ilvl w:val="0"/>
-          <w:numId w:val="2"/>
-        </w:numPr>
-        <w:spacing w:after="60"/>
-      </w:pPr>
-      <w:r>
-        <w:rPr>
-          <w:color w:val="1A1A1A"/>
-        </w:rPr>
-        <w:t xml:space="preserve">Build mobile applications using iOS and </w:t>
-      </w:r>
-      <w:r>
-        <w:rPr>
-          <w:color w:val="1A1A1A"/>
-        </w:rPr>
-        <w:t>Android</w:t>
-      </w:r>
-      <w:r>
-        <w:rPr>
-          <w:color w:val="1A1A1A"/>
-        </w:rPr>
-        <w:t>.</w:t>
-      </w:r>
-    </w:p>
-    <w:p>
-      <w:pPr>
-        <w:spacing w:before="180" w:after="40"/>
-      </w:pPr>
-      <w:r>
-        <w:rPr>
-          <w:b/>
-          <w:bCs/>
-          <w:color w:val="1A1A1A"/>
-          <w:sz w:val="22"/>
-          <w:szCs w:val="22"/>
-        </w:rPr>
-        <w:t xml:space="preserve">UI Developer / Oracle PL/SQL </w:t>
-      </w:r>
-      <w:r>
-        <w:rPr>
-          <w:b/>
-          <w:bCs/>
-          <w:color w:val="1A1A1A"/>
-          <w:sz w:val="22"/>
-          <w:szCs w:val="22"/>
-        </w:rPr>
-        <w:t>Developer</w:t>
-      </w:r>
-      <w:r>
-        <w:rPr>
-          <w:color w:val="555555"/>
-          <w:sz w:val="22"/>
-          <w:szCs w:val="22"/>
-        </w:rPr>
-        <w:t xml:space="preserve"> </w:t>
-      </w:r>
-      <w:proofErr w:type="gramStart"/>
-      <w:r>
-        <w:rPr>
-          <w:color w:val="555555"/>
-          <w:sz w:val="22"/>
-          <w:szCs w:val="22"/>
-        </w:rPr>
-        <w:t>|</w:t>
-      </w:r>
-      <w:r>
-        <w:rPr>
-          <w:color w:val="555555"/>
-          <w:sz w:val="22"/>
-          <w:szCs w:val="22"/>
-        </w:rPr>
-        <w:t xml:space="preserve">  </w:t>
-      </w:r>
-      <w:proofErr w:type="spellStart"/>
-      <w:r>
-        <w:rPr>
-          <w:b/>
-          <w:bCs/>
-          <w:color w:val="1A6B72"/>
-          <w:sz w:val="22"/>
-          <w:szCs w:val="22"/>
-        </w:rPr>
-        <w:t>Mepline</w:t>
-      </w:r>
-      <w:proofErr w:type="spellEnd"/>
-      <w:proofErr w:type="gramEnd"/>
-      <w:r>
-        <w:rPr>
-          <w:b/>
-          <w:bCs/>
-          <w:color w:val="1A6B72"/>
-          <w:sz w:val="22"/>
-          <w:szCs w:val="22"/>
-        </w:rPr>
-        <w:t xml:space="preserve"> Technical Services LLC, </w:t>
-      </w:r>
-      <w:proofErr w:type="gramStart"/>
-      <w:r>
-        <w:rPr>
-          <w:b/>
-          <w:bCs/>
-          <w:color w:val="1A6B72"/>
-          <w:sz w:val="22"/>
-          <w:szCs w:val="22"/>
-        </w:rPr>
-        <w:t>Dubai</w:t>
-      </w:r>
-      <w:r>
-        <w:rPr>
-          <w:i/>
-          <w:iCs/>
-          <w:color w:val="555555"/>
-        </w:rPr>
-        <w:t xml:space="preserve">  |</w:t>
-      </w:r>
-      <w:proofErr w:type="gramEnd"/>
-      <w:r>
-        <w:rPr>
-          <w:i/>
-          <w:iCs/>
-          <w:color w:val="555555"/>
-        </w:rPr>
-        <w:t xml:space="preserve">  Nov 2005 – Aug 2012</w:t>
+        <w:t xml:space="preserve">  |  Nov 2005 – Aug 2012</w:t>
       </w:r>
     </w:p>
     <w:p>
@@ -2579,7 +2370,13 @@
         <w:rPr>
           <w:rFonts w:ascii="Segoe UI" w:hAnsi="Segoe UI" w:cs="Segoe UI"/>
         </w:rPr>
-        <w:t xml:space="preserve"> – Study session planner</w:t>
+        <w:t xml:space="preserve"> – </w:t>
+      </w:r>
+      <w:r>
+        <w:rPr>
+          <w:rFonts w:ascii="Segoe UI" w:hAnsi="Segoe UI" w:cs="Segoe UI"/>
+        </w:rPr>
+        <w:t>Projects</w:t>
       </w:r>
     </w:p>
     <w:p>
@@ -2598,7 +2395,7 @@
             <w:sz w:val="22"/>
             <w:szCs w:val="22"/>
           </w:rPr>
-          <w:t>https://partyrock.aws/u/Hepzibha/XJvrO_36i/Study-Session-Planner</w:t>
+          <w:t>https://partyrock.aws/u/Hepzibha</w:t>
         </w:r>
       </w:hyperlink>
       <w:r>
@@ -2609,37 +2406,6 @@
         </w:rPr>
         <w:t xml:space="preserve"> </w:t>
       </w:r>
-    </w:p>
-    <w:p>
-      <w:pPr>
-        <w:pStyle w:val="ListParagraph"/>
-        <w:numPr>
-          <w:ilvl w:val="0"/>
-          <w:numId w:val="2"/>
-        </w:numPr>
-        <w:spacing w:after="60"/>
-      </w:pPr>
-      <w:r>
-        <w:rPr>
-          <w:color w:val="1A1A1A"/>
-        </w:rPr>
-        <w:t>Snapshot</w:t>
-      </w:r>
-    </w:p>
-    <w:p>
-      <w:pPr>
-        <w:pStyle w:val="ListParagraph"/>
-        <w:spacing w:after="60"/>
-        <w:ind w:left="540"/>
-      </w:pPr>
-      <w:hyperlink r:id="rId12" w:history="1">
-        <w:r>
-          <w:rPr>
-            <w:rStyle w:val="Hyperlink"/>
-          </w:rPr>
-          <w:t>https://partyrock.aws/u/Hepzibha/XJvrO_36i/Study-Session-Planner/snapshot/O_E5ytPxR</w:t>
-        </w:r>
-      </w:hyperlink>
     </w:p>
     <w:sectPr>
       <w:pgSz w:w="12240" w:h="15840"/>

--- a/Hepzibha_Sundararaj_AI_Resume.docx
+++ b/Hepzibha_Sundararaj_AI_Resume.docx
@@ -138,8 +138,9 @@
           <w:sz w:val="24"/>
           <w:szCs w:val="24"/>
         </w:rPr>
-        <w:t>Python |</w:t>
-      </w:r>
+        <w:t xml:space="preserve">Python </w:t>
+      </w:r>
+      <w:proofErr w:type="gramStart"/>
       <w:r>
         <w:rPr>
           <w:i/>
@@ -148,7 +149,7 @@
           <w:sz w:val="24"/>
           <w:szCs w:val="24"/>
         </w:rPr>
-        <w:t xml:space="preserve">  </w:t>
+        <w:t>|</w:t>
       </w:r>
       <w:r>
         <w:rPr>
@@ -158,7 +159,7 @@
           <w:sz w:val="24"/>
           <w:szCs w:val="24"/>
         </w:rPr>
-        <w:t xml:space="preserve">Java | Node JS | </w:t>
+        <w:t xml:space="preserve">  </w:t>
       </w:r>
       <w:r>
         <w:rPr>
@@ -168,8 +169,9 @@
           <w:sz w:val="24"/>
           <w:szCs w:val="24"/>
         </w:rPr>
-        <w:t xml:space="preserve">Generative AI | AI Agents | </w:t>
-      </w:r>
+        <w:t>Java</w:t>
+      </w:r>
+      <w:proofErr w:type="gramEnd"/>
       <w:r>
         <w:rPr>
           <w:i/>
@@ -178,7 +180,7 @@
           <w:sz w:val="24"/>
           <w:szCs w:val="24"/>
         </w:rPr>
-        <w:t>Agentic AI</w:t>
+        <w:t xml:space="preserve"> | Node JS | </w:t>
       </w:r>
       <w:r>
         <w:rPr>
@@ -188,6 +190,26 @@
           <w:sz w:val="24"/>
           <w:szCs w:val="24"/>
         </w:rPr>
+        <w:t xml:space="preserve">Generative AI | AI Agents | </w:t>
+      </w:r>
+      <w:r>
+        <w:rPr>
+          <w:i/>
+          <w:iCs/>
+          <w:color w:val="555555"/>
+          <w:sz w:val="24"/>
+          <w:szCs w:val="24"/>
+        </w:rPr>
+        <w:t>Agentic AI</w:t>
+      </w:r>
+      <w:r>
+        <w:rPr>
+          <w:i/>
+          <w:iCs/>
+          <w:color w:val="555555"/>
+          <w:sz w:val="24"/>
+          <w:szCs w:val="24"/>
+        </w:rPr>
         <w:t xml:space="preserve"> | MVC Server | RAG | AWS Bedrock | UI-UX Designer |</w:t>
       </w:r>
     </w:p>
@@ -214,7 +236,7 @@
         </w:rPr>
         <w:t xml:space="preserve">  </w:t>
       </w:r>
-      <w:hyperlink r:id="rId5" w:history="1">
+      <w:hyperlink r:id="rId7" w:history="1">
         <w:r>
           <w:rPr>
             <w:rStyle w:val="Hyperlink"/>
@@ -240,7 +262,7 @@
         </w:rPr>
         <w:t xml:space="preserve"> </w:t>
       </w:r>
-      <w:hyperlink r:id="rId6" w:history="1">
+      <w:hyperlink r:id="rId8" w:history="1">
         <w:r>
           <w:rPr>
             <w:rStyle w:val="Hyperlink"/>
@@ -657,15 +679,35 @@
           <w:sz w:val="22"/>
           <w:szCs w:val="22"/>
         </w:rPr>
-        <w:t xml:space="preserve"> Developer / React + AI Lead</w:t>
-      </w:r>
-      <w:r>
-        <w:rPr>
-          <w:color w:val="555555"/>
-          <w:sz w:val="22"/>
-          <w:szCs w:val="22"/>
-        </w:rPr>
-        <w:t xml:space="preserve">  |  </w:t>
+        <w:t xml:space="preserve"> Developer / React + AI </w:t>
+      </w:r>
+      <w:proofErr w:type="gramStart"/>
+      <w:r>
+        <w:rPr>
+          <w:b/>
+          <w:bCs/>
+          <w:color w:val="1A1A1A"/>
+          <w:sz w:val="22"/>
+          <w:szCs w:val="22"/>
+        </w:rPr>
+        <w:t>Lead</w:t>
+      </w:r>
+      <w:r>
+        <w:rPr>
+          <w:color w:val="555555"/>
+          <w:sz w:val="22"/>
+          <w:szCs w:val="22"/>
+        </w:rPr>
+        <w:t xml:space="preserve">  |</w:t>
+      </w:r>
+      <w:proofErr w:type="gramEnd"/>
+      <w:r>
+        <w:rPr>
+          <w:color w:val="555555"/>
+          <w:sz w:val="22"/>
+          <w:szCs w:val="22"/>
+        </w:rPr>
+        <w:t xml:space="preserve">  </w:t>
       </w:r>
       <w:r>
         <w:rPr>
@@ -675,7 +717,18 @@
           <w:sz w:val="22"/>
           <w:szCs w:val="22"/>
         </w:rPr>
-        <w:t>Freddie Mac / Conduent (Birla Soft)</w:t>
+        <w:t xml:space="preserve">Freddie Mac / Conduent (Birla </w:t>
+      </w:r>
+      <w:proofErr w:type="gramStart"/>
+      <w:r>
+        <w:rPr>
+          <w:b/>
+          <w:bCs/>
+          <w:color w:val="1A6B72"/>
+          <w:sz w:val="22"/>
+          <w:szCs w:val="22"/>
+        </w:rPr>
+        <w:t>Soft)</w:t>
       </w:r>
       <w:r>
         <w:rPr>
@@ -683,657 +736,142 @@
           <w:iCs/>
           <w:color w:val="555555"/>
         </w:rPr>
-        <w:t xml:space="preserve">  |  Feb 2022 – Present</w:t>
-      </w:r>
-    </w:p>
-    <w:p>
-      <w:pPr>
-        <w:pStyle w:val="ListParagraph"/>
-        <w:numPr>
-          <w:ilvl w:val="0"/>
-          <w:numId w:val="2"/>
-        </w:numPr>
-        <w:spacing w:after="60"/>
-      </w:pPr>
-      <w:r>
-        <w:rPr>
-          <w:color w:val="1A1A1A"/>
-        </w:rPr>
-        <w:t>Architected and deployed scalable RESTful APIs using Node.js and Express, handling 10K+ concurrent requests with sub-100ms response times through async/ await patterns and connection pooling.</w:t>
-      </w:r>
-    </w:p>
-    <w:p>
-      <w:pPr>
-        <w:pStyle w:val="ListParagraph"/>
-        <w:numPr>
-          <w:ilvl w:val="0"/>
-          <w:numId w:val="2"/>
-        </w:numPr>
-        <w:spacing w:after="60"/>
-      </w:pPr>
-      <w:r>
-        <w:t>Migrate legacy monolithic application to Node.js microservices architecture, reducing deployment time by 60% and improving system fault isolation across 8 independent services.</w:t>
-      </w:r>
-    </w:p>
-    <w:p>
-      <w:pPr>
-        <w:pStyle w:val="ListParagraph"/>
-        <w:numPr>
-          <w:ilvl w:val="0"/>
-          <w:numId w:val="2"/>
-        </w:numPr>
-        <w:spacing w:after="60"/>
-      </w:pPr>
-      <w:r>
-        <w:t>Engineered real-time data pipeline using Node.js, web sockets, and Redis pub / sub, enabling live event streaming for 50K+ simultaneous users with 99.9% uptime.</w:t>
-      </w:r>
-    </w:p>
-    <w:p>
-      <w:pPr>
-        <w:pStyle w:val="ListParagraph"/>
-        <w:numPr>
-          <w:ilvl w:val="0"/>
-          <w:numId w:val="2"/>
-        </w:numPr>
-        <w:spacing w:after="60"/>
-      </w:pPr>
-      <w:r>
-        <w:t>Optimized Node.js application performance by implementing worker threads, clustering, and caching strategies, reducing CPU load by 40% and cutting average API response time from 800ms to 120ms</w:t>
-      </w:r>
-    </w:p>
-    <w:p>
-      <w:pPr>
-        <w:pStyle w:val="ListParagraph"/>
-        <w:numPr>
-          <w:ilvl w:val="0"/>
-          <w:numId w:val="2"/>
-        </w:numPr>
-        <w:spacing w:after="60"/>
-      </w:pPr>
-      <w:r>
-        <w:t>Led adoption of AI-driven development practices using Cursor and GitHub Copilot within a Node.js codebase, accelerating feature delivery by 35% and reducing boilerplate authoring time by 70%.</w:t>
-      </w:r>
-    </w:p>
-    <w:p>
-      <w:pPr>
-        <w:pStyle w:val="ListParagraph"/>
-        <w:numPr>
-          <w:ilvl w:val="0"/>
-          <w:numId w:val="2"/>
-        </w:numPr>
-        <w:spacing w:after="60"/>
-      </w:pPr>
-      <w:r>
-        <w:rPr>
-          <w:color w:val="1A1A1A"/>
-        </w:rPr>
-        <w:t xml:space="preserve">Built a full-stack AI Agent interface using Next.js 16 App Router and React 19 integrating @ag-ui/client to enable real-time bidirectional communication between frontend and </w:t>
-      </w:r>
-      <w:r>
-        <w:rPr>
-          <w:color w:val="1A1A1A"/>
-        </w:rPr>
-        <w:t>Lang Graph</w:t>
-      </w:r>
-      <w:r>
-        <w:rPr>
-          <w:color w:val="1A1A1A"/>
-        </w:rPr>
-        <w:t>-orchestrated agents.</w:t>
-      </w:r>
-    </w:p>
-    <w:p>
-      <w:pPr>
-        <w:pStyle w:val="ListParagraph"/>
-        <w:numPr>
-          <w:ilvl w:val="0"/>
-          <w:numId w:val="2"/>
-        </w:numPr>
-        <w:spacing w:after="60"/>
-      </w:pPr>
-      <w:r>
-        <w:rPr>
-          <w:color w:val="1A1A1A"/>
-        </w:rPr>
-        <w:t>Designed and implemented agentic AI workflows integrating OpenAI and Lang</w:t>
-      </w:r>
-      <w:r>
-        <w:rPr>
-          <w:color w:val="1A1A1A"/>
-        </w:rPr>
-        <w:t xml:space="preserve"> </w:t>
-      </w:r>
-      <w:r>
-        <w:rPr>
-          <w:color w:val="1A1A1A"/>
-        </w:rPr>
-        <w:t>Chain APIs into enterprise SaaS platforms, enabling intelligent text generation, context-aware chat, and AI-assisted code features for 50,000+ users — leveraging Claude Code and Codex as primary AI coding agents throughout development.</w:t>
-      </w:r>
-    </w:p>
-    <w:p>
-      <w:pPr>
-        <w:pStyle w:val="ListParagraph"/>
-        <w:numPr>
-          <w:ilvl w:val="0"/>
-          <w:numId w:val="2"/>
-        </w:numPr>
-        <w:spacing w:after="60"/>
-      </w:pPr>
-      <w:r>
-        <w:rPr>
-          <w:color w:val="1A1A1A"/>
-        </w:rPr>
-        <w:t>Built AI-first full-stack features using React, TypeScript, and Java Spring Boot microservices, integrating LLM tool/function calling and RAG pipelines to automate complex enterprise SaaS workflows safely and at scale.</w:t>
-      </w:r>
-    </w:p>
-    <w:p>
-      <w:pPr>
-        <w:pStyle w:val="ListParagraph"/>
-        <w:numPr>
-          <w:ilvl w:val="0"/>
-          <w:numId w:val="2"/>
-        </w:numPr>
-        <w:spacing w:after="60"/>
-      </w:pPr>
-      <w:r>
-        <w:rPr>
-          <w:color w:val="1A1A1A"/>
-        </w:rPr>
-        <w:lastRenderedPageBreak/>
-        <w:t xml:space="preserve">Developed Python Fast API backend with </w:t>
-      </w:r>
-      <w:r>
-        <w:rPr>
-          <w:color w:val="1A1A1A"/>
-        </w:rPr>
-        <w:t>Lang Chain</w:t>
-      </w:r>
-      <w:r>
-        <w:rPr>
-          <w:color w:val="1A1A1A"/>
-        </w:rPr>
-        <w:t xml:space="preserve"> / </w:t>
-      </w:r>
-      <w:r>
-        <w:rPr>
-          <w:color w:val="1A1A1A"/>
-        </w:rPr>
-        <w:t>Lang Graph</w:t>
-      </w:r>
-      <w:r>
-        <w:rPr>
-          <w:color w:val="1A1A1A"/>
-        </w:rPr>
-        <w:t xml:space="preserve"> for multi-step AI orchestration, implementing A2A SDK agent communication and token-based authentication with OpenAI/Horizon language models.</w:t>
-      </w:r>
-    </w:p>
-    <w:p>
-      <w:pPr>
-        <w:pStyle w:val="ListParagraph"/>
-        <w:numPr>
-          <w:ilvl w:val="0"/>
-          <w:numId w:val="2"/>
-        </w:numPr>
-        <w:spacing w:after="60"/>
-      </w:pPr>
-      <w:r>
-        <w:rPr>
-          <w:color w:val="1A1A1A"/>
-        </w:rPr>
-        <w:t>Engineered a responsive, type-safe UI in TypeScript with Tailwind CSS 4.x and Daisy UI components, including markdown rendering via React Markdown with remark-</w:t>
-      </w:r>
-      <w:proofErr w:type="spellStart"/>
-      <w:r>
-        <w:rPr>
-          <w:color w:val="1A1A1A"/>
-        </w:rPr>
-        <w:t>gfm</w:t>
-      </w:r>
-      <w:proofErr w:type="spellEnd"/>
-      <w:r>
-        <w:rPr>
-          <w:color w:val="1A1A1A"/>
-        </w:rPr>
-        <w:t xml:space="preserve"> for rich agent response display.</w:t>
-      </w:r>
-    </w:p>
-    <w:p>
-      <w:pPr>
-        <w:pStyle w:val="ListParagraph"/>
-        <w:numPr>
-          <w:ilvl w:val="0"/>
-          <w:numId w:val="2"/>
-        </w:numPr>
-        <w:spacing w:after="60"/>
-      </w:pPr>
-      <w:r>
-        <w:rPr>
-          <w:color w:val="1A1A1A"/>
-        </w:rPr>
-        <w:t xml:space="preserve">Architected </w:t>
-      </w:r>
-      <w:r>
-        <w:rPr>
-          <w:color w:val="1A1A1A"/>
-        </w:rPr>
-        <w:t>Lang Graph</w:t>
-      </w:r>
-      <w:r>
-        <w:rPr>
-          <w:color w:val="1A1A1A"/>
-        </w:rPr>
-        <w:t xml:space="preserve"> agent workflow to coordinate multi-agent pipelines, handling state management, conditional routing, and tool-use chains to power complex AI-driven user interactions.</w:t>
-      </w:r>
-    </w:p>
-    <w:p>
-      <w:pPr>
-        <w:pStyle w:val="ListParagraph"/>
-        <w:numPr>
-          <w:ilvl w:val="0"/>
-          <w:numId w:val="2"/>
-        </w:numPr>
-        <w:spacing w:after="60"/>
-      </w:pPr>
-      <w:r>
-        <w:rPr>
-          <w:color w:val="1A1A1A"/>
-        </w:rPr>
-        <w:t xml:space="preserve">Owned end-to-end TypeScript/Python type safety across a distributed AI system, aligning </w:t>
-      </w:r>
-      <w:r>
-        <w:rPr>
-          <w:color w:val="1A1A1A"/>
-        </w:rPr>
-        <w:t>Fast API</w:t>
-      </w:r>
-      <w:r>
-        <w:rPr>
-          <w:color w:val="1A1A1A"/>
-        </w:rPr>
-        <w:t xml:space="preserve"> </w:t>
-      </w:r>
-      <w:proofErr w:type="spellStart"/>
-      <w:r>
-        <w:rPr>
-          <w:color w:val="1A1A1A"/>
-        </w:rPr>
-        <w:t>pydantic</w:t>
-      </w:r>
-      <w:proofErr w:type="spellEnd"/>
-      <w:r>
-        <w:rPr>
-          <w:color w:val="1A1A1A"/>
-        </w:rPr>
-        <w:t xml:space="preserve"> schemas with frontend TypeScript interfaces to eliminate runtime errors in agent communication payloads.</w:t>
-      </w:r>
-    </w:p>
-    <w:p>
-      <w:pPr>
-        <w:pStyle w:val="ListParagraph"/>
-        <w:numPr>
-          <w:ilvl w:val="0"/>
-          <w:numId w:val="2"/>
-        </w:numPr>
-        <w:spacing w:after="60"/>
-      </w:pPr>
-      <w:r>
-        <w:rPr>
-          <w:color w:val="1A1A1A"/>
-        </w:rPr>
-        <w:t>Architected and led development of micro-frontend React applications with modular, independently deployable components, defining coding standards, architectural roadmaps, and best practices while mentoring junior engineers and leading code reviews.</w:t>
-      </w:r>
-    </w:p>
-    <w:p>
-      <w:pPr>
-        <w:pStyle w:val="ListParagraph"/>
-        <w:numPr>
-          <w:ilvl w:val="0"/>
-          <w:numId w:val="2"/>
-        </w:numPr>
-        <w:spacing w:after="60"/>
-      </w:pPr>
-      <w:r>
-        <w:rPr>
-          <w:color w:val="1A1A1A"/>
-        </w:rPr>
-        <w:t>Designed and built a scalable library of reusable Material UI (MUI) components including custom-themed buttons, modals, data grids, and form controls, reducing UI development time by 30% across multiple enterprise React applications.</w:t>
-      </w:r>
-    </w:p>
-    <w:p>
-      <w:pPr>
-        <w:pStyle w:val="ListParagraph"/>
-        <w:numPr>
-          <w:ilvl w:val="0"/>
-          <w:numId w:val="2"/>
-        </w:numPr>
-        <w:spacing w:after="60"/>
-      </w:pPr>
-      <w:r>
-        <w:rPr>
-          <w:color w:val="1A1A1A"/>
-        </w:rPr>
-        <w:t>Familiarity with AI applications, LLM integration, agentic workflows, or strong interest in learning.</w:t>
-      </w:r>
-    </w:p>
-    <w:p>
-      <w:pPr>
-        <w:pStyle w:val="ListParagraph"/>
-        <w:numPr>
-          <w:ilvl w:val="0"/>
-          <w:numId w:val="2"/>
-        </w:numPr>
-        <w:spacing w:after="60"/>
-      </w:pPr>
-      <w:r>
-        <w:rPr>
-          <w:color w:val="1A1A1A"/>
-        </w:rPr>
-        <w:t>Experience using AI coding assistants such as Codex, Claude Code, Cursor, Copilot and similar tools.</w:t>
-      </w:r>
-    </w:p>
-    <w:p>
-      <w:pPr>
-        <w:pStyle w:val="ListParagraph"/>
-        <w:numPr>
-          <w:ilvl w:val="0"/>
-          <w:numId w:val="2"/>
-        </w:numPr>
-        <w:spacing w:after="60"/>
-      </w:pPr>
-      <w:r>
-        <w:rPr>
-          <w:color w:val="1A1A1A"/>
-        </w:rPr>
-        <w:t>Integrated RESTful and Graph</w:t>
-      </w:r>
-      <w:r>
-        <w:rPr>
-          <w:color w:val="1A1A1A"/>
-        </w:rPr>
-        <w:t xml:space="preserve"> </w:t>
-      </w:r>
-      <w:r>
-        <w:rPr>
-          <w:color w:val="1A1A1A"/>
-        </w:rPr>
-        <w:t>QL APIs into MUI-based React dashboards using Axios interceptors and Redux state management, delivering real-time data fetching with error boundaries and seamless loading states.</w:t>
-      </w:r>
-    </w:p>
-    <w:p>
-      <w:pPr>
-        <w:pStyle w:val="ListParagraph"/>
-        <w:numPr>
-          <w:ilvl w:val="0"/>
-          <w:numId w:val="2"/>
-        </w:numPr>
-        <w:spacing w:after="60"/>
-      </w:pPr>
-      <w:r>
-        <w:rPr>
-          <w:color w:val="1A1A1A"/>
-        </w:rPr>
-        <w:t xml:space="preserve">Built fully responsive, mobile-first web applications using MUI Grid/Box layout with custom </w:t>
-      </w:r>
-      <w:proofErr w:type="spellStart"/>
-      <w:r>
-        <w:rPr>
-          <w:color w:val="1A1A1A"/>
-        </w:rPr>
-        <w:t>useMediaQuery</w:t>
-      </w:r>
-      <w:proofErr w:type="spellEnd"/>
-      <w:r>
-        <w:rPr>
-          <w:color w:val="1A1A1A"/>
-        </w:rPr>
-        <w:t xml:space="preserve"> hooks, ensuring consistent cross-device experience across desktop, tablet, and mobile viewports.</w:t>
-      </w:r>
-    </w:p>
-    <w:p>
-      <w:pPr>
-        <w:pStyle w:val="ListParagraph"/>
-        <w:numPr>
-          <w:ilvl w:val="0"/>
-          <w:numId w:val="2"/>
-        </w:numPr>
-        <w:spacing w:after="60"/>
-      </w:pPr>
-      <w:r>
-        <w:rPr>
-          <w:color w:val="1A1A1A"/>
-        </w:rPr>
-        <w:t xml:space="preserve">Engineered centralized MUI theme configuration using </w:t>
-      </w:r>
-      <w:proofErr w:type="spellStart"/>
-      <w:r>
-        <w:rPr>
-          <w:color w:val="1A1A1A"/>
-        </w:rPr>
-        <w:t>createTheme</w:t>
-      </w:r>
-      <w:proofErr w:type="spellEnd"/>
-      <w:r>
-        <w:rPr>
-          <w:color w:val="1A1A1A"/>
-        </w:rPr>
-        <w:t xml:space="preserve"> and </w:t>
-      </w:r>
-      <w:proofErr w:type="spellStart"/>
-      <w:r>
-        <w:rPr>
-          <w:color w:val="1A1A1A"/>
-        </w:rPr>
-        <w:t>ThemeProvider</w:t>
-      </w:r>
-      <w:proofErr w:type="spellEnd"/>
-      <w:r>
-        <w:rPr>
-          <w:color w:val="1A1A1A"/>
-        </w:rPr>
-        <w:t>, enforcing brand-consistent typography, color palettes, and component overrides across the enterprise front-end suite.</w:t>
-      </w:r>
-    </w:p>
-    <w:p>
-      <w:pPr>
-        <w:pStyle w:val="ListParagraph"/>
-        <w:numPr>
-          <w:ilvl w:val="0"/>
-          <w:numId w:val="2"/>
-        </w:numPr>
-        <w:spacing w:after="60"/>
-      </w:pPr>
-      <w:r>
-        <w:rPr>
-          <w:color w:val="1A1A1A"/>
-        </w:rPr>
-        <w:t xml:space="preserve">Optimized MUI-driven React applications via component </w:t>
-      </w:r>
-      <w:proofErr w:type="spellStart"/>
-      <w:r>
-        <w:rPr>
-          <w:color w:val="1A1A1A"/>
-        </w:rPr>
-        <w:t>memoization</w:t>
-      </w:r>
-      <w:proofErr w:type="spellEnd"/>
-      <w:r>
-        <w:rPr>
-          <w:color w:val="1A1A1A"/>
-        </w:rPr>
-        <w:t>, lazy loading, and code splitting, enforcing WCAG 2.1 accessibility standards including keyboard navigation, ARIA roles, and color contrast compliance.</w:t>
-      </w:r>
-    </w:p>
-    <w:p>
-      <w:pPr>
-        <w:pStyle w:val="ListParagraph"/>
-        <w:numPr>
-          <w:ilvl w:val="0"/>
-          <w:numId w:val="2"/>
-        </w:numPr>
-        <w:spacing w:after="60"/>
-      </w:pPr>
-      <w:r>
-        <w:rPr>
-          <w:color w:val="1A1A1A"/>
-        </w:rPr>
-        <w:t>Automated CI/CD pipelines with Jenkins, Docker, Kubernetes, and AWS Lambda/S3; enforced security via IAM, KMS, and CloudTrail achieving zero breaches across all deployments.</w:t>
-      </w:r>
-    </w:p>
-    <w:p>
-      <w:pPr>
-        <w:pStyle w:val="ListParagraph"/>
-        <w:numPr>
-          <w:ilvl w:val="0"/>
-          <w:numId w:val="2"/>
-        </w:numPr>
-        <w:spacing w:after="60"/>
-      </w:pPr>
-      <w:r>
-        <w:rPr>
-          <w:color w:val="1A1A1A"/>
-        </w:rPr>
-        <w:t>Developed and integrated front-end applications with SharePoint CMS, enabling dynamic content delivery, template-driven UI components, and scalable content workflows across multiple enterprise platforms.</w:t>
-      </w:r>
-    </w:p>
-    <w:p>
-      <w:pPr>
-        <w:pStyle w:val="ListParagraph"/>
-        <w:numPr>
-          <w:ilvl w:val="0"/>
-          <w:numId w:val="2"/>
-        </w:numPr>
-        <w:spacing w:after="60"/>
-      </w:pPr>
-      <w:r>
-        <w:rPr>
-          <w:color w:val="1A1A1A"/>
-        </w:rPr>
-        <w:t>Experience with AI Agents, RAG, tool/function calling, and workflow automation.</w:t>
-      </w:r>
-    </w:p>
-    <w:p>
-      <w:pPr>
-        <w:pStyle w:val="ListParagraph"/>
-        <w:numPr>
-          <w:ilvl w:val="0"/>
-          <w:numId w:val="2"/>
-        </w:numPr>
-        <w:spacing w:after="60"/>
-      </w:pPr>
-      <w:r>
-        <w:rPr>
-          <w:color w:val="1A1A1A"/>
-        </w:rPr>
-        <w:t>Experience with modernizing enterprise SaaS applications, MongoDB, Jenkins, GitLab, and similar platforms.</w:t>
-      </w:r>
-    </w:p>
-    <w:p>
-      <w:pPr>
-        <w:spacing w:before="180" w:after="40"/>
-      </w:pPr>
-      <w:r>
-        <w:rPr>
-          <w:b/>
-          <w:bCs/>
-          <w:color w:val="1A1A1A"/>
-          <w:sz w:val="22"/>
-          <w:szCs w:val="22"/>
-        </w:rPr>
-        <w:t xml:space="preserve">Sr. React </w:t>
-      </w:r>
-      <w:r>
-        <w:rPr>
-          <w:b/>
-          <w:bCs/>
-          <w:color w:val="1A1A1A"/>
-          <w:sz w:val="22"/>
-          <w:szCs w:val="22"/>
-        </w:rPr>
-        <w:t xml:space="preserve">/ Full Stack </w:t>
-      </w:r>
-      <w:r>
-        <w:rPr>
-          <w:b/>
-          <w:bCs/>
-          <w:color w:val="1A1A1A"/>
-          <w:sz w:val="22"/>
-          <w:szCs w:val="22"/>
-        </w:rPr>
-        <w:t>Developer</w:t>
-      </w:r>
-      <w:r>
-        <w:rPr>
-          <w:color w:val="555555"/>
-          <w:sz w:val="22"/>
-          <w:szCs w:val="22"/>
-        </w:rPr>
-        <w:t xml:space="preserve">  |  </w:t>
-      </w:r>
-      <w:r>
-        <w:rPr>
-          <w:b/>
-          <w:bCs/>
-          <w:color w:val="1A6B72"/>
-          <w:sz w:val="22"/>
-          <w:szCs w:val="22"/>
-        </w:rPr>
-        <w:t>State Street Bank, Boston, MA</w:t>
-      </w:r>
+        <w:t xml:space="preserve">  |</w:t>
+      </w:r>
+      <w:proofErr w:type="gramEnd"/>
       <w:r>
         <w:rPr>
           <w:i/>
           <w:iCs/>
           <w:color w:val="555555"/>
         </w:rPr>
-        <w:t xml:space="preserve">  |  Aug 2019 – Jan 2022</w:t>
-      </w:r>
-    </w:p>
-    <w:p>
-      <w:pPr>
-        <w:pStyle w:val="ListParagraph"/>
-        <w:numPr>
-          <w:ilvl w:val="0"/>
-          <w:numId w:val="2"/>
-        </w:numPr>
-        <w:spacing w:after="60"/>
-      </w:pPr>
-      <w:r>
-        <w:rPr>
-          <w:color w:val="1A1A1A"/>
-        </w:rPr>
-        <w:t>Modernized legacy enterprise SaaS applications by migrating Angular apps to React and Next JS, improving load time, long-term maintainability, and alignment with modern full-stack architecture standards.</w:t>
-      </w:r>
-    </w:p>
-    <w:p>
-      <w:pPr>
-        <w:pStyle w:val="ListParagraph"/>
-        <w:numPr>
-          <w:ilvl w:val="0"/>
-          <w:numId w:val="2"/>
-        </w:numPr>
-        <w:spacing w:after="60"/>
-      </w:pPr>
-      <w:r>
-        <w:rPr>
-          <w:color w:val="1A1A1A"/>
-        </w:rPr>
-        <w:t>Built and optimized large-scale React SPAs and mobile apps using modern JavaScript (ES6+), Redux Saga, and advanced state management patterns, delivering pixel-perfect, ADA-compliant, responsive user interfaces.</w:t>
-      </w:r>
-    </w:p>
-    <w:p>
-      <w:pPr>
-        <w:pStyle w:val="ListParagraph"/>
-        <w:numPr>
-          <w:ilvl w:val="0"/>
-          <w:numId w:val="2"/>
-        </w:numPr>
-        <w:spacing w:after="60"/>
-      </w:pPr>
-      <w:r>
-        <w:rPr>
-          <w:color w:val="1A1A1A"/>
-        </w:rPr>
-        <w:t>Integrated Node.js and Express backends with REST and Graph</w:t>
+        <w:t xml:space="preserve">  Feb 2022 – Present</w:t>
+      </w:r>
+    </w:p>
+    <w:p>
+      <w:pPr>
+        <w:pStyle w:val="ListParagraph"/>
+        <w:numPr>
+          <w:ilvl w:val="0"/>
+          <w:numId w:val="2"/>
+        </w:numPr>
+        <w:spacing w:after="60"/>
+      </w:pPr>
+      <w:r>
+        <w:rPr>
+          <w:color w:val="1A1A1A"/>
+        </w:rPr>
+        <w:t>Architected and deployed scalable RESTful APIs using Node.js and Express, handling 10K+ concurrent requests with sub-100ms response times through async/ await patterns and connection pooling.</w:t>
+      </w:r>
+    </w:p>
+    <w:p>
+      <w:pPr>
+        <w:pStyle w:val="ListParagraph"/>
+        <w:numPr>
+          <w:ilvl w:val="0"/>
+          <w:numId w:val="2"/>
+        </w:numPr>
+        <w:spacing w:after="60"/>
+      </w:pPr>
+      <w:r>
+        <w:t>Migrate legacy monolithic application to Node.js microservices architecture, reducing deployment time by 60% and improving system fault isolation across 8 independent services.</w:t>
+      </w:r>
+    </w:p>
+    <w:p>
+      <w:pPr>
+        <w:pStyle w:val="ListParagraph"/>
+        <w:numPr>
+          <w:ilvl w:val="0"/>
+          <w:numId w:val="2"/>
+        </w:numPr>
+        <w:spacing w:after="60"/>
+      </w:pPr>
+      <w:r>
+        <w:t>Engineered real-time data pipeline using Node.js, web sockets, and Redis pub / sub, enabling live event streaming for 50K+ simultaneous users with 99.9% uptime.</w:t>
+      </w:r>
+    </w:p>
+    <w:p>
+      <w:pPr>
+        <w:pStyle w:val="ListParagraph"/>
+        <w:numPr>
+          <w:ilvl w:val="0"/>
+          <w:numId w:val="2"/>
+        </w:numPr>
+        <w:spacing w:after="60"/>
+      </w:pPr>
+      <w:r>
+        <w:t>Optimized Node.js application performance by implementing worker threads, clustering, and caching strategies, reducing CPU load by 40% and cutting average API response time from 800ms to 120ms</w:t>
+      </w:r>
+    </w:p>
+    <w:p>
+      <w:pPr>
+        <w:pStyle w:val="ListParagraph"/>
+        <w:numPr>
+          <w:ilvl w:val="0"/>
+          <w:numId w:val="2"/>
+        </w:numPr>
+        <w:spacing w:after="60"/>
+      </w:pPr>
+      <w:r>
+        <w:t>Led adoption of AI-driven development practices using Cursor and GitHub Copilot within a Node.js codebase, accelerating feature delivery by 35% and reducing boilerplate authoring time by 70%.</w:t>
+      </w:r>
+    </w:p>
+    <w:p>
+      <w:pPr>
+        <w:pStyle w:val="ListParagraph"/>
+        <w:numPr>
+          <w:ilvl w:val="0"/>
+          <w:numId w:val="2"/>
+        </w:numPr>
+        <w:spacing w:after="60"/>
+      </w:pPr>
+      <w:r>
+        <w:rPr>
+          <w:color w:val="1A1A1A"/>
+        </w:rPr>
+        <w:t xml:space="preserve">Built a full-stack AI Agent interface using Next.js 16 App Router and React 19 </w:t>
+      </w:r>
+      <w:proofErr w:type="gramStart"/>
+      <w:r>
+        <w:rPr>
+          <w:color w:val="1A1A1A"/>
+        </w:rPr>
+        <w:t>integrating @</w:t>
+      </w:r>
+      <w:proofErr w:type="gramEnd"/>
+      <w:r>
+        <w:rPr>
+          <w:color w:val="1A1A1A"/>
+        </w:rPr>
+        <w:t xml:space="preserve">ag-ui/client to enable real-time bidirectional communication between frontend and </w:t>
+      </w:r>
+      <w:r>
+        <w:rPr>
+          <w:color w:val="1A1A1A"/>
+        </w:rPr>
+        <w:t>Lang Graph</w:t>
+      </w:r>
+      <w:r>
+        <w:rPr>
+          <w:color w:val="1A1A1A"/>
+        </w:rPr>
+        <w:t>-orchestrated agents.</w:t>
+      </w:r>
+    </w:p>
+    <w:p>
+      <w:pPr>
+        <w:pStyle w:val="ListParagraph"/>
+        <w:numPr>
+          <w:ilvl w:val="0"/>
+          <w:numId w:val="2"/>
+        </w:numPr>
+        <w:spacing w:after="60"/>
+      </w:pPr>
+      <w:r>
+        <w:rPr>
+          <w:color w:val="1A1A1A"/>
+        </w:rPr>
+        <w:t>Designed and implemented agentic AI workflows integrating OpenAI and Lang</w:t>
       </w:r>
       <w:r>
         <w:rPr>
@@ -1345,55 +883,424 @@
         <w:rPr>
           <w:color w:val="1A1A1A"/>
         </w:rPr>
-        <w:t>QL APIs for real-time data flow; authored advanced SQL queries against Snowflake materialized views, leveraging Snowflake data sharing to provide governed, live access to multi-tenant datasets across enterprise clients.</w:t>
-      </w:r>
-    </w:p>
-    <w:p>
-      <w:pPr>
-        <w:pStyle w:val="ListParagraph"/>
-        <w:numPr>
-          <w:ilvl w:val="0"/>
-          <w:numId w:val="2"/>
-        </w:numPr>
-        <w:spacing w:after="60"/>
-      </w:pPr>
-      <w:r>
-        <w:rPr>
-          <w:color w:val="1A1A1A"/>
-        </w:rPr>
-        <w:t>Embedded Power BI reports within React dashboards connected to Snowflake data pipelines, enabling real-time self-service analytics and KPI visualization for business stakeholders.</w:t>
-      </w:r>
-    </w:p>
-    <w:p>
-      <w:pPr>
-        <w:pStyle w:val="ListParagraph"/>
-        <w:numPr>
-          <w:ilvl w:val="0"/>
-          <w:numId w:val="2"/>
-        </w:numPr>
-        <w:spacing w:after="60"/>
-      </w:pPr>
-      <w:r>
-        <w:rPr>
-          <w:color w:val="1A1A1A"/>
-        </w:rPr>
-        <w:t>Implemented robust testing with Jest, React Testing Library, Mocha, and Enzyme; integrated Splunk for performance monitoring and reliability tracking across enterprise deployments.</w:t>
-      </w:r>
-    </w:p>
-    <w:p>
-      <w:pPr>
-        <w:pStyle w:val="ListParagraph"/>
-        <w:numPr>
-          <w:ilvl w:val="0"/>
-          <w:numId w:val="2"/>
-        </w:numPr>
-        <w:spacing w:after="60"/>
-      </w:pPr>
-      <w:r>
-        <w:rPr>
-          <w:color w:val="1A1A1A"/>
-        </w:rPr>
-        <w:t>Managed serverless deployments on AWS EC2, S3, Lambda, and API Gateway; championed accessibility-first development culture ensuring WCAG 508 compliance for government and enterprise clients.</w:t>
+        <w:t>Chain APIs into enterprise SaaS platforms, enabling intelligent text generation, context-aware chat, and AI-assisted code features for 50,000+ users — leveraging Claude Code and Codex as primary AI coding agents throughout development.</w:t>
+      </w:r>
+    </w:p>
+    <w:p>
+      <w:pPr>
+        <w:pStyle w:val="ListParagraph"/>
+        <w:numPr>
+          <w:ilvl w:val="0"/>
+          <w:numId w:val="2"/>
+        </w:numPr>
+        <w:spacing w:after="60"/>
+      </w:pPr>
+      <w:r>
+        <w:rPr>
+          <w:color w:val="1A1A1A"/>
+        </w:rPr>
+        <w:lastRenderedPageBreak/>
+        <w:t>Built AI-first full-stack features using React, TypeScript, and Java Spring Boot microservices, integrating LLM tool/function calling and RAG pipelines to automate complex enterprise SaaS workflows safely and at scale.</w:t>
+      </w:r>
+    </w:p>
+    <w:p>
+      <w:pPr>
+        <w:pStyle w:val="ListParagraph"/>
+        <w:numPr>
+          <w:ilvl w:val="0"/>
+          <w:numId w:val="2"/>
+        </w:numPr>
+        <w:spacing w:after="60"/>
+      </w:pPr>
+      <w:r>
+        <w:rPr>
+          <w:color w:val="1A1A1A"/>
+        </w:rPr>
+        <w:t xml:space="preserve">Developed Python Fast API backend with </w:t>
+      </w:r>
+      <w:r>
+        <w:rPr>
+          <w:color w:val="1A1A1A"/>
+        </w:rPr>
+        <w:t>Lang Chain</w:t>
+      </w:r>
+      <w:r>
+        <w:rPr>
+          <w:color w:val="1A1A1A"/>
+        </w:rPr>
+        <w:t xml:space="preserve"> / </w:t>
+      </w:r>
+      <w:r>
+        <w:rPr>
+          <w:color w:val="1A1A1A"/>
+        </w:rPr>
+        <w:t>Lang Graph</w:t>
+      </w:r>
+      <w:r>
+        <w:rPr>
+          <w:color w:val="1A1A1A"/>
+        </w:rPr>
+        <w:t xml:space="preserve"> for multi-step AI orchestration, implementing A2A SDK agent communication and token-based authentication with OpenAI/Horizon language models.</w:t>
+      </w:r>
+    </w:p>
+    <w:p>
+      <w:pPr>
+        <w:pStyle w:val="ListParagraph"/>
+        <w:numPr>
+          <w:ilvl w:val="0"/>
+          <w:numId w:val="2"/>
+        </w:numPr>
+        <w:spacing w:after="60"/>
+      </w:pPr>
+      <w:r>
+        <w:rPr>
+          <w:color w:val="1A1A1A"/>
+        </w:rPr>
+        <w:t>Engineered a responsive, type-safe UI in TypeScript with Tailwind CSS 4.x and Daisy UI components, including markdown rendering via React Markdown with remark-</w:t>
+      </w:r>
+      <w:proofErr w:type="spellStart"/>
+      <w:r>
+        <w:rPr>
+          <w:color w:val="1A1A1A"/>
+        </w:rPr>
+        <w:t>gfm</w:t>
+      </w:r>
+      <w:proofErr w:type="spellEnd"/>
+      <w:r>
+        <w:rPr>
+          <w:color w:val="1A1A1A"/>
+        </w:rPr>
+        <w:t xml:space="preserve"> for rich agent response display.</w:t>
+      </w:r>
+    </w:p>
+    <w:p>
+      <w:pPr>
+        <w:pStyle w:val="ListParagraph"/>
+        <w:numPr>
+          <w:ilvl w:val="0"/>
+          <w:numId w:val="2"/>
+        </w:numPr>
+        <w:spacing w:after="60"/>
+      </w:pPr>
+      <w:r>
+        <w:rPr>
+          <w:color w:val="1A1A1A"/>
+        </w:rPr>
+        <w:t xml:space="preserve">Architected </w:t>
+      </w:r>
+      <w:r>
+        <w:rPr>
+          <w:color w:val="1A1A1A"/>
+        </w:rPr>
+        <w:t>Lang Graph</w:t>
+      </w:r>
+      <w:r>
+        <w:rPr>
+          <w:color w:val="1A1A1A"/>
+        </w:rPr>
+        <w:t xml:space="preserve"> agent workflow to coordinate multi-agent pipelines, handling state management, conditional routing, and tool-use chains to power complex AI-driven user interactions.</w:t>
+      </w:r>
+    </w:p>
+    <w:p>
+      <w:pPr>
+        <w:pStyle w:val="ListParagraph"/>
+        <w:numPr>
+          <w:ilvl w:val="0"/>
+          <w:numId w:val="2"/>
+        </w:numPr>
+        <w:spacing w:after="60"/>
+      </w:pPr>
+      <w:r>
+        <w:rPr>
+          <w:color w:val="1A1A1A"/>
+        </w:rPr>
+        <w:t xml:space="preserve">Owned end-to-end TypeScript/Python type safety across a distributed AI system, aligning </w:t>
+      </w:r>
+      <w:r>
+        <w:rPr>
+          <w:color w:val="1A1A1A"/>
+        </w:rPr>
+        <w:t>Fast API</w:t>
+      </w:r>
+      <w:r>
+        <w:rPr>
+          <w:color w:val="1A1A1A"/>
+        </w:rPr>
+        <w:t xml:space="preserve"> </w:t>
+      </w:r>
+      <w:proofErr w:type="spellStart"/>
+      <w:r>
+        <w:rPr>
+          <w:color w:val="1A1A1A"/>
+        </w:rPr>
+        <w:t>pydantic</w:t>
+      </w:r>
+      <w:proofErr w:type="spellEnd"/>
+      <w:r>
+        <w:rPr>
+          <w:color w:val="1A1A1A"/>
+        </w:rPr>
+        <w:t xml:space="preserve"> schemas with frontend TypeScript interfaces to eliminate runtime errors in agent communication payloads.</w:t>
+      </w:r>
+    </w:p>
+    <w:p>
+      <w:pPr>
+        <w:pStyle w:val="ListParagraph"/>
+        <w:numPr>
+          <w:ilvl w:val="0"/>
+          <w:numId w:val="2"/>
+        </w:numPr>
+        <w:spacing w:after="60"/>
+      </w:pPr>
+      <w:r>
+        <w:rPr>
+          <w:color w:val="1A1A1A"/>
+        </w:rPr>
+        <w:t>Architected and led development of micro-frontend React applications with modular, independently deployable components, defining coding standards, architectural roadmaps, and best practices while mentoring junior engineers and leading code reviews.</w:t>
+      </w:r>
+    </w:p>
+    <w:p>
+      <w:pPr>
+        <w:pStyle w:val="ListParagraph"/>
+        <w:numPr>
+          <w:ilvl w:val="0"/>
+          <w:numId w:val="2"/>
+        </w:numPr>
+        <w:spacing w:after="60"/>
+      </w:pPr>
+      <w:r>
+        <w:rPr>
+          <w:color w:val="1A1A1A"/>
+        </w:rPr>
+        <w:t>Designed and built a scalable library of reusable Material UI (MUI) components including custom-themed buttons, modals, data grids, and form controls, reducing UI development time by 30% across multiple enterprise React applications.</w:t>
+      </w:r>
+    </w:p>
+    <w:p>
+      <w:pPr>
+        <w:pStyle w:val="ListParagraph"/>
+        <w:numPr>
+          <w:ilvl w:val="0"/>
+          <w:numId w:val="2"/>
+        </w:numPr>
+        <w:spacing w:after="60"/>
+      </w:pPr>
+      <w:r>
+        <w:rPr>
+          <w:color w:val="1A1A1A"/>
+        </w:rPr>
+        <w:t>Familiarity with AI applications, LLM integration, agentic workflows, or strong interest in learning.</w:t>
+      </w:r>
+    </w:p>
+    <w:p>
+      <w:pPr>
+        <w:pStyle w:val="ListParagraph"/>
+        <w:numPr>
+          <w:ilvl w:val="0"/>
+          <w:numId w:val="2"/>
+        </w:numPr>
+        <w:spacing w:after="60"/>
+      </w:pPr>
+      <w:r>
+        <w:rPr>
+          <w:color w:val="1A1A1A"/>
+        </w:rPr>
+        <w:t>Experience using AI coding assistants such as Codex, Claude Code, Cursor, Copilot and similar tools.</w:t>
+      </w:r>
+    </w:p>
+    <w:p>
+      <w:pPr>
+        <w:pStyle w:val="ListParagraph"/>
+        <w:numPr>
+          <w:ilvl w:val="0"/>
+          <w:numId w:val="2"/>
+        </w:numPr>
+        <w:spacing w:after="60"/>
+      </w:pPr>
+      <w:r>
+        <w:rPr>
+          <w:color w:val="1A1A1A"/>
+        </w:rPr>
+        <w:t>Integrated RESTful and Graph</w:t>
+      </w:r>
+      <w:r>
+        <w:rPr>
+          <w:color w:val="1A1A1A"/>
+        </w:rPr>
+        <w:t xml:space="preserve"> </w:t>
+      </w:r>
+      <w:r>
+        <w:rPr>
+          <w:color w:val="1A1A1A"/>
+        </w:rPr>
+        <w:t>QL APIs into MUI-based React dashboards using Axios interceptors and Redux state management, delivering real-time data fetching with error boundaries and seamless loading states.</w:t>
+      </w:r>
+    </w:p>
+    <w:p>
+      <w:pPr>
+        <w:pStyle w:val="ListParagraph"/>
+        <w:numPr>
+          <w:ilvl w:val="0"/>
+          <w:numId w:val="2"/>
+        </w:numPr>
+        <w:spacing w:after="60"/>
+      </w:pPr>
+      <w:r>
+        <w:rPr>
+          <w:color w:val="1A1A1A"/>
+        </w:rPr>
+        <w:t xml:space="preserve">Built fully responsive, mobile-first web applications using MUI Grid/Box layout with custom </w:t>
+      </w:r>
+      <w:proofErr w:type="spellStart"/>
+      <w:r>
+        <w:rPr>
+          <w:color w:val="1A1A1A"/>
+        </w:rPr>
+        <w:t>useMediaQuery</w:t>
+      </w:r>
+      <w:proofErr w:type="spellEnd"/>
+      <w:r>
+        <w:rPr>
+          <w:color w:val="1A1A1A"/>
+        </w:rPr>
+        <w:t xml:space="preserve"> hooks, ensuring consistent cross-device experience across desktop, tablet, and mobile viewports.</w:t>
+      </w:r>
+    </w:p>
+    <w:p>
+      <w:pPr>
+        <w:pStyle w:val="ListParagraph"/>
+        <w:numPr>
+          <w:ilvl w:val="0"/>
+          <w:numId w:val="2"/>
+        </w:numPr>
+        <w:spacing w:after="60"/>
+      </w:pPr>
+      <w:r>
+        <w:rPr>
+          <w:color w:val="1A1A1A"/>
+        </w:rPr>
+        <w:t xml:space="preserve">Engineered centralized MUI theme configuration using </w:t>
+      </w:r>
+      <w:proofErr w:type="spellStart"/>
+      <w:r>
+        <w:rPr>
+          <w:color w:val="1A1A1A"/>
+        </w:rPr>
+        <w:t>createTheme</w:t>
+      </w:r>
+      <w:proofErr w:type="spellEnd"/>
+      <w:r>
+        <w:rPr>
+          <w:color w:val="1A1A1A"/>
+        </w:rPr>
+        <w:t xml:space="preserve"> and </w:t>
+      </w:r>
+      <w:proofErr w:type="spellStart"/>
+      <w:r>
+        <w:rPr>
+          <w:color w:val="1A1A1A"/>
+        </w:rPr>
+        <w:t>ThemeProvider</w:t>
+      </w:r>
+      <w:proofErr w:type="spellEnd"/>
+      <w:r>
+        <w:rPr>
+          <w:color w:val="1A1A1A"/>
+        </w:rPr>
+        <w:t>, enforcing brand-consistent typography, color palettes, and component overrides across the enterprise front-end suite.</w:t>
+      </w:r>
+    </w:p>
+    <w:p>
+      <w:pPr>
+        <w:pStyle w:val="ListParagraph"/>
+        <w:numPr>
+          <w:ilvl w:val="0"/>
+          <w:numId w:val="2"/>
+        </w:numPr>
+        <w:spacing w:after="60"/>
+      </w:pPr>
+      <w:r>
+        <w:rPr>
+          <w:color w:val="1A1A1A"/>
+        </w:rPr>
+        <w:t xml:space="preserve">Optimized MUI-driven React applications via component </w:t>
+      </w:r>
+      <w:proofErr w:type="spellStart"/>
+      <w:r>
+        <w:rPr>
+          <w:color w:val="1A1A1A"/>
+        </w:rPr>
+        <w:t>memoization</w:t>
+      </w:r>
+      <w:proofErr w:type="spellEnd"/>
+      <w:r>
+        <w:rPr>
+          <w:color w:val="1A1A1A"/>
+        </w:rPr>
+        <w:t>, lazy loading, and code splitting, enforcing WCAG 2.1 accessibility standards including keyboard navigation, ARIA roles, and color contrast compliance.</w:t>
+      </w:r>
+    </w:p>
+    <w:p>
+      <w:pPr>
+        <w:pStyle w:val="ListParagraph"/>
+        <w:numPr>
+          <w:ilvl w:val="0"/>
+          <w:numId w:val="2"/>
+        </w:numPr>
+        <w:spacing w:after="60"/>
+      </w:pPr>
+      <w:r>
+        <w:rPr>
+          <w:color w:val="1A1A1A"/>
+        </w:rPr>
+        <w:t>Automated CI/CD pipelines with Jenkins, Docker, Kubernetes, and AWS Lambda/S3; enforced security via IAM, KMS, and CloudTrail achieving zero breaches across all deployments.</w:t>
+      </w:r>
+    </w:p>
+    <w:p>
+      <w:pPr>
+        <w:pStyle w:val="ListParagraph"/>
+        <w:numPr>
+          <w:ilvl w:val="0"/>
+          <w:numId w:val="2"/>
+        </w:numPr>
+        <w:spacing w:after="60"/>
+      </w:pPr>
+      <w:r>
+        <w:rPr>
+          <w:color w:val="1A1A1A"/>
+        </w:rPr>
+        <w:t>Developed and integrated front-end applications with SharePoint CMS, enabling dynamic content delivery, template-driven UI components, and scalable content workflows across multiple enterprise platforms.</w:t>
+      </w:r>
+    </w:p>
+    <w:p>
+      <w:pPr>
+        <w:pStyle w:val="ListParagraph"/>
+        <w:numPr>
+          <w:ilvl w:val="0"/>
+          <w:numId w:val="2"/>
+        </w:numPr>
+        <w:spacing w:after="60"/>
+      </w:pPr>
+      <w:r>
+        <w:rPr>
+          <w:color w:val="1A1A1A"/>
+        </w:rPr>
+        <w:t>Experience with AI Agents, RAG, tool/function calling, and workflow automation.</w:t>
+      </w:r>
+    </w:p>
+    <w:p>
+      <w:pPr>
+        <w:pStyle w:val="ListParagraph"/>
+        <w:numPr>
+          <w:ilvl w:val="0"/>
+          <w:numId w:val="2"/>
+        </w:numPr>
+        <w:spacing w:after="60"/>
+      </w:pPr>
+      <w:r>
+        <w:rPr>
+          <w:color w:val="1A1A1A"/>
+        </w:rPr>
+        <w:t>Experience with modernizing enterprise SaaS applications, MongoDB, Jenkins, GitLab, and similar platforms.</w:t>
       </w:r>
     </w:p>
     <w:p>
@@ -1408,15 +1315,45 @@
           <w:sz w:val="22"/>
           <w:szCs w:val="22"/>
         </w:rPr>
-        <w:t>UI Developer / React JS Developer</w:t>
-      </w:r>
-      <w:r>
-        <w:rPr>
-          <w:color w:val="555555"/>
-          <w:sz w:val="22"/>
-          <w:szCs w:val="22"/>
-        </w:rPr>
-        <w:t xml:space="preserve">  |  </w:t>
+        <w:t xml:space="preserve">Sr. React </w:t>
+      </w:r>
+      <w:r>
+        <w:rPr>
+          <w:b/>
+          <w:bCs/>
+          <w:color w:val="1A1A1A"/>
+          <w:sz w:val="22"/>
+          <w:szCs w:val="22"/>
+        </w:rPr>
+        <w:t xml:space="preserve">/ Full Stack </w:t>
+      </w:r>
+      <w:proofErr w:type="gramStart"/>
+      <w:r>
+        <w:rPr>
+          <w:b/>
+          <w:bCs/>
+          <w:color w:val="1A1A1A"/>
+          <w:sz w:val="22"/>
+          <w:szCs w:val="22"/>
+        </w:rPr>
+        <w:t>Developer</w:t>
+      </w:r>
+      <w:r>
+        <w:rPr>
+          <w:color w:val="555555"/>
+          <w:sz w:val="22"/>
+          <w:szCs w:val="22"/>
+        </w:rPr>
+        <w:t xml:space="preserve">  |</w:t>
+      </w:r>
+      <w:proofErr w:type="gramEnd"/>
+      <w:r>
+        <w:rPr>
+          <w:color w:val="555555"/>
+          <w:sz w:val="22"/>
+          <w:szCs w:val="22"/>
+        </w:rPr>
+        <w:t xml:space="preserve">  </w:t>
       </w:r>
       <w:r>
         <w:rPr>
@@ -1426,7 +1363,18 @@
           <w:sz w:val="22"/>
           <w:szCs w:val="22"/>
         </w:rPr>
-        <w:t>Johnson &amp; Johnson, New Brunswick, NJ</w:t>
+        <w:t xml:space="preserve">State Street Bank, Boston, </w:t>
+      </w:r>
+      <w:proofErr w:type="gramStart"/>
+      <w:r>
+        <w:rPr>
+          <w:b/>
+          <w:bCs/>
+          <w:color w:val="1A6B72"/>
+          <w:sz w:val="22"/>
+          <w:szCs w:val="22"/>
+        </w:rPr>
+        <w:t>MA</w:t>
       </w:r>
       <w:r>
         <w:rPr>
@@ -1434,179 +1382,125 @@
           <w:iCs/>
           <w:color w:val="555555"/>
         </w:rPr>
-        <w:t xml:space="preserve">  |  May 2017 – Jul 2019</w:t>
-      </w:r>
-    </w:p>
-    <w:p>
-      <w:pPr>
-        <w:pStyle w:val="ListParagraph"/>
-        <w:numPr>
-          <w:ilvl w:val="0"/>
-          <w:numId w:val="2"/>
-        </w:numPr>
-        <w:spacing w:after="60"/>
-      </w:pPr>
-      <w:r>
-        <w:rPr>
-          <w:color w:val="1A1A1A"/>
-        </w:rPr>
-        <w:lastRenderedPageBreak/>
-        <w:t>Led front-end technical initiatives as a technical lead across micro-frontend React applications integrated with Java-based microservices and Python Flask/Fast</w:t>
-      </w:r>
-      <w:r>
-        <w:rPr>
-          <w:color w:val="1A1A1A"/>
-        </w:rPr>
-        <w:t xml:space="preserve"> </w:t>
-      </w:r>
-      <w:r>
-        <w:rPr>
-          <w:color w:val="1A1A1A"/>
-        </w:rPr>
-        <w:t>API/Django backends, defining standards and contributing to strategic technical roadmaps.</w:t>
-      </w:r>
-    </w:p>
-    <w:p>
-      <w:pPr>
-        <w:pStyle w:val="ListParagraph"/>
-        <w:numPr>
-          <w:ilvl w:val="0"/>
-          <w:numId w:val="2"/>
-        </w:numPr>
-        <w:spacing w:after="60"/>
-      </w:pPr>
-      <w:r>
-        <w:rPr>
-          <w:color w:val="1A1A1A"/>
-        </w:rPr>
-        <w:t>Built cloud-native full-stack applications on AWS Lambda, ECS, and Code</w:t>
-      </w:r>
-      <w:r>
-        <w:rPr>
-          <w:color w:val="1A1A1A"/>
-        </w:rPr>
-        <w:t xml:space="preserve"> </w:t>
-      </w:r>
-      <w:r>
-        <w:rPr>
-          <w:color w:val="1A1A1A"/>
-        </w:rPr>
-        <w:t>Pipeline, applying TDD with Jest, Mocha, and Jasmine to maintain test coverage greater than 90%; monitored performance with CloudWatch and X-Ray.</w:t>
-      </w:r>
-    </w:p>
-    <w:p>
-      <w:pPr>
-        <w:pStyle w:val="ListParagraph"/>
-        <w:numPr>
-          <w:ilvl w:val="0"/>
-          <w:numId w:val="2"/>
-        </w:numPr>
-        <w:spacing w:after="60"/>
-      </w:pPr>
-      <w:r>
-        <w:rPr>
-          <w:color w:val="1A1A1A"/>
-        </w:rPr>
-        <w:t>Implemented Graph</w:t>
-      </w:r>
-      <w:r>
-        <w:rPr>
-          <w:color w:val="1A1A1A"/>
-        </w:rPr>
-        <w:t xml:space="preserve"> </w:t>
-      </w:r>
-      <w:r>
-        <w:rPr>
-          <w:color w:val="1A1A1A"/>
-        </w:rPr>
-        <w:t>QL and REST endpoints for seamless data communication; designed Redux Saga and Mob</w:t>
-      </w:r>
-      <w:r>
-        <w:rPr>
-          <w:color w:val="1A1A1A"/>
-        </w:rPr>
-        <w:t xml:space="preserve"> </w:t>
-      </w:r>
-      <w:r>
-        <w:rPr>
-          <w:color w:val="1A1A1A"/>
-        </w:rPr>
-        <w:t>X state management flows for complex async enterprise workflows.</w:t>
-      </w:r>
-    </w:p>
-    <w:p>
-      <w:pPr>
-        <w:spacing w:before="180" w:after="40"/>
-      </w:pPr>
-      <w:r>
-        <w:rPr>
-          <w:b/>
-          <w:bCs/>
-          <w:color w:val="1A1A1A"/>
-          <w:sz w:val="22"/>
-          <w:szCs w:val="22"/>
-        </w:rPr>
-        <w:t xml:space="preserve">UI Developer / React JS </w:t>
-      </w:r>
-      <w:r>
-        <w:rPr>
-          <w:b/>
-          <w:bCs/>
-          <w:color w:val="1A1A1A"/>
-          <w:sz w:val="22"/>
-          <w:szCs w:val="22"/>
-        </w:rPr>
-        <w:t>Developer</w:t>
-      </w:r>
-      <w:r>
-        <w:rPr>
-          <w:color w:val="555555"/>
-          <w:sz w:val="22"/>
-          <w:szCs w:val="22"/>
-        </w:rPr>
-        <w:t xml:space="preserve"> |</w:t>
-      </w:r>
-      <w:r>
-        <w:rPr>
-          <w:color w:val="555555"/>
-          <w:sz w:val="22"/>
-          <w:szCs w:val="22"/>
-        </w:rPr>
-        <w:t xml:space="preserve">  </w:t>
-      </w:r>
-      <w:r>
-        <w:rPr>
-          <w:b/>
-          <w:bCs/>
-          <w:color w:val="1A6B72"/>
-          <w:sz w:val="22"/>
-          <w:szCs w:val="22"/>
-        </w:rPr>
-        <w:t>Alliance Insurance, Arlington, TX</w:t>
-      </w:r>
+        <w:t xml:space="preserve">  |</w:t>
+      </w:r>
+      <w:proofErr w:type="gramEnd"/>
       <w:r>
         <w:rPr>
           <w:i/>
           <w:iCs/>
           <w:color w:val="555555"/>
         </w:rPr>
-        <w:t xml:space="preserve">  |  Jan 2016 – Apr 2017</w:t>
-      </w:r>
-    </w:p>
-    <w:p>
-      <w:pPr>
-        <w:pStyle w:val="ListParagraph"/>
-        <w:numPr>
-          <w:ilvl w:val="0"/>
-          <w:numId w:val="2"/>
-        </w:numPr>
-        <w:spacing w:after="60"/>
-      </w:pPr>
-      <w:r>
-        <w:rPr>
-          <w:color w:val="1A1A1A"/>
-        </w:rPr>
-        <w:t>Built SPAs using React, Redux, and Router with JWT auth and CSRF token security; created RESTful APIs with Node.js and Flask for data exchange, managed via Git, Bitbucket, and Jira in Agile workflows.</w:t>
+        <w:t xml:space="preserve">  Aug 2019 – Jan 2022</w:t>
+      </w:r>
+    </w:p>
+    <w:p>
+      <w:pPr>
+        <w:pStyle w:val="ListParagraph"/>
+        <w:numPr>
+          <w:ilvl w:val="0"/>
+          <w:numId w:val="2"/>
+        </w:numPr>
+        <w:spacing w:after="60"/>
+      </w:pPr>
+      <w:r>
+        <w:rPr>
+          <w:color w:val="1A1A1A"/>
+        </w:rPr>
+        <w:t>Modernized legacy enterprise SaaS applications by migrating Angular apps to React and Next JS, improving load time, long-term maintainability, and alignment with modern full-stack architecture standards.</w:t>
+      </w:r>
+    </w:p>
+    <w:p>
+      <w:pPr>
+        <w:pStyle w:val="ListParagraph"/>
+        <w:numPr>
+          <w:ilvl w:val="0"/>
+          <w:numId w:val="2"/>
+        </w:numPr>
+        <w:spacing w:after="60"/>
+      </w:pPr>
+      <w:r>
+        <w:rPr>
+          <w:color w:val="1A1A1A"/>
+        </w:rPr>
+        <w:t>Built and optimized large-scale React SPAs and mobile apps using modern JavaScript (ES6+), Redux Saga, and advanced state management patterns, delivering pixel-perfect, ADA-compliant, responsive user interfaces.</w:t>
+      </w:r>
+    </w:p>
+    <w:p>
+      <w:pPr>
+        <w:pStyle w:val="ListParagraph"/>
+        <w:numPr>
+          <w:ilvl w:val="0"/>
+          <w:numId w:val="2"/>
+        </w:numPr>
+        <w:spacing w:after="60"/>
+      </w:pPr>
+      <w:r>
+        <w:rPr>
+          <w:color w:val="1A1A1A"/>
+        </w:rPr>
+        <w:t>Integrated Node.js and Express backends with REST and Graph</w:t>
+      </w:r>
+      <w:r>
+        <w:rPr>
+          <w:color w:val="1A1A1A"/>
+        </w:rPr>
+        <w:t xml:space="preserve"> </w:t>
+      </w:r>
+      <w:r>
+        <w:rPr>
+          <w:color w:val="1A1A1A"/>
+        </w:rPr>
+        <w:t>QL APIs for real-time data flow; authored advanced SQL queries against Snowflake materialized views, leveraging Snowflake data sharing to provide governed, live access to multi-tenant datasets across enterprise clients.</w:t>
+      </w:r>
+    </w:p>
+    <w:p>
+      <w:pPr>
+        <w:pStyle w:val="ListParagraph"/>
+        <w:numPr>
+          <w:ilvl w:val="0"/>
+          <w:numId w:val="2"/>
+        </w:numPr>
+        <w:spacing w:after="60"/>
+      </w:pPr>
+      <w:r>
+        <w:rPr>
+          <w:color w:val="1A1A1A"/>
+        </w:rPr>
+        <w:t>Embedded Power BI reports within React dashboards connected to Snowflake data pipelines, enabling real-time self-service analytics and KPI visualization for business stakeholders.</w:t>
+      </w:r>
+    </w:p>
+    <w:p>
+      <w:pPr>
+        <w:pStyle w:val="ListParagraph"/>
+        <w:numPr>
+          <w:ilvl w:val="0"/>
+          <w:numId w:val="2"/>
+        </w:numPr>
+        <w:spacing w:after="60"/>
+      </w:pPr>
+      <w:r>
+        <w:rPr>
+          <w:color w:val="1A1A1A"/>
+        </w:rPr>
+        <w:lastRenderedPageBreak/>
+        <w:t>Implemented robust testing with Jest, React Testing Library, Mocha, and Enzyme; integrated Splunk for performance monitoring and reliability tracking across enterprise deployments.</w:t>
+      </w:r>
+    </w:p>
+    <w:p>
+      <w:pPr>
+        <w:pStyle w:val="ListParagraph"/>
+        <w:numPr>
+          <w:ilvl w:val="0"/>
+          <w:numId w:val="2"/>
+        </w:numPr>
+        <w:spacing w:after="60"/>
+      </w:pPr>
+      <w:r>
+        <w:rPr>
+          <w:color w:val="1A1A1A"/>
+        </w:rPr>
+        <w:t>Managed serverless deployments on AWS EC2, S3, Lambda, and API Gateway; championed accessibility-first development culture ensuring WCAG 508 compliance for government and enterprise clients.</w:t>
       </w:r>
     </w:p>
     <w:p>
@@ -1621,15 +1515,35 @@
           <w:sz w:val="22"/>
           <w:szCs w:val="22"/>
         </w:rPr>
-        <w:t xml:space="preserve">UI Developer </w:t>
-      </w:r>
-      <w:r>
-        <w:rPr>
-          <w:color w:val="555555"/>
-          <w:sz w:val="22"/>
-          <w:szCs w:val="22"/>
-        </w:rPr>
-        <w:t xml:space="preserve">|  </w:t>
+        <w:t xml:space="preserve">UI Developer / React JS </w:t>
+      </w:r>
+      <w:proofErr w:type="gramStart"/>
+      <w:r>
+        <w:rPr>
+          <w:b/>
+          <w:bCs/>
+          <w:color w:val="1A1A1A"/>
+          <w:sz w:val="22"/>
+          <w:szCs w:val="22"/>
+        </w:rPr>
+        <w:t>Developer</w:t>
+      </w:r>
+      <w:r>
+        <w:rPr>
+          <w:color w:val="555555"/>
+          <w:sz w:val="22"/>
+          <w:szCs w:val="22"/>
+        </w:rPr>
+        <w:t xml:space="preserve">  |</w:t>
+      </w:r>
+      <w:proofErr w:type="gramEnd"/>
+      <w:r>
+        <w:rPr>
+          <w:color w:val="555555"/>
+          <w:sz w:val="22"/>
+          <w:szCs w:val="22"/>
+        </w:rPr>
+        <w:t xml:space="preserve">  </w:t>
       </w:r>
       <w:r>
         <w:rPr>
@@ -1639,7 +1553,18 @@
           <w:sz w:val="22"/>
           <w:szCs w:val="22"/>
         </w:rPr>
-        <w:t>Commerce Benefit Group, Chennai, India</w:t>
+        <w:t xml:space="preserve">Johnson &amp; Johnson, New Brunswick, </w:t>
+      </w:r>
+      <w:proofErr w:type="gramStart"/>
+      <w:r>
+        <w:rPr>
+          <w:b/>
+          <w:bCs/>
+          <w:color w:val="1A6B72"/>
+          <w:sz w:val="22"/>
+          <w:szCs w:val="22"/>
+        </w:rPr>
+        <w:t>NJ</w:t>
       </w:r>
       <w:r>
         <w:rPr>
@@ -1647,122 +1572,445 @@
           <w:iCs/>
           <w:color w:val="555555"/>
         </w:rPr>
-        <w:t xml:space="preserve">  |  Jul 2013 – Feb 2014</w:t>
-      </w:r>
-    </w:p>
-    <w:p>
-      <w:pPr>
-        <w:pStyle w:val="ListParagraph"/>
-        <w:numPr>
-          <w:ilvl w:val="0"/>
-          <w:numId w:val="2"/>
-        </w:numPr>
-        <w:spacing w:after="60"/>
-      </w:pPr>
-      <w:r>
-        <w:rPr>
-          <w:color w:val="1A1A1A"/>
-        </w:rPr>
-        <w:t>Built interactive UIs using Oracle APEX and web toolkits; developed complex PL/SQL models with cursors, performed Oracle database query and performance tuning, and scheduled backend jobs across enterprise data systems.</w:t>
-      </w:r>
-    </w:p>
-    <w:p>
-      <w:pPr>
-        <w:pStyle w:val="ListParagraph"/>
-        <w:numPr>
-          <w:ilvl w:val="0"/>
-          <w:numId w:val="2"/>
-        </w:numPr>
-        <w:spacing w:after="60"/>
-      </w:pPr>
-      <w:r>
-        <w:rPr>
-          <w:color w:val="1A1A1A"/>
-        </w:rPr>
-        <w:t xml:space="preserve">Build mobile applications using iOS and </w:t>
-      </w:r>
-      <w:r>
-        <w:rPr>
-          <w:color w:val="1A1A1A"/>
-        </w:rPr>
-        <w:t>Android</w:t>
-      </w:r>
-      <w:r>
-        <w:rPr>
-          <w:color w:val="1A1A1A"/>
-        </w:rPr>
-        <w:t>.</w:t>
-      </w:r>
-    </w:p>
-    <w:p>
-      <w:pPr>
-        <w:spacing w:before="180" w:after="40"/>
-      </w:pPr>
-      <w:r>
-        <w:rPr>
-          <w:b/>
-          <w:bCs/>
-          <w:color w:val="1A1A1A"/>
-          <w:sz w:val="22"/>
-          <w:szCs w:val="22"/>
-        </w:rPr>
-        <w:t xml:space="preserve">UI Developer / Oracle PL/SQL </w:t>
-      </w:r>
-      <w:r>
-        <w:rPr>
-          <w:b/>
-          <w:bCs/>
-          <w:color w:val="1A1A1A"/>
-          <w:sz w:val="22"/>
-          <w:szCs w:val="22"/>
-        </w:rPr>
-        <w:t>Developer</w:t>
-      </w:r>
-      <w:r>
-        <w:rPr>
-          <w:color w:val="555555"/>
-          <w:sz w:val="22"/>
-          <w:szCs w:val="22"/>
-        </w:rPr>
-        <w:t xml:space="preserve"> |</w:t>
-      </w:r>
-      <w:r>
-        <w:rPr>
-          <w:color w:val="555555"/>
-          <w:sz w:val="22"/>
-          <w:szCs w:val="22"/>
-        </w:rPr>
-        <w:t xml:space="preserve">  </w:t>
-      </w:r>
-      <w:proofErr w:type="spellStart"/>
-      <w:r>
-        <w:rPr>
-          <w:b/>
-          <w:bCs/>
-          <w:color w:val="1A6B72"/>
-          <w:sz w:val="22"/>
-          <w:szCs w:val="22"/>
-        </w:rPr>
-        <w:t>Mepline</w:t>
-      </w:r>
-      <w:proofErr w:type="spellEnd"/>
-      <w:r>
-        <w:rPr>
-          <w:b/>
-          <w:bCs/>
-          <w:color w:val="1A6B72"/>
-          <w:sz w:val="22"/>
-          <w:szCs w:val="22"/>
-        </w:rPr>
-        <w:t xml:space="preserve"> Technical Services LLC, Dubai</w:t>
-      </w:r>
+        <w:t xml:space="preserve">  |</w:t>
+      </w:r>
+      <w:proofErr w:type="gramEnd"/>
       <w:r>
         <w:rPr>
           <w:i/>
           <w:iCs/>
           <w:color w:val="555555"/>
         </w:rPr>
-        <w:t xml:space="preserve">  |  Nov 2005 – Aug 2012</w:t>
+        <w:t xml:space="preserve">  May 2017 – Jul 2019</w:t>
+      </w:r>
+    </w:p>
+    <w:p>
+      <w:pPr>
+        <w:pStyle w:val="ListParagraph"/>
+        <w:numPr>
+          <w:ilvl w:val="0"/>
+          <w:numId w:val="2"/>
+        </w:numPr>
+        <w:spacing w:after="60"/>
+      </w:pPr>
+      <w:r>
+        <w:rPr>
+          <w:color w:val="1A1A1A"/>
+        </w:rPr>
+        <w:t>Led front-end technical initiatives as a technical lead across micro-frontend React applications integrated with Java-based microservices and Python Flask/Fast</w:t>
+      </w:r>
+      <w:r>
+        <w:rPr>
+          <w:color w:val="1A1A1A"/>
+        </w:rPr>
+        <w:t xml:space="preserve"> </w:t>
+      </w:r>
+      <w:r>
+        <w:rPr>
+          <w:color w:val="1A1A1A"/>
+        </w:rPr>
+        <w:t>API/Django backends, defining standards and contributing to strategic technical roadmaps.</w:t>
+      </w:r>
+    </w:p>
+    <w:p>
+      <w:pPr>
+        <w:pStyle w:val="ListParagraph"/>
+        <w:numPr>
+          <w:ilvl w:val="0"/>
+          <w:numId w:val="2"/>
+        </w:numPr>
+        <w:spacing w:after="60"/>
+      </w:pPr>
+      <w:r>
+        <w:rPr>
+          <w:color w:val="1A1A1A"/>
+        </w:rPr>
+        <w:t>Built cloud-native full-stack applications on AWS Lambda, ECS, and Code</w:t>
+      </w:r>
+      <w:r>
+        <w:rPr>
+          <w:color w:val="1A1A1A"/>
+        </w:rPr>
+        <w:t xml:space="preserve"> </w:t>
+      </w:r>
+      <w:r>
+        <w:rPr>
+          <w:color w:val="1A1A1A"/>
+        </w:rPr>
+        <w:t>Pipeline, applying TDD with Jest, Mocha, and Jasmine to maintain test coverage greater than 90%; monitored performance with CloudWatch and X-Ray.</w:t>
+      </w:r>
+    </w:p>
+    <w:p>
+      <w:pPr>
+        <w:pStyle w:val="ListParagraph"/>
+        <w:numPr>
+          <w:ilvl w:val="0"/>
+          <w:numId w:val="2"/>
+        </w:numPr>
+        <w:spacing w:after="60"/>
+      </w:pPr>
+      <w:r>
+        <w:rPr>
+          <w:color w:val="1A1A1A"/>
+        </w:rPr>
+        <w:t>Implemented Graph</w:t>
+      </w:r>
+      <w:r>
+        <w:rPr>
+          <w:color w:val="1A1A1A"/>
+        </w:rPr>
+        <w:t xml:space="preserve"> </w:t>
+      </w:r>
+      <w:r>
+        <w:rPr>
+          <w:color w:val="1A1A1A"/>
+        </w:rPr>
+        <w:t>QL and REST endpoints for seamless data communication; designed Redux Saga and Mob</w:t>
+      </w:r>
+      <w:r>
+        <w:rPr>
+          <w:color w:val="1A1A1A"/>
+        </w:rPr>
+        <w:t xml:space="preserve"> </w:t>
+      </w:r>
+      <w:r>
+        <w:rPr>
+          <w:color w:val="1A1A1A"/>
+        </w:rPr>
+        <w:t>X state management flows for complex async enterprise workflows.</w:t>
+      </w:r>
+    </w:p>
+    <w:p>
+      <w:pPr>
+        <w:spacing w:before="180" w:after="40"/>
+      </w:pPr>
+      <w:r>
+        <w:rPr>
+          <w:b/>
+          <w:bCs/>
+          <w:color w:val="1A1A1A"/>
+          <w:sz w:val="22"/>
+          <w:szCs w:val="22"/>
+        </w:rPr>
+        <w:t xml:space="preserve">UI Developer / React JS </w:t>
+      </w:r>
+      <w:r>
+        <w:rPr>
+          <w:b/>
+          <w:bCs/>
+          <w:color w:val="1A1A1A"/>
+          <w:sz w:val="22"/>
+          <w:szCs w:val="22"/>
+        </w:rPr>
+        <w:t>Developer</w:t>
+      </w:r>
+      <w:r>
+        <w:rPr>
+          <w:color w:val="555555"/>
+          <w:sz w:val="22"/>
+          <w:szCs w:val="22"/>
+        </w:rPr>
+        <w:t xml:space="preserve"> </w:t>
+      </w:r>
+      <w:proofErr w:type="gramStart"/>
+      <w:r>
+        <w:rPr>
+          <w:color w:val="555555"/>
+          <w:sz w:val="22"/>
+          <w:szCs w:val="22"/>
+        </w:rPr>
+        <w:t>|</w:t>
+      </w:r>
+      <w:r>
+        <w:rPr>
+          <w:color w:val="555555"/>
+          <w:sz w:val="22"/>
+          <w:szCs w:val="22"/>
+        </w:rPr>
+        <w:t xml:space="preserve">  </w:t>
+      </w:r>
+      <w:r>
+        <w:rPr>
+          <w:b/>
+          <w:bCs/>
+          <w:color w:val="1A6B72"/>
+          <w:sz w:val="22"/>
+          <w:szCs w:val="22"/>
+        </w:rPr>
+        <w:t>Alliance</w:t>
+      </w:r>
+      <w:proofErr w:type="gramEnd"/>
+      <w:r>
+        <w:rPr>
+          <w:b/>
+          <w:bCs/>
+          <w:color w:val="1A6B72"/>
+          <w:sz w:val="22"/>
+          <w:szCs w:val="22"/>
+        </w:rPr>
+        <w:t xml:space="preserve"> Insurance, Arlington, </w:t>
+      </w:r>
+      <w:proofErr w:type="gramStart"/>
+      <w:r>
+        <w:rPr>
+          <w:b/>
+          <w:bCs/>
+          <w:color w:val="1A6B72"/>
+          <w:sz w:val="22"/>
+          <w:szCs w:val="22"/>
+        </w:rPr>
+        <w:t>TX</w:t>
+      </w:r>
+      <w:r>
+        <w:rPr>
+          <w:i/>
+          <w:iCs/>
+          <w:color w:val="555555"/>
+        </w:rPr>
+        <w:t xml:space="preserve">  |</w:t>
+      </w:r>
+      <w:proofErr w:type="gramEnd"/>
+      <w:r>
+        <w:rPr>
+          <w:i/>
+          <w:iCs/>
+          <w:color w:val="555555"/>
+        </w:rPr>
+        <w:t xml:space="preserve">  Jan 2016 – Apr 2017</w:t>
+      </w:r>
+    </w:p>
+    <w:p>
+      <w:pPr>
+        <w:pStyle w:val="ListParagraph"/>
+        <w:numPr>
+          <w:ilvl w:val="0"/>
+          <w:numId w:val="2"/>
+        </w:numPr>
+        <w:spacing w:after="60"/>
+      </w:pPr>
+      <w:r>
+        <w:rPr>
+          <w:color w:val="1A1A1A"/>
+        </w:rPr>
+        <w:t>Built SPAs using React, Redux, and Router with JWT auth and CSRF token security; created RESTful APIs with Node.js and Flask for data exchange, managed via Git, Bitbucket, and Jira in Agile workflows.</w:t>
+      </w:r>
+    </w:p>
+    <w:p>
+      <w:pPr>
+        <w:spacing w:before="180" w:after="40"/>
+      </w:pPr>
+      <w:r>
+        <w:rPr>
+          <w:b/>
+          <w:bCs/>
+          <w:color w:val="1A1A1A"/>
+          <w:sz w:val="22"/>
+          <w:szCs w:val="22"/>
+        </w:rPr>
+        <w:t xml:space="preserve">UI Developer </w:t>
+      </w:r>
+      <w:proofErr w:type="gramStart"/>
+      <w:r>
+        <w:rPr>
+          <w:color w:val="555555"/>
+          <w:sz w:val="22"/>
+          <w:szCs w:val="22"/>
+        </w:rPr>
+        <w:t xml:space="preserve">|  </w:t>
+      </w:r>
+      <w:r>
+        <w:rPr>
+          <w:b/>
+          <w:bCs/>
+          <w:color w:val="1A6B72"/>
+          <w:sz w:val="22"/>
+          <w:szCs w:val="22"/>
+        </w:rPr>
+        <w:t>Commerce</w:t>
+      </w:r>
+      <w:proofErr w:type="gramEnd"/>
+      <w:r>
+        <w:rPr>
+          <w:b/>
+          <w:bCs/>
+          <w:color w:val="1A6B72"/>
+          <w:sz w:val="22"/>
+          <w:szCs w:val="22"/>
+        </w:rPr>
+        <w:t xml:space="preserve"> Benefit Group, Chennai, </w:t>
+      </w:r>
+      <w:proofErr w:type="gramStart"/>
+      <w:r>
+        <w:rPr>
+          <w:b/>
+          <w:bCs/>
+          <w:color w:val="1A6B72"/>
+          <w:sz w:val="22"/>
+          <w:szCs w:val="22"/>
+        </w:rPr>
+        <w:t>India</w:t>
+      </w:r>
+      <w:r>
+        <w:rPr>
+          <w:i/>
+          <w:iCs/>
+          <w:color w:val="555555"/>
+        </w:rPr>
+        <w:t xml:space="preserve">  |</w:t>
+      </w:r>
+      <w:proofErr w:type="gramEnd"/>
+      <w:r>
+        <w:rPr>
+          <w:i/>
+          <w:iCs/>
+          <w:color w:val="555555"/>
+        </w:rPr>
+        <w:t xml:space="preserve">  Jul 2013 – Feb 2014</w:t>
+      </w:r>
+    </w:p>
+    <w:p>
+      <w:pPr>
+        <w:pStyle w:val="ListParagraph"/>
+        <w:numPr>
+          <w:ilvl w:val="0"/>
+          <w:numId w:val="2"/>
+        </w:numPr>
+        <w:spacing w:after="60"/>
+      </w:pPr>
+      <w:r>
+        <w:rPr>
+          <w:color w:val="1A1A1A"/>
+        </w:rPr>
+        <w:t>Built interactive UIs using Oracle APEX and web toolkits; developed complex PL/SQL models with cursors, performed Oracle database query and performance tuning, and scheduled backend jobs across enterprise data systems.</w:t>
+      </w:r>
+    </w:p>
+    <w:p>
+      <w:pPr>
+        <w:pStyle w:val="ListParagraph"/>
+        <w:numPr>
+          <w:ilvl w:val="0"/>
+          <w:numId w:val="2"/>
+        </w:numPr>
+        <w:spacing w:after="60"/>
+      </w:pPr>
+      <w:r>
+        <w:rPr>
+          <w:color w:val="1A1A1A"/>
+        </w:rPr>
+        <w:t xml:space="preserve">Build mobile applications using iOS and </w:t>
+      </w:r>
+      <w:r>
+        <w:rPr>
+          <w:color w:val="1A1A1A"/>
+        </w:rPr>
+        <w:t>Android</w:t>
+      </w:r>
+      <w:r>
+        <w:rPr>
+          <w:color w:val="1A1A1A"/>
+        </w:rPr>
+        <w:t>.</w:t>
+      </w:r>
+    </w:p>
+    <w:p>
+      <w:pPr>
+        <w:spacing w:before="180" w:after="40"/>
+      </w:pPr>
+      <w:r>
+        <w:rPr>
+          <w:b/>
+          <w:bCs/>
+          <w:color w:val="1A1A1A"/>
+          <w:sz w:val="22"/>
+          <w:szCs w:val="22"/>
+        </w:rPr>
+        <w:t xml:space="preserve">UI Developer / Oracle PL/SQL </w:t>
+      </w:r>
+      <w:r>
+        <w:rPr>
+          <w:b/>
+          <w:bCs/>
+          <w:color w:val="1A1A1A"/>
+          <w:sz w:val="22"/>
+          <w:szCs w:val="22"/>
+        </w:rPr>
+        <w:t>Developer</w:t>
+      </w:r>
+      <w:r>
+        <w:rPr>
+          <w:color w:val="555555"/>
+          <w:sz w:val="22"/>
+          <w:szCs w:val="22"/>
+        </w:rPr>
+        <w:t xml:space="preserve"> </w:t>
+      </w:r>
+      <w:proofErr w:type="gramStart"/>
+      <w:r>
+        <w:rPr>
+          <w:color w:val="555555"/>
+          <w:sz w:val="22"/>
+          <w:szCs w:val="22"/>
+        </w:rPr>
+        <w:t>|</w:t>
+      </w:r>
+      <w:r>
+        <w:rPr>
+          <w:color w:val="555555"/>
+          <w:sz w:val="22"/>
+          <w:szCs w:val="22"/>
+        </w:rPr>
+        <w:t xml:space="preserve">  </w:t>
+      </w:r>
+      <w:proofErr w:type="spellStart"/>
+      <w:r>
+        <w:rPr>
+          <w:b/>
+          <w:bCs/>
+          <w:color w:val="1A6B72"/>
+          <w:sz w:val="22"/>
+          <w:szCs w:val="22"/>
+        </w:rPr>
+        <w:t>Mepline</w:t>
+      </w:r>
+      <w:proofErr w:type="spellEnd"/>
+      <w:proofErr w:type="gramEnd"/>
+      <w:r>
+        <w:rPr>
+          <w:b/>
+          <w:bCs/>
+          <w:color w:val="1A6B72"/>
+          <w:sz w:val="22"/>
+          <w:szCs w:val="22"/>
+        </w:rPr>
+        <w:t xml:space="preserve"> Technical Services LLC, </w:t>
+      </w:r>
+      <w:proofErr w:type="gramStart"/>
+      <w:r>
+        <w:rPr>
+          <w:b/>
+          <w:bCs/>
+          <w:color w:val="1A6B72"/>
+          <w:sz w:val="22"/>
+          <w:szCs w:val="22"/>
+        </w:rPr>
+        <w:t>Dubai</w:t>
+      </w:r>
+      <w:r>
+        <w:rPr>
+          <w:i/>
+          <w:iCs/>
+          <w:color w:val="555555"/>
+        </w:rPr>
+        <w:t xml:space="preserve">  |</w:t>
+      </w:r>
+      <w:proofErr w:type="gramEnd"/>
+      <w:r>
+        <w:rPr>
+          <w:i/>
+          <w:iCs/>
+          <w:color w:val="555555"/>
+        </w:rPr>
+        <w:t xml:space="preserve">  Nov 2005 – Aug 2012</w:t>
       </w:r>
     </w:p>
     <w:p>
@@ -2003,6 +2251,7 @@
         <w:spacing w:after="60"/>
       </w:pPr>
       <w:r>
+        <w:lastRenderedPageBreak/>
         <w:t xml:space="preserve">Meta full stack </w:t>
       </w:r>
       <w:r>
@@ -2207,7 +2456,7 @@
         <w:spacing w:after="60"/>
         <w:ind w:left="540"/>
       </w:pPr>
-      <w:hyperlink r:id="rId7" w:history="1">
+      <w:hyperlink r:id="rId9" w:history="1">
         <w:r>
           <w:rPr>
             <w:rStyle w:val="Hyperlink"/>
@@ -2238,7 +2487,7 @@
         <w:spacing w:after="80"/>
         <w:ind w:left="540"/>
       </w:pPr>
-      <w:hyperlink r:id="rId8" w:history="1">
+      <w:hyperlink r:id="rId10" w:history="1">
         <w:r>
           <w:rPr>
             <w:rStyle w:val="Hyperlink"/>
@@ -2277,7 +2526,7 @@
         <w:spacing w:after="60"/>
         <w:ind w:left="540"/>
       </w:pPr>
-      <w:hyperlink r:id="rId9" w:history="1">
+      <w:hyperlink r:id="rId11" w:history="1">
         <w:r>
           <w:rPr>
             <w:rStyle w:val="Hyperlink"/>
@@ -2316,7 +2565,7 @@
           <w:rFonts w:ascii="Segoe UI" w:hAnsi="Segoe UI" w:cs="Segoe UI"/>
         </w:rPr>
       </w:pPr>
-      <w:hyperlink r:id="rId10" w:history="1">
+      <w:hyperlink r:id="rId12" w:history="1">
         <w:r>
           <w:rPr>
             <w:rStyle w:val="Hyperlink"/>
@@ -2387,7 +2636,7 @@
         <w:ind w:left="540"/>
         <w:textAlignment w:val="baseline"/>
       </w:pPr>
-      <w:hyperlink r:id="rId11" w:history="1">
+      <w:hyperlink r:id="rId13" w:history="1">
         <w:r>
           <w:rPr>
             <w:rStyle w:val="Hyperlink"/>
@@ -2408,13 +2657,382 @@
       </w:r>
     </w:p>
     <w:sectPr>
+      <w:headerReference w:type="even" r:id="rId14"/>
+      <w:headerReference w:type="default" r:id="rId15"/>
+      <w:footerReference w:type="even" r:id="rId16"/>
+      <w:footerReference w:type="default" r:id="rId17"/>
+      <w:headerReference w:type="first" r:id="rId18"/>
+      <w:footerReference w:type="first" r:id="rId19"/>
       <w:pgSz w:w="12240" w:h="15840"/>
-      <w:pgMar w:top="1080" w:right="1080" w:bottom="1080" w:left="1080" w:header="708" w:footer="708" w:gutter="0"/>
+      <w:pgMar w:top="1080" w:right="1080" w:bottom="1080" w:left="1080" w:header="144" w:footer="708" w:gutter="0"/>
       <w:cols w:space="720"/>
       <w:docGrid w:linePitch="360"/>
     </w:sectPr>
   </w:body>
 </w:document>
+</file>
+
+<file path=word/endnotes.xml><?xml version="1.0" encoding="utf-8"?>
+<w:endnotes xmlns:wpc="http://schemas.microsoft.com/office/word/2010/wordprocessingCanvas" xmlns:cx="http://schemas.microsoft.com/office/drawing/2014/chartex" xmlns:cx1="http://schemas.microsoft.com/office/drawing/2015/9/8/chartex" xmlns:cx2="http://schemas.microsoft.com/office/drawing/2015/10/21/chartex" xmlns:cx3="http://schemas.microsoft.com/office/drawing/2016/5/9/chartex" xmlns:cx4="http://schemas.microsoft.com/office/drawing/2016/5/10/chartex" xmlns:cx5="http://schemas.microsoft.com/office/drawing/2016/5/11/chartex" xmlns:cx6="http://schemas.microsoft.com/office/drawing/2016/5/12/chartex" xmlns:cx7="http://schemas.microsoft.com/office/drawing/2016/5/13/chartex" xmlns:cx8="http://schemas.microsoft.com/office/drawing/2016/5/14/chartex" xmlns:mc="http://schemas.openxmlformats.org/markup-compatibility/2006" xmlns:aink="http://schemas.microsoft.com/office/drawing/2016/ink" xmlns:am3d="http://schemas.microsoft.com/office/drawing/2017/model3d" xmlns:o="urn:schemas-microsoft-com:office:office" xmlns:oel="http://schemas.microsoft.com/office/2019/extlst" xmlns:r="http://schemas.openxmlformats.org/officeDocument/2006/relationships" xmlns:m="http://schemas.openxmlformats.org/officeDocument/2006/math" xmlns:v="urn:schemas-microsoft-com:vml" xmlns:wp14="http://schemas.microsoft.com/office/word/2010/wordprocessingDrawing" xmlns:wp="http://schemas.openxmlformats.org/drawingml/2006/wordprocessingDrawing" xmlns:w10="urn:schemas-microsoft-com:office:word" xmlns:w="http://schemas.openxmlformats.org/wordprocessingml/2006/main" xmlns:w14="http://schemas.microsoft.com/office/word/2010/wordml" xmlns:w15="http://schemas.microsoft.com/office/word/2012/wordml" xmlns:w16cex="http://schemas.microsoft.com/office/word/2018/wordml/cex" xmlns:w16cid="http://schemas.microsoft.com/office/word/2016/wordml/cid" xmlns:w16="http://schemas.microsoft.com/office/word/2018/wordml" xmlns:w16du="http://schemas.microsoft.com/office/word/2023/wordml/word16du" xmlns:w16sdtdh="http://schemas.microsoft.com/office/word/2020/wordml/sdtdatahash" xmlns:w16sdtfl="http://schemas.microsoft.com/office/word/2024/wordml/sdtformatlock" xmlns:w16se="http://schemas.microsoft.com/office/word/2015/wordml/symex" xmlns:wpg="http://schemas.microsoft.com/office/word/2010/wordprocessingGroup" xmlns:wpi="http://schemas.microsoft.com/office/word/2010/wordprocessingInk" xmlns:wne="http://schemas.microsoft.com/office/word/2006/wordml" xmlns:wps="http://schemas.microsoft.com/office/word/2010/wordprocessingShape" mc:Ignorable="w14 w15 w16se w16cid w16 w16cex w16sdtdh w16sdtfl w16du wp14">
+  <w:endnote w:type="separator" w:id="-1">
+    <w:p>
+      <w:r>
+        <w:separator/>
+      </w:r>
+    </w:p>
+  </w:endnote>
+  <w:endnote w:type="continuationSeparator" w:id="0">
+    <w:p>
+      <w:r>
+        <w:continuationSeparator/>
+      </w:r>
+    </w:p>
+  </w:endnote>
+</w:endnotes>
+</file>
+
+<file path=word/footer1.xml><?xml version="1.0" encoding="utf-8"?>
+<w:ftr xmlns:wpc="http://schemas.microsoft.com/office/word/2010/wordprocessingCanvas" xmlns:cx="http://schemas.microsoft.com/office/drawing/2014/chartex" xmlns:cx1="http://schemas.microsoft.com/office/drawing/2015/9/8/chartex" xmlns:cx2="http://schemas.microsoft.com/office/drawing/2015/10/21/chartex" xmlns:cx3="http://schemas.microsoft.com/office/drawing/2016/5/9/chartex" xmlns:cx4="http://schemas.microsoft.com/office/drawing/2016/5/10/chartex" xmlns:cx5="http://schemas.microsoft.com/office/drawing/2016/5/11/chartex" xmlns:cx6="http://schemas.microsoft.com/office/drawing/2016/5/12/chartex" xmlns:cx7="http://schemas.microsoft.com/office/drawing/2016/5/13/chartex" xmlns:cx8="http://schemas.microsoft.com/office/drawing/2016/5/14/chartex" xmlns:mc="http://schemas.openxmlformats.org/markup-compatibility/2006" xmlns:aink="http://schemas.microsoft.com/office/drawing/2016/ink" xmlns:am3d="http://schemas.microsoft.com/office/drawing/2017/model3d" xmlns:o="urn:schemas-microsoft-com:office:office" xmlns:oel="http://schemas.microsoft.com/office/2019/extlst" xmlns:r="http://schemas.openxmlformats.org/officeDocument/2006/relationships" xmlns:m="http://schemas.openxmlformats.org/officeDocument/2006/math" xmlns:v="urn:schemas-microsoft-com:vml" xmlns:wp14="http://schemas.microsoft.com/office/word/2010/wordprocessingDrawing" xmlns:wp="http://schemas.openxmlformats.org/drawingml/2006/wordprocessingDrawing" xmlns:w10="urn:schemas-microsoft-com:office:word" xmlns:w="http://schemas.openxmlformats.org/wordprocessingml/2006/main" xmlns:w14="http://schemas.microsoft.com/office/word/2010/wordml" xmlns:w15="http://schemas.microsoft.com/office/word/2012/wordml" xmlns:w16cex="http://schemas.microsoft.com/office/word/2018/wordml/cex" xmlns:w16cid="http://schemas.microsoft.com/office/word/2016/wordml/cid" xmlns:w16="http://schemas.microsoft.com/office/word/2018/wordml" xmlns:w16du="http://schemas.microsoft.com/office/word/2023/wordml/word16du" xmlns:w16sdtdh="http://schemas.microsoft.com/office/word/2020/wordml/sdtdatahash" xmlns:w16sdtfl="http://schemas.microsoft.com/office/word/2024/wordml/sdtformatlock" xmlns:w16se="http://schemas.microsoft.com/office/word/2015/wordml/symex" xmlns:wpg="http://schemas.microsoft.com/office/word/2010/wordprocessingGroup" xmlns:wpi="http://schemas.microsoft.com/office/word/2010/wordprocessingInk" xmlns:wne="http://schemas.microsoft.com/office/word/2006/wordml" xmlns:wps="http://schemas.microsoft.com/office/word/2010/wordprocessingShape" mc:Ignorable="w14 w15 w16se w16cid w16 w16cex w16sdtdh w16sdtfl w16du wp14">
+  <w:p>
+    <w:pPr>
+      <w:pStyle w:val="Footer"/>
+    </w:pPr>
+  </w:p>
+</w:ftr>
+</file>
+
+<file path=word/footer2.xml><?xml version="1.0" encoding="utf-8"?>
+<w:ftr xmlns:wpc="http://schemas.microsoft.com/office/word/2010/wordprocessingCanvas" xmlns:cx="http://schemas.microsoft.com/office/drawing/2014/chartex" xmlns:cx1="http://schemas.microsoft.com/office/drawing/2015/9/8/chartex" xmlns:cx2="http://schemas.microsoft.com/office/drawing/2015/10/21/chartex" xmlns:cx3="http://schemas.microsoft.com/office/drawing/2016/5/9/chartex" xmlns:cx4="http://schemas.microsoft.com/office/drawing/2016/5/10/chartex" xmlns:cx5="http://schemas.microsoft.com/office/drawing/2016/5/11/chartex" xmlns:cx6="http://schemas.microsoft.com/office/drawing/2016/5/12/chartex" xmlns:cx7="http://schemas.microsoft.com/office/drawing/2016/5/13/chartex" xmlns:cx8="http://schemas.microsoft.com/office/drawing/2016/5/14/chartex" xmlns:mc="http://schemas.openxmlformats.org/markup-compatibility/2006" xmlns:aink="http://schemas.microsoft.com/office/drawing/2016/ink" xmlns:am3d="http://schemas.microsoft.com/office/drawing/2017/model3d" xmlns:o="urn:schemas-microsoft-com:office:office" xmlns:oel="http://schemas.microsoft.com/office/2019/extlst" xmlns:r="http://schemas.openxmlformats.org/officeDocument/2006/relationships" xmlns:m="http://schemas.openxmlformats.org/officeDocument/2006/math" xmlns:v="urn:schemas-microsoft-com:vml" xmlns:wp14="http://schemas.microsoft.com/office/word/2010/wordprocessingDrawing" xmlns:wp="http://schemas.openxmlformats.org/drawingml/2006/wordprocessingDrawing" xmlns:w10="urn:schemas-microsoft-com:office:word" xmlns:w="http://schemas.openxmlformats.org/wordprocessingml/2006/main" xmlns:w14="http://schemas.microsoft.com/office/word/2010/wordml" xmlns:w15="http://schemas.microsoft.com/office/word/2012/wordml" xmlns:w16cex="http://schemas.microsoft.com/office/word/2018/wordml/cex" xmlns:w16cid="http://schemas.microsoft.com/office/word/2016/wordml/cid" xmlns:w16="http://schemas.microsoft.com/office/word/2018/wordml" xmlns:w16du="http://schemas.microsoft.com/office/word/2023/wordml/word16du" xmlns:w16sdtdh="http://schemas.microsoft.com/office/word/2020/wordml/sdtdatahash" xmlns:w16sdtfl="http://schemas.microsoft.com/office/word/2024/wordml/sdtformatlock" xmlns:w16se="http://schemas.microsoft.com/office/word/2015/wordml/symex" xmlns:wpg="http://schemas.microsoft.com/office/word/2010/wordprocessingGroup" xmlns:wpi="http://schemas.microsoft.com/office/word/2010/wordprocessingInk" xmlns:wne="http://schemas.microsoft.com/office/word/2006/wordml" xmlns:wps="http://schemas.microsoft.com/office/word/2010/wordprocessingShape" mc:Ignorable="w14 w15 w16se w16cid w16 w16cex w16sdtdh w16sdtfl w16du wp14">
+  <w:p>
+    <w:pPr>
+      <w:pStyle w:val="Footer"/>
+    </w:pPr>
+  </w:p>
+</w:ftr>
+</file>
+
+<file path=word/footer3.xml><?xml version="1.0" encoding="utf-8"?>
+<w:ftr xmlns:wpc="http://schemas.microsoft.com/office/word/2010/wordprocessingCanvas" xmlns:cx="http://schemas.microsoft.com/office/drawing/2014/chartex" xmlns:cx1="http://schemas.microsoft.com/office/drawing/2015/9/8/chartex" xmlns:cx2="http://schemas.microsoft.com/office/drawing/2015/10/21/chartex" xmlns:cx3="http://schemas.microsoft.com/office/drawing/2016/5/9/chartex" xmlns:cx4="http://schemas.microsoft.com/office/drawing/2016/5/10/chartex" xmlns:cx5="http://schemas.microsoft.com/office/drawing/2016/5/11/chartex" xmlns:cx6="http://schemas.microsoft.com/office/drawing/2016/5/12/chartex" xmlns:cx7="http://schemas.microsoft.com/office/drawing/2016/5/13/chartex" xmlns:cx8="http://schemas.microsoft.com/office/drawing/2016/5/14/chartex" xmlns:mc="http://schemas.openxmlformats.org/markup-compatibility/2006" xmlns:aink="http://schemas.microsoft.com/office/drawing/2016/ink" xmlns:am3d="http://schemas.microsoft.com/office/drawing/2017/model3d" xmlns:o="urn:schemas-microsoft-com:office:office" xmlns:oel="http://schemas.microsoft.com/office/2019/extlst" xmlns:r="http://schemas.openxmlformats.org/officeDocument/2006/relationships" xmlns:m="http://schemas.openxmlformats.org/officeDocument/2006/math" xmlns:v="urn:schemas-microsoft-com:vml" xmlns:wp14="http://schemas.microsoft.com/office/word/2010/wordprocessingDrawing" xmlns:wp="http://schemas.openxmlformats.org/drawingml/2006/wordprocessingDrawing" xmlns:w10="urn:schemas-microsoft-com:office:word" xmlns:w="http://schemas.openxmlformats.org/wordprocessingml/2006/main" xmlns:w14="http://schemas.microsoft.com/office/word/2010/wordml" xmlns:w15="http://schemas.microsoft.com/office/word/2012/wordml" xmlns:w16cex="http://schemas.microsoft.com/office/word/2018/wordml/cex" xmlns:w16cid="http://schemas.microsoft.com/office/word/2016/wordml/cid" xmlns:w16="http://schemas.microsoft.com/office/word/2018/wordml" xmlns:w16du="http://schemas.microsoft.com/office/word/2023/wordml/word16du" xmlns:w16sdtdh="http://schemas.microsoft.com/office/word/2020/wordml/sdtdatahash" xmlns:w16sdtfl="http://schemas.microsoft.com/office/word/2024/wordml/sdtformatlock" xmlns:w16se="http://schemas.microsoft.com/office/word/2015/wordml/symex" xmlns:wpg="http://schemas.microsoft.com/office/word/2010/wordprocessingGroup" xmlns:wpi="http://schemas.microsoft.com/office/word/2010/wordprocessingInk" xmlns:wne="http://schemas.microsoft.com/office/word/2006/wordml" xmlns:wps="http://schemas.microsoft.com/office/word/2010/wordprocessingShape" mc:Ignorable="w14 w15 w16se w16cid w16 w16cex w16sdtdh w16sdtfl w16du wp14">
+  <w:p>
+    <w:pPr>
+      <w:pStyle w:val="Footer"/>
+    </w:pPr>
+  </w:p>
+</w:ftr>
+</file>
+
+<file path=word/footnotes.xml><?xml version="1.0" encoding="utf-8"?>
+<w:footnotes xmlns:wpc="http://schemas.microsoft.com/office/word/2010/wordprocessingCanvas" xmlns:cx="http://schemas.microsoft.com/office/drawing/2014/chartex" xmlns:cx1="http://schemas.microsoft.com/office/drawing/2015/9/8/chartex" xmlns:cx2="http://schemas.microsoft.com/office/drawing/2015/10/21/chartex" xmlns:cx3="http://schemas.microsoft.com/office/drawing/2016/5/9/chartex" xmlns:cx4="http://schemas.microsoft.com/office/drawing/2016/5/10/chartex" xmlns:cx5="http://schemas.microsoft.com/office/drawing/2016/5/11/chartex" xmlns:cx6="http://schemas.microsoft.com/office/drawing/2016/5/12/chartex" xmlns:cx7="http://schemas.microsoft.com/office/drawing/2016/5/13/chartex" xmlns:cx8="http://schemas.microsoft.com/office/drawing/2016/5/14/chartex" xmlns:mc="http://schemas.openxmlformats.org/markup-compatibility/2006" xmlns:aink="http://schemas.microsoft.com/office/drawing/2016/ink" xmlns:am3d="http://schemas.microsoft.com/office/drawing/2017/model3d" xmlns:o="urn:schemas-microsoft-com:office:office" xmlns:oel="http://schemas.microsoft.com/office/2019/extlst" xmlns:r="http://schemas.openxmlformats.org/officeDocument/2006/relationships" xmlns:m="http://schemas.openxmlformats.org/officeDocument/2006/math" xmlns:v="urn:schemas-microsoft-com:vml" xmlns:wp14="http://schemas.microsoft.com/office/word/2010/wordprocessingDrawing" xmlns:wp="http://schemas.openxmlformats.org/drawingml/2006/wordprocessingDrawing" xmlns:w10="urn:schemas-microsoft-com:office:word" xmlns:w="http://schemas.openxmlformats.org/wordprocessingml/2006/main" xmlns:w14="http://schemas.microsoft.com/office/word/2010/wordml" xmlns:w15="http://schemas.microsoft.com/office/word/2012/wordml" xmlns:w16cex="http://schemas.microsoft.com/office/word/2018/wordml/cex" xmlns:w16cid="http://schemas.microsoft.com/office/word/2016/wordml/cid" xmlns:w16="http://schemas.microsoft.com/office/word/2018/wordml" xmlns:w16du="http://schemas.microsoft.com/office/word/2023/wordml/word16du" xmlns:w16sdtdh="http://schemas.microsoft.com/office/word/2020/wordml/sdtdatahash" xmlns:w16sdtfl="http://schemas.microsoft.com/office/word/2024/wordml/sdtformatlock" xmlns:w16se="http://schemas.microsoft.com/office/word/2015/wordml/symex" xmlns:wpg="http://schemas.microsoft.com/office/word/2010/wordprocessingGroup" xmlns:wpi="http://schemas.microsoft.com/office/word/2010/wordprocessingInk" xmlns:wne="http://schemas.microsoft.com/office/word/2006/wordml" xmlns:wps="http://schemas.microsoft.com/office/word/2010/wordprocessingShape" mc:Ignorable="w14 w15 w16se w16cid w16 w16cex w16sdtdh w16sdtfl w16du wp14">
+  <w:footnote w:type="separator" w:id="-1">
+    <w:p>
+      <w:r>
+        <w:separator/>
+      </w:r>
+    </w:p>
+  </w:footnote>
+  <w:footnote w:type="continuationSeparator" w:id="0">
+    <w:p>
+      <w:r>
+        <w:continuationSeparator/>
+      </w:r>
+    </w:p>
+  </w:footnote>
+</w:footnotes>
+</file>
+
+<file path=word/header1.xml><?xml version="1.0" encoding="utf-8"?>
+<w:hdr xmlns:wpc="http://schemas.microsoft.com/office/word/2010/wordprocessingCanvas" xmlns:cx="http://schemas.microsoft.com/office/drawing/2014/chartex" xmlns:cx1="http://schemas.microsoft.com/office/drawing/2015/9/8/chartex" xmlns:cx2="http://schemas.microsoft.com/office/drawing/2015/10/21/chartex" xmlns:cx3="http://schemas.microsoft.com/office/drawing/2016/5/9/chartex" xmlns:cx4="http://schemas.microsoft.com/office/drawing/2016/5/10/chartex" xmlns:cx5="http://schemas.microsoft.com/office/drawing/2016/5/11/chartex" xmlns:cx6="http://schemas.microsoft.com/office/drawing/2016/5/12/chartex" xmlns:cx7="http://schemas.microsoft.com/office/drawing/2016/5/13/chartex" xmlns:cx8="http://schemas.microsoft.com/office/drawing/2016/5/14/chartex" xmlns:mc="http://schemas.openxmlformats.org/markup-compatibility/2006" xmlns:aink="http://schemas.microsoft.com/office/drawing/2016/ink" xmlns:am3d="http://schemas.microsoft.com/office/drawing/2017/model3d" xmlns:o="urn:schemas-microsoft-com:office:office" xmlns:oel="http://schemas.microsoft.com/office/2019/extlst" xmlns:r="http://schemas.openxmlformats.org/officeDocument/2006/relationships" xmlns:m="http://schemas.openxmlformats.org/officeDocument/2006/math" xmlns:v="urn:schemas-microsoft-com:vml" xmlns:wp14="http://schemas.microsoft.com/office/word/2010/wordprocessingDrawing" xmlns:wp="http://schemas.openxmlformats.org/drawingml/2006/wordprocessingDrawing" xmlns:w10="urn:schemas-microsoft-com:office:word" xmlns:w="http://schemas.openxmlformats.org/wordprocessingml/2006/main" xmlns:w14="http://schemas.microsoft.com/office/word/2010/wordml" xmlns:w15="http://schemas.microsoft.com/office/word/2012/wordml" xmlns:w16cex="http://schemas.microsoft.com/office/word/2018/wordml/cex" xmlns:w16cid="http://schemas.microsoft.com/office/word/2016/wordml/cid" xmlns:w16="http://schemas.microsoft.com/office/word/2018/wordml" xmlns:w16du="http://schemas.microsoft.com/office/word/2023/wordml/word16du" xmlns:w16sdtdh="http://schemas.microsoft.com/office/word/2020/wordml/sdtdatahash" xmlns:w16sdtfl="http://schemas.microsoft.com/office/word/2024/wordml/sdtformatlock" xmlns:w16se="http://schemas.microsoft.com/office/word/2015/wordml/symex" xmlns:wpg="http://schemas.microsoft.com/office/word/2010/wordprocessingGroup" xmlns:wpi="http://schemas.microsoft.com/office/word/2010/wordprocessingInk" xmlns:wne="http://schemas.microsoft.com/office/word/2006/wordml" xmlns:wps="http://schemas.microsoft.com/office/word/2010/wordprocessingShape" mc:Ignorable="w14 w15 w16se w16cid w16 w16cex w16sdtdh w16sdtfl w16du wp14">
+  <w:p>
+    <w:pPr>
+      <w:pStyle w:val="Header"/>
+    </w:pPr>
+  </w:p>
+</w:hdr>
+</file>
+
+<file path=word/header2.xml><?xml version="1.0" encoding="utf-8"?>
+<w:hdr xmlns:wpc="http://schemas.microsoft.com/office/word/2010/wordprocessingCanvas" xmlns:cx="http://schemas.microsoft.com/office/drawing/2014/chartex" xmlns:cx1="http://schemas.microsoft.com/office/drawing/2015/9/8/chartex" xmlns:cx2="http://schemas.microsoft.com/office/drawing/2015/10/21/chartex" xmlns:cx3="http://schemas.microsoft.com/office/drawing/2016/5/9/chartex" xmlns:cx4="http://schemas.microsoft.com/office/drawing/2016/5/10/chartex" xmlns:cx5="http://schemas.microsoft.com/office/drawing/2016/5/11/chartex" xmlns:cx6="http://schemas.microsoft.com/office/drawing/2016/5/12/chartex" xmlns:cx7="http://schemas.microsoft.com/office/drawing/2016/5/13/chartex" xmlns:cx8="http://schemas.microsoft.com/office/drawing/2016/5/14/chartex" xmlns:mc="http://schemas.openxmlformats.org/markup-compatibility/2006" xmlns:aink="http://schemas.microsoft.com/office/drawing/2016/ink" xmlns:am3d="http://schemas.microsoft.com/office/drawing/2017/model3d" xmlns:o="urn:schemas-microsoft-com:office:office" xmlns:oel="http://schemas.microsoft.com/office/2019/extlst" xmlns:r="http://schemas.openxmlformats.org/officeDocument/2006/relationships" xmlns:m="http://schemas.openxmlformats.org/officeDocument/2006/math" xmlns:v="urn:schemas-microsoft-com:vml" xmlns:wp14="http://schemas.microsoft.com/office/word/2010/wordprocessingDrawing" xmlns:wp="http://schemas.openxmlformats.org/drawingml/2006/wordprocessingDrawing" xmlns:w10="urn:schemas-microsoft-com:office:word" xmlns:w="http://schemas.openxmlformats.org/wordprocessingml/2006/main" xmlns:w14="http://schemas.microsoft.com/office/word/2010/wordml" xmlns:w15="http://schemas.microsoft.com/office/word/2012/wordml" xmlns:w16cex="http://schemas.microsoft.com/office/word/2018/wordml/cex" xmlns:w16cid="http://schemas.microsoft.com/office/word/2016/wordml/cid" xmlns:w16="http://schemas.microsoft.com/office/word/2018/wordml" xmlns:w16du="http://schemas.microsoft.com/office/word/2023/wordml/word16du" xmlns:w16sdtdh="http://schemas.microsoft.com/office/word/2020/wordml/sdtdatahash" xmlns:w16sdtfl="http://schemas.microsoft.com/office/word/2024/wordml/sdtformatlock" xmlns:w16se="http://schemas.microsoft.com/office/word/2015/wordml/symex" xmlns:wpg="http://schemas.microsoft.com/office/word/2010/wordprocessingGroup" xmlns:wpi="http://schemas.microsoft.com/office/word/2010/wordprocessingInk" xmlns:wne="http://schemas.microsoft.com/office/word/2006/wordml" xmlns:wps="http://schemas.microsoft.com/office/word/2010/wordprocessingShape" mc:Ignorable="w14 w15 w16se w16cid w16 w16cex w16sdtdh w16sdtfl w16du wp14">
+  <w:p>
+    <w:pPr>
+      <w:pStyle w:val="Header"/>
+    </w:pPr>
+    <w:r>
+      <w:rPr>
+        <w:noProof/>
+      </w:rPr>
+      <w:drawing>
+        <wp:inline distT="0" distB="0" distL="0" distR="0" wp14:anchorId="30509B36" wp14:editId="1F5F31B3">
+          <wp:extent cx="1103647" cy="1057275"/>
+          <wp:effectExtent l="0" t="0" r="1270" b="0"/>
+          <wp:docPr id="1101369741" name="Picture 6" descr="Don't Sit the AWS Generative AI Developer — Professional Exam ..."/>
+          <wp:cNvGraphicFramePr>
+            <a:graphicFrameLocks xmlns:a="http://schemas.openxmlformats.org/drawingml/2006/main" noChangeAspect="1"/>
+          </wp:cNvGraphicFramePr>
+          <a:graphic xmlns:a="http://schemas.openxmlformats.org/drawingml/2006/main">
+            <a:graphicData uri="http://schemas.openxmlformats.org/drawingml/2006/picture">
+              <pic:pic xmlns:pic="http://schemas.openxmlformats.org/drawingml/2006/picture">
+                <pic:nvPicPr>
+                  <pic:cNvPr id="0" name="Picture 11" descr="Don't Sit the AWS Generative AI Developer — Professional Exam ..."/>
+                  <pic:cNvPicPr>
+                    <a:picLocks noChangeAspect="1" noChangeArrowheads="1"/>
+                  </pic:cNvPicPr>
+                </pic:nvPicPr>
+                <pic:blipFill>
+                  <a:blip r:embed="rId1">
+                    <a:extLst>
+                      <a:ext uri="{28A0092B-C50C-407E-A947-70E740481C1C}">
+                        <a14:useLocalDpi xmlns:a14="http://schemas.microsoft.com/office/drawing/2010/main" val="0"/>
+                      </a:ext>
+                    </a:extLst>
+                  </a:blip>
+                  <a:srcRect/>
+                  <a:stretch>
+                    <a:fillRect/>
+                  </a:stretch>
+                </pic:blipFill>
+                <pic:spPr bwMode="auto">
+                  <a:xfrm>
+                    <a:off x="0" y="0"/>
+                    <a:ext cx="1104834" cy="1058412"/>
+                  </a:xfrm>
+                  <a:prstGeom prst="rect">
+                    <a:avLst/>
+                  </a:prstGeom>
+                  <a:noFill/>
+                  <a:ln>
+                    <a:noFill/>
+                  </a:ln>
+                </pic:spPr>
+              </pic:pic>
+            </a:graphicData>
+          </a:graphic>
+        </wp:inline>
+      </w:drawing>
+    </w:r>
+    <w:r>
+      <w:rPr>
+        <w:noProof/>
+      </w:rPr>
+      <w:drawing>
+        <wp:inline distT="0" distB="0" distL="0" distR="0" wp14:anchorId="664AFE81" wp14:editId="604BDBEC">
+          <wp:extent cx="1123950" cy="1123950"/>
+          <wp:effectExtent l="0" t="0" r="0" b="0"/>
+          <wp:docPr id="348683235" name="Picture 3" descr="Generative AI Leader Certification"/>
+          <wp:cNvGraphicFramePr>
+            <a:graphicFrameLocks xmlns:a="http://schemas.openxmlformats.org/drawingml/2006/main" noChangeAspect="1"/>
+          </wp:cNvGraphicFramePr>
+          <a:graphic xmlns:a="http://schemas.openxmlformats.org/drawingml/2006/main">
+            <a:graphicData uri="http://schemas.openxmlformats.org/drawingml/2006/picture">
+              <pic:pic xmlns:pic="http://schemas.openxmlformats.org/drawingml/2006/picture">
+                <pic:nvPicPr>
+                  <pic:cNvPr id="0" name="Picture 5" descr="Generative AI Leader Certification"/>
+                  <pic:cNvPicPr>
+                    <a:picLocks noChangeAspect="1" noChangeArrowheads="1"/>
+                  </pic:cNvPicPr>
+                </pic:nvPicPr>
+                <pic:blipFill>
+                  <a:blip r:embed="rId2">
+                    <a:extLst>
+                      <a:ext uri="{28A0092B-C50C-407E-A947-70E740481C1C}">
+                        <a14:useLocalDpi xmlns:a14="http://schemas.microsoft.com/office/drawing/2010/main" val="0"/>
+                      </a:ext>
+                    </a:extLst>
+                  </a:blip>
+                  <a:srcRect/>
+                  <a:stretch>
+                    <a:fillRect/>
+                  </a:stretch>
+                </pic:blipFill>
+                <pic:spPr bwMode="auto">
+                  <a:xfrm>
+                    <a:off x="0" y="0"/>
+                    <a:ext cx="1123950" cy="1123950"/>
+                  </a:xfrm>
+                  <a:prstGeom prst="rect">
+                    <a:avLst/>
+                  </a:prstGeom>
+                  <a:noFill/>
+                  <a:ln>
+                    <a:noFill/>
+                  </a:ln>
+                </pic:spPr>
+              </pic:pic>
+            </a:graphicData>
+          </a:graphic>
+        </wp:inline>
+      </w:drawing>
+    </w:r>
+    <w:r>
+      <w:rPr>
+        <w:noProof/>
+      </w:rPr>
+      <w:drawing>
+        <wp:inline distT="0" distB="0" distL="0" distR="0" wp14:anchorId="783046CD" wp14:editId="48C59781">
+          <wp:extent cx="1162050" cy="1162050"/>
+          <wp:effectExtent l="0" t="0" r="0" b="0"/>
+          <wp:docPr id="2109749357" name="Picture 4" descr="Oracle Database 12c Administrator Certified Professional - Credly"/>
+          <wp:cNvGraphicFramePr>
+            <a:graphicFrameLocks xmlns:a="http://schemas.openxmlformats.org/drawingml/2006/main" noChangeAspect="1"/>
+          </wp:cNvGraphicFramePr>
+          <a:graphic xmlns:a="http://schemas.openxmlformats.org/drawingml/2006/main">
+            <a:graphicData uri="http://schemas.openxmlformats.org/drawingml/2006/picture">
+              <pic:pic xmlns:pic="http://schemas.openxmlformats.org/drawingml/2006/picture">
+                <pic:nvPicPr>
+                  <pic:cNvPr id="0" name="Picture 7" descr="Oracle Database 12c Administrator Certified Professional - Credly"/>
+                  <pic:cNvPicPr>
+                    <a:picLocks noChangeAspect="1" noChangeArrowheads="1"/>
+                  </pic:cNvPicPr>
+                </pic:nvPicPr>
+                <pic:blipFill>
+                  <a:blip r:embed="rId3">
+                    <a:extLst>
+                      <a:ext uri="{28A0092B-C50C-407E-A947-70E740481C1C}">
+                        <a14:useLocalDpi xmlns:a14="http://schemas.microsoft.com/office/drawing/2010/main" val="0"/>
+                      </a:ext>
+                    </a:extLst>
+                  </a:blip>
+                  <a:srcRect/>
+                  <a:stretch>
+                    <a:fillRect/>
+                  </a:stretch>
+                </pic:blipFill>
+                <pic:spPr bwMode="auto">
+                  <a:xfrm>
+                    <a:off x="0" y="0"/>
+                    <a:ext cx="1162050" cy="1162050"/>
+                  </a:xfrm>
+                  <a:prstGeom prst="rect">
+                    <a:avLst/>
+                  </a:prstGeom>
+                  <a:noFill/>
+                  <a:ln>
+                    <a:noFill/>
+                  </a:ln>
+                </pic:spPr>
+              </pic:pic>
+            </a:graphicData>
+          </a:graphic>
+        </wp:inline>
+      </w:drawing>
+    </w:r>
+    <w:r>
+      <w:rPr>
+        <w:noProof/>
+      </w:rPr>
+      <w:drawing>
+        <wp:inline distT="0" distB="0" distL="0" distR="0" wp14:anchorId="2BCCBCF3" wp14:editId="6879815A">
+          <wp:extent cx="1171575" cy="1171575"/>
+          <wp:effectExtent l="0" t="0" r="9525" b="9525"/>
+          <wp:docPr id="36787801" name="Picture 1" descr="Meta Full-Stack Engineer Certificate - Credly"/>
+          <wp:cNvGraphicFramePr>
+            <a:graphicFrameLocks xmlns:a="http://schemas.openxmlformats.org/drawingml/2006/main" noChangeAspect="1"/>
+          </wp:cNvGraphicFramePr>
+          <a:graphic xmlns:a="http://schemas.openxmlformats.org/drawingml/2006/main">
+            <a:graphicData uri="http://schemas.openxmlformats.org/drawingml/2006/picture">
+              <pic:pic xmlns:pic="http://schemas.openxmlformats.org/drawingml/2006/picture">
+                <pic:nvPicPr>
+                  <pic:cNvPr id="0" name="Picture 1" descr="Meta Full-Stack Engineer Certificate - Credly"/>
+                  <pic:cNvPicPr>
+                    <a:picLocks noChangeAspect="1" noChangeArrowheads="1"/>
+                  </pic:cNvPicPr>
+                </pic:nvPicPr>
+                <pic:blipFill>
+                  <a:blip r:embed="rId4">
+                    <a:extLst>
+                      <a:ext uri="{28A0092B-C50C-407E-A947-70E740481C1C}">
+                        <a14:useLocalDpi xmlns:a14="http://schemas.microsoft.com/office/drawing/2010/main" val="0"/>
+                      </a:ext>
+                    </a:extLst>
+                  </a:blip>
+                  <a:srcRect/>
+                  <a:stretch>
+                    <a:fillRect/>
+                  </a:stretch>
+                </pic:blipFill>
+                <pic:spPr bwMode="auto">
+                  <a:xfrm>
+                    <a:off x="0" y="0"/>
+                    <a:ext cx="1171575" cy="1171575"/>
+                  </a:xfrm>
+                  <a:prstGeom prst="rect">
+                    <a:avLst/>
+                  </a:prstGeom>
+                  <a:noFill/>
+                  <a:ln>
+                    <a:noFill/>
+                  </a:ln>
+                </pic:spPr>
+              </pic:pic>
+            </a:graphicData>
+          </a:graphic>
+        </wp:inline>
+      </w:drawing>
+    </w:r>
+    <w:r>
+      <w:rPr>
+        <w:noProof/>
+      </w:rPr>
+      <w:drawing>
+        <wp:inline distT="0" distB="0" distL="0" distR="0" wp14:anchorId="34CE3174" wp14:editId="654BFEDD">
+          <wp:extent cx="1485900" cy="1050925"/>
+          <wp:effectExtent l="0" t="0" r="0" b="0"/>
+          <wp:docPr id="1181523660" name="Picture 5" descr="Google UX Design Professional Certificate - Reactree"/>
+          <wp:cNvGraphicFramePr>
+            <a:graphicFrameLocks xmlns:a="http://schemas.openxmlformats.org/drawingml/2006/main" noChangeAspect="1"/>
+          </wp:cNvGraphicFramePr>
+          <a:graphic xmlns:a="http://schemas.openxmlformats.org/drawingml/2006/main">
+            <a:graphicData uri="http://schemas.openxmlformats.org/drawingml/2006/picture">
+              <pic:pic xmlns:pic="http://schemas.openxmlformats.org/drawingml/2006/picture">
+                <pic:nvPicPr>
+                  <pic:cNvPr id="0" name="Picture 9" descr="Google UX Design Professional Certificate - Reactree"/>
+                  <pic:cNvPicPr>
+                    <a:picLocks noChangeAspect="1" noChangeArrowheads="1"/>
+                  </pic:cNvPicPr>
+                </pic:nvPicPr>
+                <pic:blipFill>
+                  <a:blip r:embed="rId5">
+                    <a:extLst>
+                      <a:ext uri="{28A0092B-C50C-407E-A947-70E740481C1C}">
+                        <a14:useLocalDpi xmlns:a14="http://schemas.microsoft.com/office/drawing/2010/main" val="0"/>
+                      </a:ext>
+                    </a:extLst>
+                  </a:blip>
+                  <a:srcRect/>
+                  <a:stretch>
+                    <a:fillRect/>
+                  </a:stretch>
+                </pic:blipFill>
+                <pic:spPr bwMode="auto">
+                  <a:xfrm>
+                    <a:off x="0" y="0"/>
+                    <a:ext cx="1507960" cy="1066527"/>
+                  </a:xfrm>
+                  <a:prstGeom prst="rect">
+                    <a:avLst/>
+                  </a:prstGeom>
+                  <a:noFill/>
+                  <a:ln>
+                    <a:noFill/>
+                  </a:ln>
+                </pic:spPr>
+              </pic:pic>
+            </a:graphicData>
+          </a:graphic>
+        </wp:inline>
+      </w:drawing>
+    </w:r>
+  </w:p>
+</w:hdr>
+</file>
+
+<file path=word/header3.xml><?xml version="1.0" encoding="utf-8"?>
+<w:hdr xmlns:wpc="http://schemas.microsoft.com/office/word/2010/wordprocessingCanvas" xmlns:cx="http://schemas.microsoft.com/office/drawing/2014/chartex" xmlns:cx1="http://schemas.microsoft.com/office/drawing/2015/9/8/chartex" xmlns:cx2="http://schemas.microsoft.com/office/drawing/2015/10/21/chartex" xmlns:cx3="http://schemas.microsoft.com/office/drawing/2016/5/9/chartex" xmlns:cx4="http://schemas.microsoft.com/office/drawing/2016/5/10/chartex" xmlns:cx5="http://schemas.microsoft.com/office/drawing/2016/5/11/chartex" xmlns:cx6="http://schemas.microsoft.com/office/drawing/2016/5/12/chartex" xmlns:cx7="http://schemas.microsoft.com/office/drawing/2016/5/13/chartex" xmlns:cx8="http://schemas.microsoft.com/office/drawing/2016/5/14/chartex" xmlns:mc="http://schemas.openxmlformats.org/markup-compatibility/2006" xmlns:aink="http://schemas.microsoft.com/office/drawing/2016/ink" xmlns:am3d="http://schemas.microsoft.com/office/drawing/2017/model3d" xmlns:o="urn:schemas-microsoft-com:office:office" xmlns:oel="http://schemas.microsoft.com/office/2019/extlst" xmlns:r="http://schemas.openxmlformats.org/officeDocument/2006/relationships" xmlns:m="http://schemas.openxmlformats.org/officeDocument/2006/math" xmlns:v="urn:schemas-microsoft-com:vml" xmlns:wp14="http://schemas.microsoft.com/office/word/2010/wordprocessingDrawing" xmlns:wp="http://schemas.openxmlformats.org/drawingml/2006/wordprocessingDrawing" xmlns:w10="urn:schemas-microsoft-com:office:word" xmlns:w="http://schemas.openxmlformats.org/wordprocessingml/2006/main" xmlns:w14="http://schemas.microsoft.com/office/word/2010/wordml" xmlns:w15="http://schemas.microsoft.com/office/word/2012/wordml" xmlns:w16cex="http://schemas.microsoft.com/office/word/2018/wordml/cex" xmlns:w16cid="http://schemas.microsoft.com/office/word/2016/wordml/cid" xmlns:w16="http://schemas.microsoft.com/office/word/2018/wordml" xmlns:w16du="http://schemas.microsoft.com/office/word/2023/wordml/word16du" xmlns:w16sdtdh="http://schemas.microsoft.com/office/word/2020/wordml/sdtdatahash" xmlns:w16sdtfl="http://schemas.microsoft.com/office/word/2024/wordml/sdtformatlock" xmlns:w16se="http://schemas.microsoft.com/office/word/2015/wordml/symex" xmlns:wpg="http://schemas.microsoft.com/office/word/2010/wordprocessingGroup" xmlns:wpi="http://schemas.microsoft.com/office/word/2010/wordprocessingInk" xmlns:wne="http://schemas.microsoft.com/office/word/2006/wordml" xmlns:wps="http://schemas.microsoft.com/office/word/2010/wordprocessingShape" mc:Ignorable="w14 w15 w16se w16cid w16 w16cex w16sdtdh w16sdtfl w16du wp14">
+  <w:p>
+    <w:pPr>
+      <w:pStyle w:val="Header"/>
+    </w:pPr>
+  </w:p>
+</w:hdr>
 </file>
 
 <file path=word/numbering.xml><?xml version="1.0" encoding="utf-8"?>
@@ -3203,6 +3821,48 @@
       <w:szCs w:val="24"/>
     </w:rPr>
   </w:style>
+  <w:style w:type="paragraph" w:styleId="Header">
+    <w:name w:val="header"/>
+    <w:basedOn w:val="Normal"/>
+    <w:link w:val="HeaderChar"/>
+    <w:uiPriority w:val="99"/>
+    <w:unhideWhenUsed/>
+    <w:rsid w:val="00E7388D"/>
+    <w:pPr>
+      <w:tabs>
+        <w:tab w:val="center" w:pos="4680"/>
+        <w:tab w:val="right" w:pos="9360"/>
+      </w:tabs>
+    </w:pPr>
+  </w:style>
+  <w:style w:type="character" w:customStyle="1" w:styleId="HeaderChar">
+    <w:name w:val="Header Char"/>
+    <w:basedOn w:val="DefaultParagraphFont"/>
+    <w:link w:val="Header"/>
+    <w:uiPriority w:val="99"/>
+    <w:rsid w:val="00E7388D"/>
+  </w:style>
+  <w:style w:type="paragraph" w:styleId="Footer">
+    <w:name w:val="footer"/>
+    <w:basedOn w:val="Normal"/>
+    <w:link w:val="FooterChar"/>
+    <w:uiPriority w:val="99"/>
+    <w:unhideWhenUsed/>
+    <w:rsid w:val="00E7388D"/>
+    <w:pPr>
+      <w:tabs>
+        <w:tab w:val="center" w:pos="4680"/>
+        <w:tab w:val="right" w:pos="9360"/>
+      </w:tabs>
+    </w:pPr>
+  </w:style>
+  <w:style w:type="character" w:customStyle="1" w:styleId="FooterChar">
+    <w:name w:val="Footer Char"/>
+    <w:basedOn w:val="DefaultParagraphFont"/>
+    <w:link w:val="Footer"/>
+    <w:uiPriority w:val="99"/>
+    <w:rsid w:val="00E7388D"/>
+  </w:style>
 </w:styles>
 </file>
 
